--- a/doc/MySQL8.0資料庫安裝與設定.docx
+++ b/doc/MySQL8.0資料庫安裝與設定.docx
@@ -133,7 +133,7 @@
         <w:pStyle w:val="tony-f1"/>
         <w:jc w:val="left"/>
         <w:rPr>
-          <w:rFonts w:eastAsiaTheme="minorEastAsia"/>
+          <w:rFonts w:eastAsiaTheme="minorEastAsia" w:hint="eastAsia"/>
         </w:rPr>
       </w:pPr>
       <w:r>
@@ -142,11 +142,37 @@
         </w:rPr>
         <w:t xml:space="preserve"># apt search </w:t>
       </w:r>
-      <w:r>
-        <w:rPr>
-          <w:rFonts w:eastAsiaTheme="minorEastAsia"/>
-        </w:rPr>
-        <w:t>mysql-server</w:t>
+      <w:proofErr w:type="spellStart"/>
+      <w:r>
+        <w:rPr>
+          <w:rFonts w:eastAsiaTheme="minorEastAsia"/>
+        </w:rPr>
+        <w:t>mysql</w:t>
+      </w:r>
+      <w:proofErr w:type="spellEnd"/>
+      <w:r>
+        <w:rPr>
+          <w:rFonts w:eastAsiaTheme="minorEastAsia"/>
+        </w:rPr>
+        <w:t>-server</w:t>
+      </w:r>
+      <w:r>
+        <w:rPr>
+          <w:rFonts w:eastAsiaTheme="minorEastAsia" w:hint="eastAsia"/>
+        </w:rPr>
+        <w:t xml:space="preserve">  (</w:t>
+      </w:r>
+      <w:r>
+        <w:rPr>
+          <w:rFonts w:eastAsiaTheme="minorEastAsia" w:hint="eastAsia"/>
+        </w:rPr>
+        <w:t>搜尋目前有的套件</w:t>
+      </w:r>
+      <w:r>
+        <w:rPr>
+          <w:rFonts w:eastAsiaTheme="minorEastAsia" w:hint="eastAsia"/>
+        </w:rPr>
+        <w:t>)</w:t>
       </w:r>
     </w:p>
     <w:p>
@@ -154,20 +180,34 @@
         <w:pStyle w:val="tony-f1"/>
         <w:jc w:val="left"/>
         <w:rPr>
-          <w:rFonts w:eastAsiaTheme="minorEastAsia"/>
-        </w:rPr>
-      </w:pPr>
-      <w:r>
-        <w:rPr>
           <w:rFonts w:eastAsiaTheme="minorEastAsia" w:hint="eastAsia"/>
         </w:rPr>
+      </w:pPr>
+      <w:r>
+        <w:rPr>
+          <w:rFonts w:eastAsiaTheme="minorEastAsia" w:hint="eastAsia"/>
+        </w:rPr>
         <w:t>#</w:t>
       </w:r>
       <w:r>
         <w:rPr>
           <w:rFonts w:eastAsiaTheme="minorEastAsia"/>
         </w:rPr>
-        <w:t xml:space="preserve"> sudo </w:t>
+        <w:t xml:space="preserve"> </w:t>
+      </w:r>
+      <w:proofErr w:type="spellStart"/>
+      <w:r>
+        <w:rPr>
+          <w:rFonts w:eastAsiaTheme="minorEastAsia"/>
+        </w:rPr>
+        <w:t>sudo</w:t>
+      </w:r>
+      <w:proofErr w:type="spellEnd"/>
+      <w:r>
+        <w:rPr>
+          <w:rFonts w:eastAsiaTheme="minorEastAsia"/>
+        </w:rPr>
+        <w:t xml:space="preserve"> </w:t>
       </w:r>
       <w:r>
         <w:rPr>
@@ -180,6 +220,36 @@
           <w:rFonts w:eastAsiaTheme="minorEastAsia"/>
         </w:rPr>
         <w:t>apt  update</w:t>
+      </w:r>
+      <w:r>
+        <w:rPr>
+          <w:rFonts w:eastAsiaTheme="minorEastAsia" w:hint="eastAsia"/>
+        </w:rPr>
+        <w:t xml:space="preserve"> (</w:t>
+      </w:r>
+      <w:r>
+        <w:rPr>
+          <w:rFonts w:eastAsiaTheme="minorEastAsia" w:hint="eastAsia"/>
+        </w:rPr>
+        <w:t>安裝前先做一起套件</w:t>
+      </w:r>
+      <w:r>
+        <w:rPr>
+          <w:rFonts w:eastAsiaTheme="minorEastAsia" w:hint="eastAsia"/>
+        </w:rPr>
+        <w:t>list</w:t>
+      </w:r>
+      <w:r>
+        <w:rPr>
+          <w:rFonts w:eastAsiaTheme="minorEastAsia" w:hint="eastAsia"/>
+        </w:rPr>
+        <w:t>更新到最新資料</w:t>
+      </w:r>
+      <w:r>
+        <w:rPr>
+          <w:rFonts w:eastAsiaTheme="minorEastAsia" w:hint="eastAsia"/>
+        </w:rPr>
+        <w:t>)</w:t>
       </w:r>
     </w:p>
     <w:p>
@@ -200,7 +270,21 @@
         <w:rPr>
           <w:rFonts w:eastAsiaTheme="minorEastAsia"/>
         </w:rPr>
-        <w:t>apt install mysql-server -y</w:t>
+        <w:t xml:space="preserve">apt install </w:t>
+      </w:r>
+      <w:proofErr w:type="spellStart"/>
+      <w:r>
+        <w:rPr>
+          <w:rFonts w:eastAsiaTheme="minorEastAsia"/>
+        </w:rPr>
+        <w:t>mysql</w:t>
+      </w:r>
+      <w:proofErr w:type="spellEnd"/>
+      <w:r>
+        <w:rPr>
+          <w:rFonts w:eastAsiaTheme="minorEastAsia"/>
+        </w:rPr>
+        <w:t>-server -y</w:t>
       </w:r>
     </w:p>
     <w:p>
@@ -217,11 +301,19 @@
         </w:rPr>
         <w:t xml:space="preserve"># </w:t>
       </w:r>
-      <w:r>
-        <w:rPr>
-          <w:rFonts w:eastAsiaTheme="minorEastAsia"/>
-        </w:rPr>
-        <w:t>mysql --version</w:t>
+      <w:proofErr w:type="spellStart"/>
+      <w:r>
+        <w:rPr>
+          <w:rFonts w:eastAsiaTheme="minorEastAsia"/>
+        </w:rPr>
+        <w:t>mysql</w:t>
+      </w:r>
+      <w:proofErr w:type="spellEnd"/>
+      <w:r>
+        <w:rPr>
+          <w:rFonts w:eastAsiaTheme="minorEastAsia"/>
+        </w:rPr>
+        <w:t xml:space="preserve"> --version</w:t>
       </w:r>
     </w:p>
     <w:p>
@@ -238,12 +330,28 @@
         </w:rPr>
         <w:t xml:space="preserve"># </w:t>
       </w:r>
-      <w:r>
-        <w:rPr>
-          <w:rFonts w:eastAsiaTheme="minorEastAsia"/>
-        </w:rPr>
-        <w:t>systemctl status mysql</w:t>
-      </w:r>
+      <w:proofErr w:type="spellStart"/>
+      <w:r>
+        <w:rPr>
+          <w:rFonts w:eastAsiaTheme="minorEastAsia"/>
+        </w:rPr>
+        <w:t>systemctl</w:t>
+      </w:r>
+      <w:proofErr w:type="spellEnd"/>
+      <w:r>
+        <w:rPr>
+          <w:rFonts w:eastAsiaTheme="minorEastAsia"/>
+        </w:rPr>
+        <w:t xml:space="preserve"> status </w:t>
+      </w:r>
+      <w:proofErr w:type="spellStart"/>
+      <w:r>
+        <w:rPr>
+          <w:rFonts w:eastAsiaTheme="minorEastAsia"/>
+        </w:rPr>
+        <w:t>mysql</w:t>
+      </w:r>
+      <w:proofErr w:type="spellEnd"/>
     </w:p>
     <w:p>
       <w:pPr>
@@ -324,12 +432,28 @@
         </w:rPr>
         <w:t xml:space="preserve"># </w:t>
       </w:r>
-      <w:r>
-        <w:rPr>
-          <w:rFonts w:eastAsiaTheme="minorEastAsia"/>
-        </w:rPr>
-        <w:t>systemctl enable mysql</w:t>
-      </w:r>
+      <w:proofErr w:type="spellStart"/>
+      <w:r>
+        <w:rPr>
+          <w:rFonts w:eastAsiaTheme="minorEastAsia"/>
+        </w:rPr>
+        <w:t>systemctl</w:t>
+      </w:r>
+      <w:proofErr w:type="spellEnd"/>
+      <w:r>
+        <w:rPr>
+          <w:rFonts w:eastAsiaTheme="minorEastAsia"/>
+        </w:rPr>
+        <w:t xml:space="preserve"> enable </w:t>
+      </w:r>
+      <w:proofErr w:type="spellStart"/>
+      <w:r>
+        <w:rPr>
+          <w:rFonts w:eastAsiaTheme="minorEastAsia"/>
+        </w:rPr>
+        <w:t>mysql</w:t>
+      </w:r>
+      <w:proofErr w:type="spellEnd"/>
     </w:p>
     <w:p>
       <w:pPr>
@@ -345,20 +469,28 @@
         <w:pStyle w:val="tony-f1"/>
         <w:jc w:val="left"/>
         <w:rPr>
+          <w:rFonts w:eastAsiaTheme="minorEastAsia"/>
+        </w:rPr>
+      </w:pPr>
+      <w:r>
+        <w:rPr>
           <w:rFonts w:eastAsiaTheme="minorEastAsia" w:hint="eastAsia"/>
         </w:rPr>
-      </w:pPr>
-      <w:r>
-        <w:rPr>
-          <w:rFonts w:eastAsiaTheme="minorEastAsia" w:hint="eastAsia"/>
-        </w:rPr>
         <w:t>安裝</w:t>
       </w:r>
-      <w:r>
-        <w:rPr>
-          <w:rFonts w:eastAsiaTheme="minorEastAsia"/>
-        </w:rPr>
-        <w:t>mysql-workbench</w:t>
+      <w:proofErr w:type="spellStart"/>
+      <w:r>
+        <w:rPr>
+          <w:rFonts w:eastAsiaTheme="minorEastAsia"/>
+        </w:rPr>
+        <w:t>mysql</w:t>
+      </w:r>
+      <w:proofErr w:type="spellEnd"/>
+      <w:r>
+        <w:rPr>
+          <w:rFonts w:eastAsiaTheme="minorEastAsia"/>
+        </w:rPr>
+        <w:t>-workbench</w:t>
       </w:r>
       <w:r>
         <w:rPr>
@@ -389,12 +521,37 @@
         <w:lastRenderedPageBreak/>
         <w:t xml:space="preserve"># </w:t>
       </w:r>
+      <w:proofErr w:type="spellStart"/>
       <w:r>
         <w:rPr>
           <w:rFonts w:eastAsia="標楷體"/>
           <w:sz w:val="32"/>
         </w:rPr>
-        <w:t>sudo snap install mysql-workbench-community</w:t>
+        <w:t>sudo</w:t>
+      </w:r>
+      <w:proofErr w:type="spellEnd"/>
+      <w:r>
+        <w:rPr>
+          <w:rFonts w:eastAsia="標楷體"/>
+          <w:sz w:val="32"/>
+        </w:rPr>
+        <w:t xml:space="preserve"> snap install </w:t>
+      </w:r>
+      <w:proofErr w:type="spellStart"/>
+      <w:r>
+        <w:rPr>
+          <w:rFonts w:eastAsia="標楷體"/>
+          <w:sz w:val="32"/>
+        </w:rPr>
+        <w:t>mysql</w:t>
+      </w:r>
+      <w:proofErr w:type="spellEnd"/>
+      <w:r>
+        <w:rPr>
+          <w:rFonts w:eastAsia="標楷體"/>
+          <w:sz w:val="32"/>
+        </w:rPr>
+        <w:t>-workbench-community</w:t>
       </w:r>
     </w:p>
     <w:p>
@@ -411,12 +568,28 @@
         </w:rPr>
         <w:t xml:space="preserve"># </w:t>
       </w:r>
-      <w:r>
-        <w:rPr>
-          <w:rFonts w:eastAsiaTheme="minorEastAsia"/>
-        </w:rPr>
-        <w:t>sudo mysql_secure_installation</w:t>
-      </w:r>
+      <w:proofErr w:type="spellStart"/>
+      <w:r>
+        <w:rPr>
+          <w:rFonts w:eastAsiaTheme="minorEastAsia"/>
+        </w:rPr>
+        <w:t>sudo</w:t>
+      </w:r>
+      <w:proofErr w:type="spellEnd"/>
+      <w:r>
+        <w:rPr>
+          <w:rFonts w:eastAsiaTheme="minorEastAsia"/>
+        </w:rPr>
+        <w:t xml:space="preserve"> </w:t>
+      </w:r>
+      <w:proofErr w:type="spellStart"/>
+      <w:r>
+        <w:rPr>
+          <w:rFonts w:eastAsiaTheme="minorEastAsia"/>
+        </w:rPr>
+        <w:t>mysql_secure_installation</w:t>
+      </w:r>
+      <w:proofErr w:type="spellEnd"/>
       <w:r>
         <w:rPr>
           <w:rFonts w:eastAsiaTheme="minorEastAsia" w:hint="eastAsia"/>
@@ -523,12 +696,28 @@
         </w:rPr>
         <w:t xml:space="preserve"># </w:t>
       </w:r>
-      <w:r>
-        <w:rPr>
-          <w:rFonts w:eastAsiaTheme="minorEastAsia"/>
-        </w:rPr>
-        <w:t>systemctl restart mysql</w:t>
-      </w:r>
+      <w:proofErr w:type="spellStart"/>
+      <w:r>
+        <w:rPr>
+          <w:rFonts w:eastAsiaTheme="minorEastAsia"/>
+        </w:rPr>
+        <w:t>systemctl</w:t>
+      </w:r>
+      <w:proofErr w:type="spellEnd"/>
+      <w:r>
+        <w:rPr>
+          <w:rFonts w:eastAsiaTheme="minorEastAsia"/>
+        </w:rPr>
+        <w:t xml:space="preserve"> restart </w:t>
+      </w:r>
+      <w:proofErr w:type="spellStart"/>
+      <w:r>
+        <w:rPr>
+          <w:rFonts w:eastAsiaTheme="minorEastAsia"/>
+        </w:rPr>
+        <w:t>mysql</w:t>
+      </w:r>
+      <w:proofErr w:type="spellEnd"/>
     </w:p>
     <w:p/>
     <w:p>
@@ -622,25 +811,47 @@
         <w:pStyle w:val="tony-f1"/>
         <w:jc w:val="left"/>
         <w:rPr>
+          <w:rFonts w:eastAsiaTheme="minorEastAsia"/>
+        </w:rPr>
+      </w:pPr>
+      <w:r>
+        <w:rPr>
           <w:rFonts w:eastAsiaTheme="minorEastAsia" w:hint="eastAsia"/>
         </w:rPr>
-      </w:pPr>
+        <w:t xml:space="preserve"># </w:t>
+      </w:r>
+      <w:proofErr w:type="spellStart"/>
       <w:r>
         <w:rPr>
           <w:rFonts w:eastAsiaTheme="minorEastAsia" w:hint="eastAsia"/>
         </w:rPr>
-        <w:t xml:space="preserve"># sudo  </w:t>
-      </w:r>
-      <w:r>
-        <w:rPr>
-          <w:rFonts w:eastAsiaTheme="minorEastAsia"/>
-        </w:rPr>
-        <w:t xml:space="preserve">mysql </w:t>
-      </w:r>
+        <w:t>sudo</w:t>
+      </w:r>
+      <w:proofErr w:type="spellEnd"/>
       <w:r>
         <w:rPr>
           <w:rFonts w:eastAsiaTheme="minorEastAsia" w:hint="eastAsia"/>
         </w:rPr>
+        <w:t xml:space="preserve">  </w:t>
+      </w:r>
+      <w:proofErr w:type="spellStart"/>
+      <w:r>
+        <w:rPr>
+          <w:rFonts w:eastAsiaTheme="minorEastAsia"/>
+        </w:rPr>
+        <w:t>mysql</w:t>
+      </w:r>
+      <w:proofErr w:type="spellEnd"/>
+      <w:r>
+        <w:rPr>
+          <w:rFonts w:eastAsiaTheme="minorEastAsia"/>
+        </w:rPr>
+        <w:t xml:space="preserve"> </w:t>
+      </w:r>
+      <w:r>
+        <w:rPr>
+          <w:rFonts w:eastAsiaTheme="minorEastAsia" w:hint="eastAsia"/>
+        </w:rPr>
         <w:t xml:space="preserve"> -</w:t>
       </w:r>
       <w:r>
@@ -685,30 +896,28 @@
         </w:rPr>
         <w:t>若未設密碼可用</w:t>
       </w:r>
+      <w:proofErr w:type="spellStart"/>
       <w:r>
         <w:rPr>
           <w:rFonts w:eastAsiaTheme="minorEastAsia" w:hint="eastAsia"/>
         </w:rPr>
         <w:t>sudo</w:t>
       </w:r>
+      <w:proofErr w:type="spellEnd"/>
       <w:r>
         <w:rPr>
           <w:rFonts w:eastAsiaTheme="minorEastAsia" w:hint="eastAsia"/>
         </w:rPr>
-        <w:t xml:space="preserve"> </w:t>
-      </w:r>
-      <w:r>
-        <w:rPr>
-          <w:rFonts w:eastAsiaTheme="minorEastAsia" w:hint="eastAsia"/>
-        </w:rPr>
-        <w:t xml:space="preserve"> </w:t>
-      </w:r>
+        <w:t xml:space="preserve">  </w:t>
+      </w:r>
+      <w:proofErr w:type="spellStart"/>
       <w:r>
         <w:rPr>
           <w:rFonts w:eastAsiaTheme="minorEastAsia"/>
         </w:rPr>
         <w:t>mysql</w:t>
       </w:r>
+      <w:proofErr w:type="spellEnd"/>
       <w:r>
         <w:rPr>
           <w:rFonts w:eastAsiaTheme="minorEastAsia" w:hint="eastAsia"/>
@@ -740,7 +949,21 @@
         <w:rPr>
           <w:rFonts w:eastAsiaTheme="minorEastAsia"/>
         </w:rPr>
-        <w:t>SHOW VARIABLES LIKE 'validate_password%'</w:t>
+        <w:t>SHOW VARIABLES LIKE '</w:t>
+      </w:r>
+      <w:proofErr w:type="spellStart"/>
+      <w:r>
+        <w:rPr>
+          <w:rFonts w:eastAsiaTheme="minorEastAsia"/>
+        </w:rPr>
+        <w:t>validate_password</w:t>
+      </w:r>
+      <w:proofErr w:type="spellEnd"/>
+      <w:r>
+        <w:rPr>
+          <w:rFonts w:eastAsiaTheme="minorEastAsia"/>
+        </w:rPr>
+        <w:t>%'</w:t>
       </w:r>
       <w:r>
         <w:rPr>
@@ -855,7 +1078,20 @@
         <w:t>GLOBAL</w:t>
       </w:r>
       <w:r>
-        <w:t xml:space="preserve"> validate_password.policy </w:t>
+        <w:t xml:space="preserve"> </w:t>
+      </w:r>
+      <w:proofErr w:type="spellStart"/>
+      <w:r>
+        <w:t>validate_</w:t>
+      </w:r>
+      <w:proofErr w:type="gramStart"/>
+      <w:r>
+        <w:t>password.policy</w:t>
+      </w:r>
+      <w:proofErr w:type="spellEnd"/>
+      <w:proofErr w:type="gramEnd"/>
+      <w:r>
+        <w:t xml:space="preserve"> </w:t>
       </w:r>
       <w:r>
         <w:rPr>
@@ -898,7 +1134,20 @@
         <w:t>GLOBAL</w:t>
       </w:r>
       <w:r>
-        <w:t xml:space="preserve"> validate_password.length </w:t>
+        <w:t xml:space="preserve"> </w:t>
+      </w:r>
+      <w:proofErr w:type="spellStart"/>
+      <w:r>
+        <w:t>validate_</w:t>
+      </w:r>
+      <w:proofErr w:type="gramStart"/>
+      <w:r>
+        <w:t>password.length</w:t>
+      </w:r>
+      <w:proofErr w:type="spellEnd"/>
+      <w:proofErr w:type="gramEnd"/>
+      <w:r>
+        <w:t xml:space="preserve"> </w:t>
       </w:r>
       <w:r>
         <w:rPr>
@@ -937,13 +1186,27 @@
         <w:rPr>
           <w:rFonts w:eastAsiaTheme="minorEastAsia"/>
         </w:rPr>
-        <w:t>CREATE USER 'tony</w:t>
-      </w:r>
-      <w:r>
-        <w:rPr>
-          <w:rFonts w:eastAsiaTheme="minorEastAsia"/>
-        </w:rPr>
-        <w:t>'@'localhost' IDENTIFIED BY '</w:t>
+        <w:t>CREATE USER '</w:t>
+      </w:r>
+      <w:proofErr w:type="spellStart"/>
+      <w:r>
+        <w:rPr>
+          <w:rFonts w:eastAsiaTheme="minorEastAsia"/>
+        </w:rPr>
+        <w:t>tony</w:t>
+      </w:r>
+      <w:r>
+        <w:rPr>
+          <w:rFonts w:eastAsiaTheme="minorEastAsia"/>
+        </w:rPr>
+        <w:t>'@'localhost</w:t>
+      </w:r>
+      <w:proofErr w:type="spellEnd"/>
+      <w:r>
+        <w:rPr>
+          <w:rFonts w:eastAsiaTheme="minorEastAsia"/>
+        </w:rPr>
+        <w:t>' IDENTIFIED BY '</w:t>
       </w:r>
       <w:r>
         <w:rPr>
@@ -994,13 +1257,41 @@
         <w:rPr>
           <w:rFonts w:eastAsiaTheme="minorEastAsia"/>
         </w:rPr>
-        <w:t>NT ALL PRIVILEGES ON *.* TO 'tony</w:t>
-      </w:r>
-      <w:r>
-        <w:rPr>
-          <w:rFonts w:eastAsiaTheme="minorEastAsia"/>
-        </w:rPr>
-        <w:t>'@'localhost';</w:t>
+        <w:t xml:space="preserve">NT ALL PRIVILEGES ON </w:t>
+      </w:r>
+      <w:proofErr w:type="gramStart"/>
+      <w:r>
+        <w:rPr>
+          <w:rFonts w:eastAsiaTheme="minorEastAsia"/>
+        </w:rPr>
+        <w:t>*.*</w:t>
+      </w:r>
+      <w:proofErr w:type="gramEnd"/>
+      <w:r>
+        <w:rPr>
+          <w:rFonts w:eastAsiaTheme="minorEastAsia"/>
+        </w:rPr>
+        <w:t xml:space="preserve"> TO '</w:t>
+      </w:r>
+      <w:proofErr w:type="spellStart"/>
+      <w:r>
+        <w:rPr>
+          <w:rFonts w:eastAsiaTheme="minorEastAsia"/>
+        </w:rPr>
+        <w:t>tony</w:t>
+      </w:r>
+      <w:r>
+        <w:rPr>
+          <w:rFonts w:eastAsiaTheme="minorEastAsia"/>
+        </w:rPr>
+        <w:t>'@'localhost</w:t>
+      </w:r>
+      <w:proofErr w:type="spellEnd"/>
+      <w:r>
+        <w:rPr>
+          <w:rFonts w:eastAsiaTheme="minorEastAsia"/>
+        </w:rPr>
+        <w:t>';</w:t>
       </w:r>
     </w:p>
     <w:p>
@@ -1042,7 +1333,15 @@
         <w:t>FROM</w:t>
       </w:r>
       <w:r>
-        <w:t xml:space="preserve"> mysql.user;</w:t>
+        <w:t xml:space="preserve"> </w:t>
+      </w:r>
+      <w:proofErr w:type="spellStart"/>
+      <w:r>
+        <w:t>mysql.user</w:t>
+      </w:r>
+      <w:proofErr w:type="spellEnd"/>
+      <w:r>
+        <w:t>;</w:t>
       </w:r>
     </w:p>
     <w:p>
@@ -1166,14 +1465,52 @@
         </w:rPr>
         <w:t xml:space="preserve"># </w:t>
       </w:r>
+      <w:proofErr w:type="spellStart"/>
       <w:r>
         <w:rPr>
           <w:color w:val="EE0000"/>
           <w:spacing w:val="15"/>
           <w:shd w:val="clear" w:color="auto" w:fill="FFFFFF"/>
         </w:rPr>
-        <w:t>sudo ss -tlnp | grep mysql</w:t>
-      </w:r>
+        <w:t>sudo</w:t>
+      </w:r>
+      <w:proofErr w:type="spellEnd"/>
+      <w:r>
+        <w:rPr>
+          <w:color w:val="EE0000"/>
+          <w:spacing w:val="15"/>
+          <w:shd w:val="clear" w:color="auto" w:fill="FFFFFF"/>
+        </w:rPr>
+        <w:t xml:space="preserve"> ss -</w:t>
+      </w:r>
+      <w:proofErr w:type="spellStart"/>
+      <w:r>
+        <w:rPr>
+          <w:color w:val="EE0000"/>
+          <w:spacing w:val="15"/>
+          <w:shd w:val="clear" w:color="auto" w:fill="FFFFFF"/>
+        </w:rPr>
+        <w:t>tlnp</w:t>
+      </w:r>
+      <w:proofErr w:type="spellEnd"/>
+      <w:r>
+        <w:rPr>
+          <w:color w:val="EE0000"/>
+          <w:spacing w:val="15"/>
+          <w:shd w:val="clear" w:color="auto" w:fill="FFFFFF"/>
+        </w:rPr>
+        <w:t xml:space="preserve"> | grep </w:t>
+      </w:r>
+      <w:proofErr w:type="spellStart"/>
+      <w:r>
+        <w:rPr>
+          <w:color w:val="EE0000"/>
+          <w:spacing w:val="15"/>
+          <w:shd w:val="clear" w:color="auto" w:fill="FFFFFF"/>
+        </w:rPr>
+        <w:t>mysql</w:t>
+      </w:r>
+      <w:proofErr w:type="spellEnd"/>
     </w:p>
     <w:p>
       <w:pPr>
@@ -1280,12 +1617,21 @@
         </w:rPr>
         <w:t xml:space="preserve"># </w:t>
       </w:r>
+      <w:proofErr w:type="spellStart"/>
       <w:r>
         <w:rPr>
           <w:rFonts w:eastAsiaTheme="minorEastAsia"/>
           <w:color w:val="EE0000"/>
         </w:rPr>
-        <w:t xml:space="preserve">sudo </w:t>
+        <w:t>sudo</w:t>
+      </w:r>
+      <w:proofErr w:type="spellEnd"/>
+      <w:r>
+        <w:rPr>
+          <w:rFonts w:eastAsiaTheme="minorEastAsia"/>
+          <w:color w:val="EE0000"/>
+        </w:rPr>
+        <w:t xml:space="preserve"> </w:t>
       </w:r>
       <w:r>
         <w:rPr>
@@ -1299,8 +1645,65 @@
           <w:rFonts w:eastAsiaTheme="minorEastAsia"/>
           <w:color w:val="EE0000"/>
         </w:rPr>
-        <w:t xml:space="preserve"> /etc/mysql/mysql.conf.d/mysqld.cnf</w:t>
-      </w:r>
+        <w:t xml:space="preserve"> /</w:t>
+      </w:r>
+      <w:proofErr w:type="spellStart"/>
+      <w:r>
+        <w:rPr>
+          <w:rFonts w:eastAsiaTheme="minorEastAsia"/>
+          <w:color w:val="EE0000"/>
+        </w:rPr>
+        <w:t>etc</w:t>
+      </w:r>
+      <w:proofErr w:type="spellEnd"/>
+      <w:r>
+        <w:rPr>
+          <w:rFonts w:eastAsiaTheme="minorEastAsia"/>
+          <w:color w:val="EE0000"/>
+        </w:rPr>
+        <w:t>/</w:t>
+      </w:r>
+      <w:proofErr w:type="spellStart"/>
+      <w:r>
+        <w:rPr>
+          <w:rFonts w:eastAsiaTheme="minorEastAsia"/>
+          <w:color w:val="EE0000"/>
+        </w:rPr>
+        <w:t>mysql</w:t>
+      </w:r>
+      <w:proofErr w:type="spellEnd"/>
+      <w:r>
+        <w:rPr>
+          <w:rFonts w:eastAsiaTheme="minorEastAsia"/>
+          <w:color w:val="EE0000"/>
+        </w:rPr>
+        <w:t>/</w:t>
+      </w:r>
+      <w:proofErr w:type="spellStart"/>
+      <w:r>
+        <w:rPr>
+          <w:rFonts w:eastAsiaTheme="minorEastAsia"/>
+          <w:color w:val="EE0000"/>
+        </w:rPr>
+        <w:t>mysql.conf.d</w:t>
+      </w:r>
+      <w:proofErr w:type="spellEnd"/>
+      <w:r>
+        <w:rPr>
+          <w:rFonts w:eastAsiaTheme="minorEastAsia"/>
+          <w:color w:val="EE0000"/>
+        </w:rPr>
+        <w:t>/</w:t>
+      </w:r>
+      <w:proofErr w:type="spellStart"/>
+      <w:r>
+        <w:rPr>
+          <w:rFonts w:eastAsiaTheme="minorEastAsia"/>
+          <w:color w:val="EE0000"/>
+        </w:rPr>
+        <w:t>mysqld.cnf</w:t>
+      </w:r>
+      <w:proofErr w:type="spellEnd"/>
     </w:p>
     <w:p>
       <w:pPr>
@@ -1374,13 +1777,31 @@
         </w:rPr>
         <w:t xml:space="preserve"># </w:t>
       </w:r>
+      <w:proofErr w:type="spellStart"/>
       <w:r>
         <w:rPr>
           <w:rFonts w:eastAsiaTheme="minorEastAsia"/>
           <w:color w:val="EE0000"/>
         </w:rPr>
-        <w:t>systemctl restart mysql</w:t>
-      </w:r>
+        <w:t>systemctl</w:t>
+      </w:r>
+      <w:proofErr w:type="spellEnd"/>
+      <w:r>
+        <w:rPr>
+          <w:rFonts w:eastAsiaTheme="minorEastAsia"/>
+          <w:color w:val="EE0000"/>
+        </w:rPr>
+        <w:t xml:space="preserve"> restart </w:t>
+      </w:r>
+      <w:proofErr w:type="spellStart"/>
+      <w:r>
+        <w:rPr>
+          <w:rFonts w:eastAsiaTheme="minorEastAsia"/>
+          <w:color w:val="EE0000"/>
+        </w:rPr>
+        <w:t>mysql</w:t>
+      </w:r>
+      <w:proofErr w:type="spellEnd"/>
       <w:r>
         <w:rPr>
           <w:rFonts w:eastAsiaTheme="minorEastAsia" w:hint="eastAsia"/>
@@ -1418,14 +1839,52 @@
         </w:rPr>
         <w:t xml:space="preserve"># </w:t>
       </w:r>
+      <w:proofErr w:type="spellStart"/>
       <w:r>
         <w:rPr>
           <w:color w:val="212529"/>
           <w:spacing w:val="15"/>
           <w:shd w:val="clear" w:color="auto" w:fill="FFFFFF"/>
         </w:rPr>
-        <w:t>sudo ss -tlnp | grep mysql</w:t>
-      </w:r>
+        <w:t>sudo</w:t>
+      </w:r>
+      <w:proofErr w:type="spellEnd"/>
+      <w:r>
+        <w:rPr>
+          <w:color w:val="212529"/>
+          <w:spacing w:val="15"/>
+          <w:shd w:val="clear" w:color="auto" w:fill="FFFFFF"/>
+        </w:rPr>
+        <w:t xml:space="preserve"> ss -</w:t>
+      </w:r>
+      <w:proofErr w:type="spellStart"/>
+      <w:r>
+        <w:rPr>
+          <w:color w:val="212529"/>
+          <w:spacing w:val="15"/>
+          <w:shd w:val="clear" w:color="auto" w:fill="FFFFFF"/>
+        </w:rPr>
+        <w:t>tlnp</w:t>
+      </w:r>
+      <w:proofErr w:type="spellEnd"/>
+      <w:r>
+        <w:rPr>
+          <w:color w:val="212529"/>
+          <w:spacing w:val="15"/>
+          <w:shd w:val="clear" w:color="auto" w:fill="FFFFFF"/>
+        </w:rPr>
+        <w:t xml:space="preserve"> | grep </w:t>
+      </w:r>
+      <w:proofErr w:type="spellStart"/>
+      <w:r>
+        <w:rPr>
+          <w:color w:val="212529"/>
+          <w:spacing w:val="15"/>
+          <w:shd w:val="clear" w:color="auto" w:fill="FFFFFF"/>
+        </w:rPr>
+        <w:t>mysql</w:t>
+      </w:r>
+      <w:proofErr w:type="spellEnd"/>
     </w:p>
     <w:p>
       <w:pPr>
@@ -1490,24 +1949,43 @@
         </w:rPr>
         <w:t xml:space="preserve"># </w:t>
       </w:r>
+      <w:proofErr w:type="spellStart"/>
+      <w:proofErr w:type="gramStart"/>
       <w:r>
         <w:rPr>
           <w:rFonts w:eastAsiaTheme="minorEastAsia" w:hint="eastAsia"/>
         </w:rPr>
-        <w:t xml:space="preserve">sudo  </w:t>
-      </w:r>
-      <w:r>
-        <w:rPr>
-          <w:rFonts w:eastAsiaTheme="minorEastAsia"/>
-        </w:rPr>
-        <w:t xml:space="preserve">mysql </w:t>
-      </w:r>
+        <w:t>sudo</w:t>
+      </w:r>
+      <w:proofErr w:type="spellEnd"/>
       <w:r>
         <w:rPr>
           <w:rFonts w:eastAsiaTheme="minorEastAsia" w:hint="eastAsia"/>
         </w:rPr>
+        <w:t xml:space="preserve">  </w:t>
+      </w:r>
+      <w:proofErr w:type="spellStart"/>
+      <w:r>
+        <w:rPr>
+          <w:rFonts w:eastAsiaTheme="minorEastAsia"/>
+        </w:rPr>
+        <w:t>mysql</w:t>
+      </w:r>
+      <w:proofErr w:type="spellEnd"/>
+      <w:proofErr w:type="gramEnd"/>
+      <w:r>
+        <w:rPr>
+          <w:rFonts w:eastAsiaTheme="minorEastAsia"/>
+        </w:rPr>
+        <w:t xml:space="preserve"> </w:t>
+      </w:r>
+      <w:r>
+        <w:rPr>
+          <w:rFonts w:eastAsiaTheme="minorEastAsia" w:hint="eastAsia"/>
+        </w:rPr>
         <w:t xml:space="preserve"> -</w:t>
       </w:r>
+      <w:proofErr w:type="gramStart"/>
       <w:r>
         <w:rPr>
           <w:rFonts w:eastAsiaTheme="minorEastAsia"/>
@@ -1524,7 +2002,14 @@
         <w:rPr>
           <w:rFonts w:eastAsiaTheme="minorEastAsia"/>
         </w:rPr>
-        <w:t xml:space="preserve">root </w:t>
+        <w:t>root</w:t>
+      </w:r>
+      <w:proofErr w:type="gramEnd"/>
+      <w:r>
+        <w:rPr>
+          <w:rFonts w:eastAsiaTheme="minorEastAsia"/>
+        </w:rPr>
+        <w:t xml:space="preserve"> </w:t>
       </w:r>
       <w:r>
         <w:rPr>
@@ -1586,7 +2071,29 @@
         <w:rPr>
           <w:szCs w:val="24"/>
         </w:rPr>
-        <w:t xml:space="preserve"> validate_password.policy </w:t>
+        <w:t xml:space="preserve"> </w:t>
+      </w:r>
+      <w:proofErr w:type="spellStart"/>
+      <w:r>
+        <w:rPr>
+          <w:szCs w:val="24"/>
+        </w:rPr>
+        <w:t>validate_</w:t>
+      </w:r>
+      <w:proofErr w:type="gramStart"/>
+      <w:r>
+        <w:rPr>
+          <w:szCs w:val="24"/>
+        </w:rPr>
+        <w:t>password.policy</w:t>
+      </w:r>
+      <w:proofErr w:type="spellEnd"/>
+      <w:proofErr w:type="gramEnd"/>
+      <w:r>
+        <w:rPr>
+          <w:szCs w:val="24"/>
+        </w:rPr>
+        <w:t xml:space="preserve"> </w:t>
       </w:r>
       <w:r>
         <w:rPr>
@@ -1642,7 +2149,29 @@
         <w:rPr>
           <w:szCs w:val="24"/>
         </w:rPr>
-        <w:t xml:space="preserve"> validate_password.length </w:t>
+        <w:t xml:space="preserve"> </w:t>
+      </w:r>
+      <w:proofErr w:type="spellStart"/>
+      <w:r>
+        <w:rPr>
+          <w:szCs w:val="24"/>
+        </w:rPr>
+        <w:t>validate_</w:t>
+      </w:r>
+      <w:proofErr w:type="gramStart"/>
+      <w:r>
+        <w:rPr>
+          <w:szCs w:val="24"/>
+        </w:rPr>
+        <w:t>password.length</w:t>
+      </w:r>
+      <w:proofErr w:type="spellEnd"/>
+      <w:proofErr w:type="gramEnd"/>
+      <w:r>
+        <w:rPr>
+          <w:szCs w:val="24"/>
+        </w:rPr>
+        <w:t xml:space="preserve"> </w:t>
       </w:r>
       <w:r>
         <w:rPr>
@@ -1725,7 +2254,32 @@
           <w:rFonts w:eastAsiaTheme="minorEastAsia"/>
           <w:szCs w:val="24"/>
         </w:rPr>
-        <w:t>GRANT ALL PRIVILEGES ON dbname.* TO 'admin'@'%' WITH GRANT OPTION;</w:t>
+        <w:t xml:space="preserve">GRANT ALL PRIVILEGES ON </w:t>
+      </w:r>
+      <w:proofErr w:type="spellStart"/>
+      <w:proofErr w:type="gramStart"/>
+      <w:r>
+        <w:rPr>
+          <w:rFonts w:eastAsiaTheme="minorEastAsia"/>
+          <w:szCs w:val="24"/>
+        </w:rPr>
+        <w:t>dbname</w:t>
+      </w:r>
+      <w:proofErr w:type="spellEnd"/>
+      <w:r>
+        <w:rPr>
+          <w:rFonts w:eastAsiaTheme="minorEastAsia"/>
+          <w:szCs w:val="24"/>
+        </w:rPr>
+        <w:t>.*</w:t>
+      </w:r>
+      <w:proofErr w:type="gramEnd"/>
+      <w:r>
+        <w:rPr>
+          <w:rFonts w:eastAsiaTheme="minorEastAsia"/>
+          <w:szCs w:val="24"/>
+        </w:rPr>
+        <w:t xml:space="preserve"> TO 'admin'@'%' WITH GRANT OPTION;</w:t>
       </w:r>
     </w:p>
     <w:p>
@@ -1758,6 +2312,7 @@
         </w:rPr>
         <w:t>控制權限為</w:t>
       </w:r>
+      <w:proofErr w:type="spellStart"/>
       <w:r>
         <w:rPr>
           <w:rFonts w:eastAsiaTheme="minorEastAsia"/>
@@ -1765,6 +2320,7 @@
         </w:rPr>
         <w:t>dbname</w:t>
       </w:r>
+      <w:proofErr w:type="spellEnd"/>
       <w:r>
         <w:rPr>
           <w:rFonts w:eastAsiaTheme="minorEastAsia" w:hint="eastAsia"/>
@@ -1817,7 +2373,25 @@
           <w:color w:val="EE0000"/>
           <w:szCs w:val="24"/>
         </w:rPr>
-        <w:t>GRANT ALL PRIVILEGES ON *.* TO 'admin'@'%' WITH GRANT OPTION;</w:t>
+        <w:t xml:space="preserve">GRANT ALL PRIVILEGES ON </w:t>
+      </w:r>
+      <w:proofErr w:type="gramStart"/>
+      <w:r>
+        <w:rPr>
+          <w:rFonts w:eastAsiaTheme="minorEastAsia"/>
+          <w:color w:val="EE0000"/>
+          <w:szCs w:val="24"/>
+        </w:rPr>
+        <w:t>*.*</w:t>
+      </w:r>
+      <w:proofErr w:type="gramEnd"/>
+      <w:r>
+        <w:rPr>
+          <w:rFonts w:eastAsiaTheme="minorEastAsia"/>
+          <w:color w:val="EE0000"/>
+          <w:szCs w:val="24"/>
+        </w:rPr>
+        <w:t xml:space="preserve"> TO 'admin'@'%' WITH GRANT OPTION;</w:t>
       </w:r>
     </w:p>
     <w:p>
@@ -1887,7 +2461,7 @@
         <w:pStyle w:val="tony-f1"/>
         <w:jc w:val="left"/>
         <w:rPr>
-          <w:rFonts w:eastAsiaTheme="minorEastAsia" w:hint="eastAsia"/>
+          <w:rFonts w:eastAsiaTheme="minorEastAsia"/>
           <w:szCs w:val="24"/>
         </w:rPr>
       </w:pPr>
@@ -1897,7 +2471,25 @@
           <w:color w:val="EE0000"/>
           <w:szCs w:val="24"/>
         </w:rPr>
-        <w:t>GRANT ALL PRIVILEGES ON *.* TO '</w:t>
+        <w:t xml:space="preserve">GRANT ALL PRIVILEGES ON </w:t>
+      </w:r>
+      <w:proofErr w:type="gramStart"/>
+      <w:r>
+        <w:rPr>
+          <w:rFonts w:eastAsiaTheme="minorEastAsia"/>
+          <w:color w:val="EE0000"/>
+          <w:szCs w:val="24"/>
+        </w:rPr>
+        <w:t>*.*</w:t>
+      </w:r>
+      <w:proofErr w:type="gramEnd"/>
+      <w:r>
+        <w:rPr>
+          <w:rFonts w:eastAsiaTheme="minorEastAsia"/>
+          <w:color w:val="EE0000"/>
+          <w:szCs w:val="24"/>
+        </w:rPr>
+        <w:t xml:space="preserve"> TO '</w:t>
       </w:r>
       <w:r>
         <w:rPr>
@@ -1977,7 +2569,15 @@
         <w:t>FROM</w:t>
       </w:r>
       <w:r>
-        <w:t xml:space="preserve"> mysql.user;</w:t>
+        <w:t xml:space="preserve"> </w:t>
+      </w:r>
+      <w:proofErr w:type="spellStart"/>
+      <w:r>
+        <w:t>mysql.user</w:t>
+      </w:r>
+      <w:proofErr w:type="spellEnd"/>
+      <w:r>
+        <w:t>;</w:t>
       </w:r>
     </w:p>
     <w:p>
@@ -2044,8 +2644,17 @@
           <w:rFonts w:eastAsiaTheme="minorEastAsia" w:hint="eastAsia"/>
           <w:szCs w:val="24"/>
         </w:rPr>
-        <w:t>-&gt; eixt</w:t>
-      </w:r>
+        <w:t xml:space="preserve">-&gt; </w:t>
+      </w:r>
+      <w:proofErr w:type="spellStart"/>
+      <w:r>
+        <w:rPr>
+          <w:rFonts w:eastAsiaTheme="minorEastAsia" w:hint="eastAsia"/>
+          <w:szCs w:val="24"/>
+        </w:rPr>
+        <w:t>eixt</w:t>
+      </w:r>
+      <w:proofErr w:type="spellEnd"/>
     </w:p>
     <w:p>
       <w:pPr>
@@ -2131,7 +2740,21 @@
         <w:rPr>
           <w:rFonts w:eastAsiaTheme="minorEastAsia" w:hint="eastAsia"/>
         </w:rPr>
-        <w:t># mysql -u</w:t>
+        <w:t xml:space="preserve"># </w:t>
+      </w:r>
+      <w:proofErr w:type="spellStart"/>
+      <w:r>
+        <w:rPr>
+          <w:rFonts w:eastAsiaTheme="minorEastAsia" w:hint="eastAsia"/>
+        </w:rPr>
+        <w:t>mysql</w:t>
+      </w:r>
+      <w:proofErr w:type="spellEnd"/>
+      <w:r>
+        <w:rPr>
+          <w:rFonts w:eastAsiaTheme="minorEastAsia" w:hint="eastAsia"/>
+        </w:rPr>
+        <w:t xml:space="preserve"> -u</w:t>
       </w:r>
       <w:r>
         <w:rPr>
@@ -2170,7 +2793,21 @@
         <w:rPr>
           <w:rFonts w:eastAsiaTheme="minorEastAsia" w:hint="eastAsia"/>
         </w:rPr>
-        <w:t xml:space="preserve"># mysql </w:t>
+        <w:t xml:space="preserve"># </w:t>
+      </w:r>
+      <w:proofErr w:type="spellStart"/>
+      <w:r>
+        <w:rPr>
+          <w:rFonts w:eastAsiaTheme="minorEastAsia" w:hint="eastAsia"/>
+        </w:rPr>
+        <w:t>mysql</w:t>
+      </w:r>
+      <w:proofErr w:type="spellEnd"/>
+      <w:r>
+        <w:rPr>
+          <w:rFonts w:eastAsiaTheme="minorEastAsia" w:hint="eastAsia"/>
+        </w:rPr>
+        <w:t xml:space="preserve"> </w:t>
       </w:r>
       <w:r>
         <w:rPr>
@@ -2208,11 +2845,19 @@
           <w:rFonts w:eastAsiaTheme="minorEastAsia"/>
         </w:rPr>
       </w:pPr>
-      <w:r>
-        <w:rPr>
-          <w:rFonts w:eastAsiaTheme="minorEastAsia"/>
-        </w:rPr>
-        <w:t>mysql&gt;</w:t>
+      <w:proofErr w:type="spellStart"/>
+      <w:r>
+        <w:rPr>
+          <w:rFonts w:eastAsiaTheme="minorEastAsia"/>
+        </w:rPr>
+        <w:t>mysql</w:t>
+      </w:r>
+      <w:proofErr w:type="spellEnd"/>
+      <w:r>
+        <w:rPr>
+          <w:rFonts w:eastAsiaTheme="minorEastAsia"/>
+        </w:rPr>
+        <w:t>&gt;</w:t>
       </w:r>
       <w:r>
         <w:rPr>
@@ -2224,7 +2869,21 @@
         <w:rPr>
           <w:rFonts w:eastAsiaTheme="minorEastAsia"/>
         </w:rPr>
-        <w:t>SELECT User FROM mysql.user;</w:t>
+        <w:t xml:space="preserve">SELECT User FROM </w:t>
+      </w:r>
+      <w:proofErr w:type="spellStart"/>
+      <w:r>
+        <w:rPr>
+          <w:rFonts w:eastAsiaTheme="minorEastAsia"/>
+        </w:rPr>
+        <w:t>mysql.user</w:t>
+      </w:r>
+      <w:proofErr w:type="spellEnd"/>
+      <w:r>
+        <w:rPr>
+          <w:rFonts w:eastAsiaTheme="minorEastAsia"/>
+        </w:rPr>
+        <w:t>;</w:t>
       </w:r>
     </w:p>
     <w:p>
@@ -2263,17 +2922,26 @@
           <w:color w:val="FF0000"/>
         </w:rPr>
       </w:pPr>
+      <w:proofErr w:type="spellStart"/>
       <w:r>
         <w:rPr>
           <w:rFonts w:eastAsiaTheme="minorEastAsia"/>
           <w:color w:val="FF0000"/>
         </w:rPr>
-        <w:t>mysql&gt;</w:t>
-      </w:r>
-      <w:r>
-        <w:rPr>
+        <w:t>mysql</w:t>
+      </w:r>
+      <w:proofErr w:type="spellEnd"/>
+      <w:r>
+        <w:rPr>
+          <w:rFonts w:eastAsiaTheme="minorEastAsia"/>
           <w:color w:val="FF0000"/>
         </w:rPr>
+        <w:t>&gt;</w:t>
+      </w:r>
+      <w:r>
+        <w:rPr>
+          <w:color w:val="FF0000"/>
+        </w:rPr>
         <w:t xml:space="preserve"> </w:t>
       </w:r>
       <w:r>
@@ -2281,7 +2949,23 @@
           <w:rFonts w:eastAsiaTheme="minorEastAsia"/>
           <w:color w:val="FF0000"/>
         </w:rPr>
-        <w:t>SELECT User, Host FROM mysql.user;</w:t>
+        <w:t xml:space="preserve">SELECT User, Host FROM </w:t>
+      </w:r>
+      <w:proofErr w:type="spellStart"/>
+      <w:r>
+        <w:rPr>
+          <w:rFonts w:eastAsiaTheme="minorEastAsia"/>
+          <w:color w:val="FF0000"/>
+        </w:rPr>
+        <w:t>mysql.user</w:t>
+      </w:r>
+      <w:proofErr w:type="spellEnd"/>
+      <w:r>
+        <w:rPr>
+          <w:rFonts w:eastAsiaTheme="minorEastAsia"/>
+          <w:color w:val="FF0000"/>
+        </w:rPr>
+        <w:t>;</w:t>
       </w:r>
     </w:p>
     <w:p>
@@ -2426,11 +3110,19 @@
           <w:rFonts w:eastAsiaTheme="minorEastAsia"/>
         </w:rPr>
       </w:pPr>
-      <w:r>
-        <w:rPr>
-          <w:rFonts w:eastAsiaTheme="minorEastAsia"/>
-        </w:rPr>
-        <w:t>mysql&gt;</w:t>
+      <w:proofErr w:type="spellStart"/>
+      <w:r>
+        <w:rPr>
+          <w:rFonts w:eastAsiaTheme="minorEastAsia"/>
+        </w:rPr>
+        <w:t>mysql</w:t>
+      </w:r>
+      <w:proofErr w:type="spellEnd"/>
+      <w:r>
+        <w:rPr>
+          <w:rFonts w:eastAsiaTheme="minorEastAsia"/>
+        </w:rPr>
+        <w:t>&gt;</w:t>
       </w:r>
       <w:r>
         <w:t xml:space="preserve"> </w:t>
@@ -2439,7 +3131,14 @@
         <w:rPr>
           <w:rFonts w:eastAsiaTheme="minorEastAsia"/>
         </w:rPr>
-        <w:t>DROP USER 'tony</w:t>
+        <w:t>DROP USER '</w:t>
+      </w:r>
+      <w:proofErr w:type="spellStart"/>
+      <w:r>
+        <w:rPr>
+          <w:rFonts w:eastAsiaTheme="minorEastAsia"/>
+        </w:rPr>
+        <w:t>tony</w:t>
       </w:r>
       <w:r>
         <w:rPr>
@@ -2451,7 +3150,14 @@
         <w:rPr>
           <w:rFonts w:eastAsiaTheme="minorEastAsia"/>
         </w:rPr>
-        <w:t>@’localhost’</w:t>
+        <w:t>@’localhost</w:t>
+      </w:r>
+      <w:proofErr w:type="spellEnd"/>
+      <w:r>
+        <w:rPr>
+          <w:rFonts w:eastAsiaTheme="minorEastAsia"/>
+        </w:rPr>
+        <w:t>’</w:t>
       </w:r>
       <w:r>
         <w:rPr>
@@ -2558,11 +3264,19 @@
       <w:r>
         <w:t xml:space="preserve"> </w:t>
       </w:r>
-      <w:r>
-        <w:rPr>
-          <w:rFonts w:eastAsiaTheme="minorEastAsia"/>
-        </w:rPr>
-        <w:t>mysql -u</w:t>
+      <w:proofErr w:type="spellStart"/>
+      <w:r>
+        <w:rPr>
+          <w:rFonts w:eastAsiaTheme="minorEastAsia"/>
+        </w:rPr>
+        <w:t>mysql</w:t>
+      </w:r>
+      <w:proofErr w:type="spellEnd"/>
+      <w:r>
+        <w:rPr>
+          <w:rFonts w:eastAsiaTheme="minorEastAsia"/>
+        </w:rPr>
+        <w:t xml:space="preserve"> -u</w:t>
       </w:r>
       <w:r>
         <w:rPr>
@@ -2621,12 +3335,14 @@
         </w:rPr>
         <w:t>ALTER USER '</w:t>
       </w:r>
+      <w:proofErr w:type="spellStart"/>
       <w:r>
         <w:rPr>
           <w:rFonts w:eastAsiaTheme="minorEastAsia"/>
         </w:rPr>
         <w:t>admin'@'localhost</w:t>
       </w:r>
+      <w:proofErr w:type="spellEnd"/>
       <w:r>
         <w:rPr>
           <w:rFonts w:eastAsiaTheme="minorEastAsia"/>
@@ -2820,7 +3536,21 @@
         <w:rPr>
           <w:rFonts w:eastAsiaTheme="minorEastAsia"/>
         </w:rPr>
-        <w:t>UPDATE mysql.user SET host='localhost' WHERE user='admin' AND host='%';</w:t>
+        <w:t xml:space="preserve">UPDATE </w:t>
+      </w:r>
+      <w:proofErr w:type="spellStart"/>
+      <w:r>
+        <w:rPr>
+          <w:rFonts w:eastAsiaTheme="minorEastAsia"/>
+        </w:rPr>
+        <w:t>mysql.user</w:t>
+      </w:r>
+      <w:proofErr w:type="spellEnd"/>
+      <w:r>
+        <w:rPr>
+          <w:rFonts w:eastAsiaTheme="minorEastAsia"/>
+        </w:rPr>
+        <w:t xml:space="preserve"> SET host='localhost' WHERE user='admin' AND host='%';</w:t>
       </w:r>
     </w:p>
     <w:p>
@@ -2841,7 +3571,21 @@
         <w:rPr>
           <w:rFonts w:eastAsiaTheme="minorEastAsia"/>
         </w:rPr>
-        <w:t>UPDATE mysql.user SET host='</w:t>
+        <w:t xml:space="preserve">UPDATE </w:t>
+      </w:r>
+      <w:proofErr w:type="spellStart"/>
+      <w:r>
+        <w:rPr>
+          <w:rFonts w:eastAsiaTheme="minorEastAsia"/>
+        </w:rPr>
+        <w:t>mysql.user</w:t>
+      </w:r>
+      <w:proofErr w:type="spellEnd"/>
+      <w:r>
+        <w:rPr>
+          <w:rFonts w:eastAsiaTheme="minorEastAsia"/>
+        </w:rPr>
+        <w:t xml:space="preserve"> SET host='</w:t>
       </w:r>
       <w:r>
         <w:rPr>
@@ -2926,8 +3670,14 @@
         </w:rPr>
         <w:t xml:space="preserve"> </w:t>
       </w:r>
-      <w:r>
-        <w:t xml:space="preserve">mysql </w:t>
+      <w:proofErr w:type="spellStart"/>
+      <w:proofErr w:type="gramStart"/>
+      <w:r>
+        <w:t>mysql</w:t>
+      </w:r>
+      <w:proofErr w:type="spellEnd"/>
+      <w:r>
+        <w:t xml:space="preserve"> </w:t>
       </w:r>
       <w:r>
         <w:rPr>
@@ -2947,6 +3697,7 @@
       <w:r>
         <w:t>root</w:t>
       </w:r>
+      <w:proofErr w:type="gramEnd"/>
       <w:r>
         <w:rPr>
           <w:rFonts w:hint="eastAsia"/>
@@ -2954,17 +3705,29 @@
         <w:t xml:space="preserve"> </w:t>
       </w:r>
       <w:r>
-        <w:t xml:space="preserve"> -p </w:t>
+        <w:t xml:space="preserve"> -</w:t>
+      </w:r>
+      <w:proofErr w:type="gramStart"/>
+      <w:r>
+        <w:t xml:space="preserve">p </w:t>
       </w:r>
       <w:r>
         <w:rPr>
           <w:rFonts w:hint="eastAsia"/>
         </w:rPr>
-        <w:t xml:space="preserve"> class </w:t>
+        <w:t xml:space="preserve"> class</w:t>
+      </w:r>
+      <w:proofErr w:type="gramEnd"/>
+      <w:r>
+        <w:rPr>
+          <w:rFonts w:hint="eastAsia"/>
+        </w:rPr>
+        <w:t xml:space="preserve"> </w:t>
       </w:r>
       <w:r>
         <w:t xml:space="preserve">&lt; </w:t>
       </w:r>
+      <w:proofErr w:type="spellStart"/>
       <w:r>
         <w:rPr>
           <w:rFonts w:hint="eastAsia"/>
@@ -2974,6 +3737,7 @@
       <w:r>
         <w:t>.sql</w:t>
       </w:r>
+      <w:proofErr w:type="spellEnd"/>
     </w:p>
     <w:p>
       <w:pPr>
@@ -3002,12 +3766,15 @@
         </w:rPr>
         <w:t xml:space="preserve"># </w:t>
       </w:r>
-      <w:r>
-        <w:rPr>
-          <w:rFonts w:eastAsiaTheme="minorEastAsia"/>
-        </w:rPr>
-        <w:t xml:space="preserve">sudo </w:t>
-      </w:r>
+      <w:proofErr w:type="spellStart"/>
+      <w:proofErr w:type="gramStart"/>
+      <w:r>
+        <w:rPr>
+          <w:rFonts w:eastAsiaTheme="minorEastAsia"/>
+        </w:rPr>
+        <w:t>sudo</w:t>
+      </w:r>
+      <w:proofErr w:type="spellEnd"/>
       <w:r>
         <w:rPr>
           <w:rFonts w:eastAsiaTheme="minorEastAsia"/>
@@ -3018,20 +3785,17 @@
         <w:rPr>
           <w:rFonts w:eastAsiaTheme="minorEastAsia"/>
         </w:rPr>
-        <w:t xml:space="preserve">mysql </w:t>
-      </w:r>
-      <w:r>
-        <w:rPr>
-          <w:rFonts w:eastAsiaTheme="minorEastAsia"/>
-        </w:rPr>
         <w:t xml:space="preserve"> </w:t>
       </w:r>
-      <w:r>
-        <w:rPr>
-          <w:rFonts w:eastAsiaTheme="minorEastAsia"/>
-        </w:rPr>
-        <w:t xml:space="preserve">-u </w:t>
-      </w:r>
+      <w:proofErr w:type="spellStart"/>
+      <w:r>
+        <w:rPr>
+          <w:rFonts w:eastAsiaTheme="minorEastAsia"/>
+        </w:rPr>
+        <w:t>mysql</w:t>
+      </w:r>
+      <w:proofErr w:type="spellEnd"/>
+      <w:proofErr w:type="gramEnd"/>
       <w:r>
         <w:rPr>
           <w:rFonts w:eastAsiaTheme="minorEastAsia"/>
@@ -3042,25 +3806,71 @@
         <w:rPr>
           <w:rFonts w:eastAsiaTheme="minorEastAsia"/>
         </w:rPr>
-        <w:t xml:space="preserve">root </w:t>
-      </w:r>
-      <w:r>
-        <w:rPr>
-          <w:rFonts w:eastAsiaTheme="minorEastAsia"/>
-        </w:rPr>
         <w:t xml:space="preserve"> </w:t>
       </w:r>
       <w:r>
         <w:rPr>
           <w:rFonts w:eastAsiaTheme="minorEastAsia"/>
         </w:rPr>
-        <w:t>-p</w:t>
-      </w:r>
-      <w:r>
-        <w:rPr>
-          <w:rFonts w:eastAsiaTheme="minorEastAsia"/>
-        </w:rPr>
-        <w:t xml:space="preserve">  -P 3306</w:t>
+        <w:t>-</w:t>
+      </w:r>
+      <w:proofErr w:type="gramStart"/>
+      <w:r>
+        <w:rPr>
+          <w:rFonts w:eastAsiaTheme="minorEastAsia"/>
+        </w:rPr>
+        <w:t xml:space="preserve">u </w:t>
+      </w:r>
+      <w:r>
+        <w:rPr>
+          <w:rFonts w:eastAsiaTheme="minorEastAsia"/>
+        </w:rPr>
+        <w:t xml:space="preserve"> </w:t>
+      </w:r>
+      <w:r>
+        <w:rPr>
+          <w:rFonts w:eastAsiaTheme="minorEastAsia"/>
+        </w:rPr>
+        <w:t>root</w:t>
+      </w:r>
+      <w:proofErr w:type="gramEnd"/>
+      <w:r>
+        <w:rPr>
+          <w:rFonts w:eastAsiaTheme="minorEastAsia"/>
+        </w:rPr>
+        <w:t xml:space="preserve"> </w:t>
+      </w:r>
+      <w:r>
+        <w:rPr>
+          <w:rFonts w:eastAsiaTheme="minorEastAsia"/>
+        </w:rPr>
+        <w:t xml:space="preserve"> </w:t>
+      </w:r>
+      <w:r>
+        <w:rPr>
+          <w:rFonts w:eastAsiaTheme="minorEastAsia"/>
+        </w:rPr>
+        <w:t>-</w:t>
+      </w:r>
+      <w:proofErr w:type="gramStart"/>
+      <w:r>
+        <w:rPr>
+          <w:rFonts w:eastAsiaTheme="minorEastAsia"/>
+        </w:rPr>
+        <w:t>p</w:t>
+      </w:r>
+      <w:r>
+        <w:rPr>
+          <w:rFonts w:eastAsiaTheme="minorEastAsia"/>
+        </w:rPr>
+        <w:t xml:space="preserve">  -</w:t>
+      </w:r>
+      <w:proofErr w:type="gramEnd"/>
+      <w:r>
+        <w:rPr>
+          <w:rFonts w:eastAsiaTheme="minorEastAsia"/>
+        </w:rPr>
+        <w:t>P 3306</w:t>
       </w:r>
     </w:p>
     <w:p>
@@ -3089,7 +3899,15 @@
         <w:t xml:space="preserve"># </w:t>
       </w:r>
       <w:r>
-        <w:t>CREATE DATABASE myproject CHARACTER SET UTF8;</w:t>
+        <w:t xml:space="preserve">CREATE DATABASE </w:t>
+      </w:r>
+      <w:proofErr w:type="spellStart"/>
+      <w:r>
+        <w:t>myproject</w:t>
+      </w:r>
+      <w:proofErr w:type="spellEnd"/>
+      <w:r>
+        <w:t xml:space="preserve"> CHARACTER SET UTF8;</w:t>
       </w:r>
     </w:p>
     <w:p>
@@ -3187,24 +4005,41 @@
         </w:rPr>
         <w:t xml:space="preserve"># </w:t>
       </w:r>
-      <w:r>
-        <w:rPr>
-          <w:rFonts w:eastAsiaTheme="minorEastAsia"/>
-        </w:rPr>
-        <w:t>sudo mysql</w:t>
-      </w:r>
-      <w:r>
-        <w:rPr>
-          <w:rFonts w:eastAsiaTheme="minorEastAsia"/>
-        </w:rPr>
-        <w:t xml:space="preserve"> -h 192.168.58.40 -P 3306</w:t>
-      </w:r>
+      <w:proofErr w:type="spellStart"/>
+      <w:r>
+        <w:rPr>
+          <w:rFonts w:eastAsiaTheme="minorEastAsia"/>
+        </w:rPr>
+        <w:t>sudo</w:t>
+      </w:r>
+      <w:proofErr w:type="spellEnd"/>
       <w:r>
         <w:rPr>
           <w:rFonts w:eastAsiaTheme="minorEastAsia"/>
         </w:rPr>
         <w:t xml:space="preserve"> </w:t>
       </w:r>
+      <w:proofErr w:type="spellStart"/>
+      <w:r>
+        <w:rPr>
+          <w:rFonts w:eastAsiaTheme="minorEastAsia"/>
+        </w:rPr>
+        <w:t>mysql</w:t>
+      </w:r>
+      <w:proofErr w:type="spellEnd"/>
+      <w:r>
+        <w:rPr>
+          <w:rFonts w:eastAsiaTheme="minorEastAsia"/>
+        </w:rPr>
+        <w:t xml:space="preserve"> -h 192.168.58.40 -P </w:t>
+      </w:r>
+      <w:proofErr w:type="gramStart"/>
+      <w:r>
+        <w:rPr>
+          <w:rFonts w:eastAsiaTheme="minorEastAsia"/>
+        </w:rPr>
+        <w:t>3306</w:t>
+      </w:r>
       <w:r>
         <w:rPr>
           <w:rFonts w:eastAsiaTheme="minorEastAsia"/>
@@ -3215,6 +4050,12 @@
         <w:rPr>
           <w:rFonts w:eastAsiaTheme="minorEastAsia"/>
         </w:rPr>
+        <w:t xml:space="preserve"> </w:t>
+      </w:r>
+      <w:r>
+        <w:rPr>
+          <w:rFonts w:eastAsiaTheme="minorEastAsia"/>
+        </w:rPr>
         <w:t xml:space="preserve">-u </w:t>
       </w:r>
       <w:r>
@@ -3227,7 +4068,14 @@
         <w:rPr>
           <w:rFonts w:eastAsiaTheme="minorEastAsia"/>
         </w:rPr>
-        <w:t xml:space="preserve">root </w:t>
+        <w:t>root</w:t>
+      </w:r>
+      <w:proofErr w:type="gramEnd"/>
+      <w:r>
+        <w:rPr>
+          <w:rFonts w:eastAsiaTheme="minorEastAsia"/>
+        </w:rPr>
+        <w:t xml:space="preserve"> </w:t>
       </w:r>
       <w:r>
         <w:rPr>
@@ -3414,6 +4262,7 @@
           <w:szCs w:val="28"/>
         </w:rPr>
       </w:pPr>
+      <w:proofErr w:type="spellStart"/>
       <w:r>
         <w:rPr>
           <w:rFonts w:hint="eastAsia"/>
@@ -3424,6 +4273,7 @@
         </w:rPr>
         <w:t>linux</w:t>
       </w:r>
+      <w:proofErr w:type="spellEnd"/>
       <w:r>
         <w:rPr>
           <w:rFonts w:hint="eastAsia"/>
@@ -3434,6 +4284,7 @@
         </w:rPr>
         <w:t>安裝</w:t>
       </w:r>
+      <w:proofErr w:type="spellStart"/>
       <w:r>
         <w:rPr>
           <w:rFonts w:hint="eastAsia"/>
@@ -3442,29 +4293,50 @@
           <w:sz w:val="32"/>
           <w:szCs w:val="28"/>
         </w:rPr>
-        <w:t>apache server</w:t>
+        <w:t>apache</w:t>
+      </w:r>
+      <w:proofErr w:type="spellEnd"/>
+      <w:r>
+        <w:rPr>
+          <w:rFonts w:hint="eastAsia"/>
+          <w:b/>
+          <w:bCs/>
+          <w:sz w:val="32"/>
+          <w:szCs w:val="28"/>
+        </w:rPr>
+        <w:t xml:space="preserve"> server</w:t>
       </w:r>
     </w:p>
     <w:p>
       <w:pPr>
         <w:widowControl/>
+      </w:pPr>
+      <w:proofErr w:type="spellStart"/>
+      <w:r>
         <w:rPr>
           <w:rFonts w:hint="eastAsia"/>
         </w:rPr>
-      </w:pPr>
+        <w:t>sudo</w:t>
+      </w:r>
+      <w:proofErr w:type="spellEnd"/>
       <w:r>
         <w:rPr>
           <w:rFonts w:hint="eastAsia"/>
         </w:rPr>
-        <w:t>sudo apt update</w:t>
+        <w:t xml:space="preserve"> apt update</w:t>
       </w:r>
     </w:p>
     <w:p>
       <w:pPr>
         <w:widowControl/>
       </w:pPr>
-      <w:r>
-        <w:t>sudo apt install apache2 -y</w:t>
+      <w:proofErr w:type="spellStart"/>
+      <w:r>
+        <w:t>sudo</w:t>
+      </w:r>
+      <w:proofErr w:type="spellEnd"/>
+      <w:r>
+        <w:t xml:space="preserve"> apt install apache2 -y</w:t>
       </w:r>
     </w:p>
     <w:p>
@@ -3515,22 +4387,21 @@
     <w:p>
       <w:pPr>
         <w:widowControl/>
+      </w:pPr>
+      <w:r>
         <w:rPr>
           <w:rFonts w:hint="eastAsia"/>
         </w:rPr>
-      </w:pPr>
+        <w:t>遠端連線</w:t>
+      </w:r>
+      <w:proofErr w:type="spellStart"/>
       <w:r>
         <w:rPr>
           <w:rFonts w:hint="eastAsia"/>
         </w:rPr>
-        <w:t>遠端連線</w:t>
-      </w:r>
-      <w:r>
-        <w:rPr>
-          <w:rFonts w:hint="eastAsia"/>
-        </w:rPr>
         <w:t>apache</w:t>
       </w:r>
+      <w:proofErr w:type="spellEnd"/>
       <w:r>
         <w:rPr>
           <w:rFonts w:hint="eastAsia"/>
@@ -3647,8 +4518,9 @@
           <w:sz w:val="28"/>
           <w:szCs w:val="24"/>
         </w:rPr>
-        <w:t xml:space="preserve"> php</w:t>
-      </w:r>
+        <w:t xml:space="preserve"> </w:t>
+      </w:r>
+      <w:proofErr w:type="spellStart"/>
       <w:r>
         <w:rPr>
           <w:rFonts w:hint="eastAsia"/>
@@ -3657,88 +4529,128 @@
           <w:sz w:val="28"/>
           <w:szCs w:val="24"/>
         </w:rPr>
-        <w:t>環境</w:t>
-      </w:r>
-    </w:p>
-    <w:p>
-      <w:pPr>
-        <w:widowControl/>
-      </w:pPr>
-      <w:r>
-        <w:t xml:space="preserve">sudo apt install </w:t>
-      </w:r>
-      <w:r>
-        <w:rPr>
-          <w:rFonts w:hint="eastAsia"/>
-        </w:rPr>
         <w:t>php</w:t>
       </w:r>
-      <w:r>
-        <w:t xml:space="preserve"> -y</w:t>
-      </w:r>
-    </w:p>
-    <w:p>
-      <w:pPr>
-        <w:widowControl/>
-      </w:pPr>
-      <w:r>
-        <w:t>sudo apt install php-mysql</w:t>
-      </w:r>
-      <w:r>
-        <w:rPr>
-          <w:rFonts w:hint="eastAsia"/>
-        </w:rPr>
-        <w:t xml:space="preserve">  (php</w:t>
-      </w:r>
-      <w:r>
-        <w:rPr>
-          <w:rFonts w:hint="eastAsia"/>
-        </w:rPr>
-        <w:t>連接</w:t>
-      </w:r>
-      <w:r>
-        <w:rPr>
-          <w:rFonts w:hint="eastAsia"/>
-        </w:rPr>
-        <w:t>mysql</w:t>
-      </w:r>
-      <w:r>
-        <w:rPr>
-          <w:rFonts w:hint="eastAsia"/>
-        </w:rPr>
-        <w:t>的套件工具</w:t>
-      </w:r>
-      <w:r>
-        <w:rPr>
-          <w:rFonts w:hint="eastAsia"/>
-        </w:rPr>
-        <w:t>)</w:t>
-      </w:r>
-    </w:p>
-    <w:p>
-      <w:pPr>
-        <w:widowControl/>
-        <w:rPr>
-          <w:b/>
-          <w:bCs/>
-        </w:rPr>
-      </w:pPr>
+      <w:proofErr w:type="spellEnd"/>
       <w:r>
         <w:rPr>
           <w:rFonts w:hint="eastAsia"/>
           <w:b/>
           <w:bCs/>
-        </w:rPr>
-        <w:t>測試</w:t>
-      </w:r>
+          <w:sz w:val="28"/>
+          <w:szCs w:val="24"/>
+        </w:rPr>
+        <w:t>環境</w:t>
+      </w:r>
+    </w:p>
+    <w:p>
+      <w:pPr>
+        <w:widowControl/>
+      </w:pPr>
+      <w:proofErr w:type="spellStart"/>
+      <w:r>
+        <w:t>sudo</w:t>
+      </w:r>
+      <w:proofErr w:type="spellEnd"/>
+      <w:r>
+        <w:t xml:space="preserve"> apt install </w:t>
+      </w:r>
+      <w:proofErr w:type="spellStart"/>
+      <w:r>
+        <w:rPr>
+          <w:rFonts w:hint="eastAsia"/>
+        </w:rPr>
+        <w:t>php</w:t>
+      </w:r>
+      <w:proofErr w:type="spellEnd"/>
+      <w:r>
+        <w:t xml:space="preserve"> -y</w:t>
+      </w:r>
+    </w:p>
+    <w:p>
+      <w:pPr>
+        <w:widowControl/>
+      </w:pPr>
+      <w:proofErr w:type="spellStart"/>
+      <w:r>
+        <w:t>sudo</w:t>
+      </w:r>
+      <w:proofErr w:type="spellEnd"/>
+      <w:r>
+        <w:t xml:space="preserve"> apt install </w:t>
+      </w:r>
+      <w:proofErr w:type="spellStart"/>
+      <w:r>
+        <w:t>php-mysql</w:t>
+      </w:r>
+      <w:proofErr w:type="spellEnd"/>
+      <w:r>
+        <w:rPr>
+          <w:rFonts w:hint="eastAsia"/>
+        </w:rPr>
+        <w:t xml:space="preserve">  (</w:t>
+      </w:r>
+      <w:proofErr w:type="spellStart"/>
+      <w:r>
+        <w:rPr>
+          <w:rFonts w:hint="eastAsia"/>
+        </w:rPr>
+        <w:t>php</w:t>
+      </w:r>
+      <w:proofErr w:type="spellEnd"/>
+      <w:r>
+        <w:rPr>
+          <w:rFonts w:hint="eastAsia"/>
+        </w:rPr>
+        <w:t>連接</w:t>
+      </w:r>
+      <w:proofErr w:type="spellStart"/>
+      <w:r>
+        <w:rPr>
+          <w:rFonts w:hint="eastAsia"/>
+        </w:rPr>
+        <w:t>mysql</w:t>
+      </w:r>
+      <w:proofErr w:type="spellEnd"/>
+      <w:r>
+        <w:rPr>
+          <w:rFonts w:hint="eastAsia"/>
+        </w:rPr>
+        <w:t>的套件工具</w:t>
+      </w:r>
+      <w:r>
+        <w:rPr>
+          <w:rFonts w:hint="eastAsia"/>
+        </w:rPr>
+        <w:t>)</w:t>
+      </w:r>
+    </w:p>
+    <w:p>
+      <w:pPr>
+        <w:widowControl/>
+        <w:rPr>
+          <w:b/>
+          <w:bCs/>
+        </w:rPr>
+      </w:pPr>
       <w:r>
         <w:rPr>
           <w:rFonts w:hint="eastAsia"/>
           <w:b/>
           <w:bCs/>
         </w:rPr>
+        <w:t>測試</w:t>
+      </w:r>
+      <w:proofErr w:type="spellStart"/>
+      <w:r>
+        <w:rPr>
+          <w:rFonts w:hint="eastAsia"/>
+          <w:b/>
+          <w:bCs/>
+        </w:rPr>
         <w:t>php</w:t>
       </w:r>
+      <w:proofErr w:type="spellEnd"/>
     </w:p>
     <w:p>
       <w:pPr>
@@ -3762,31 +4674,80 @@
         </w:rPr>
         <w:t>建立</w:t>
       </w:r>
+      <w:proofErr w:type="spellStart"/>
       <w:r>
         <w:rPr>
           <w:rFonts w:hint="eastAsia"/>
         </w:rPr>
         <w:t>index.php</w:t>
       </w:r>
+      <w:proofErr w:type="spellEnd"/>
     </w:p>
     <w:p>
       <w:pPr>
         <w:widowControl/>
+      </w:pPr>
+      <w:r>
         <w:rPr>
           <w:rFonts w:hint="eastAsia"/>
         </w:rPr>
-      </w:pPr>
+        <w:t>內容：</w:t>
+      </w:r>
       <w:r>
         <w:rPr>
           <w:rFonts w:hint="eastAsia"/>
         </w:rPr>
-        <w:t>內容：</w:t>
-      </w:r>
+        <w:t>&lt;?</w:t>
+      </w:r>
+      <w:proofErr w:type="spellStart"/>
       <w:r>
         <w:rPr>
           <w:rFonts w:hint="eastAsia"/>
         </w:rPr>
-        <w:t>&lt;?php phpinfo(); ?&gt;</w:t>
+        <w:t>php</w:t>
+      </w:r>
+      <w:proofErr w:type="spellEnd"/>
+      <w:r>
+        <w:rPr>
+          <w:rFonts w:hint="eastAsia"/>
+        </w:rPr>
+        <w:t xml:space="preserve"> </w:t>
+      </w:r>
+      <w:proofErr w:type="spellStart"/>
+      <w:proofErr w:type="gramStart"/>
+      <w:r>
+        <w:rPr>
+          <w:rFonts w:hint="eastAsia"/>
+        </w:rPr>
+        <w:t>phpinfo</w:t>
+      </w:r>
+      <w:proofErr w:type="spellEnd"/>
+      <w:r>
+        <w:rPr>
+          <w:rFonts w:hint="eastAsia"/>
+        </w:rPr>
+        <w:t>(</w:t>
+      </w:r>
+      <w:proofErr w:type="gramEnd"/>
+      <w:r>
+        <w:rPr>
+          <w:rFonts w:hint="eastAsia"/>
+        </w:rPr>
+        <w:t>)</w:t>
+      </w:r>
+      <w:proofErr w:type="gramStart"/>
+      <w:r>
+        <w:rPr>
+          <w:rFonts w:hint="eastAsia"/>
+        </w:rPr>
+        <w:t>; ?</w:t>
+      </w:r>
+      <w:proofErr w:type="gramEnd"/>
+      <w:r>
+        <w:rPr>
+          <w:rFonts w:hint="eastAsia"/>
+        </w:rPr>
+        <w:t>&gt;</w:t>
       </w:r>
     </w:p>
     <w:p>
@@ -3808,12 +4769,20 @@
         <w:rPr>
           <w:rFonts w:hint="eastAsia"/>
         </w:rPr>
-        <w:t xml:space="preserve"> phpMyadmin</w:t>
-      </w:r>
+        <w:t xml:space="preserve"> </w:t>
+      </w:r>
+      <w:proofErr w:type="spellStart"/>
       <w:r>
         <w:rPr>
           <w:rFonts w:hint="eastAsia"/>
         </w:rPr>
+        <w:t>phpMyadmin</w:t>
+      </w:r>
+      <w:proofErr w:type="spellEnd"/>
+      <w:r>
+        <w:rPr>
+          <w:rFonts w:hint="eastAsia"/>
+        </w:rPr>
         <w:t>工具</w:t>
       </w:r>
     </w:p>
@@ -3821,15 +4790,22 @@
       <w:pPr>
         <w:widowControl/>
       </w:pPr>
-      <w:r>
-        <w:t xml:space="preserve">sudo apt install </w:t>
-      </w:r>
+      <w:proofErr w:type="spellStart"/>
+      <w:r>
+        <w:t>sudo</w:t>
+      </w:r>
+      <w:proofErr w:type="spellEnd"/>
+      <w:r>
+        <w:t xml:space="preserve"> apt install </w:t>
+      </w:r>
+      <w:proofErr w:type="spellStart"/>
       <w:r>
         <w:rPr>
           <w:rFonts w:hint="eastAsia"/>
         </w:rPr>
         <w:t>phpmyadmin</w:t>
       </w:r>
+      <w:proofErr w:type="spellEnd"/>
       <w:r>
         <w:t xml:space="preserve"> -y</w:t>
       </w:r>
@@ -3837,52 +4813,63 @@
     <w:p>
       <w:pPr>
         <w:widowControl/>
+        <w:rPr>
+          <w:color w:val="EE0000"/>
+        </w:rPr>
+      </w:pPr>
+      <w:r>
         <w:rPr>
           <w:rFonts w:hint="eastAsia"/>
           <w:color w:val="EE0000"/>
         </w:rPr>
-      </w:pPr>
+        <w:t>進入此設定介面後，可用</w:t>
+      </w:r>
       <w:r>
         <w:rPr>
           <w:rFonts w:hint="eastAsia"/>
           <w:color w:val="EE0000"/>
         </w:rPr>
-        <w:t>進入此設定介面後，可用</w:t>
+        <w:t xml:space="preserve">tab </w:t>
       </w:r>
       <w:r>
         <w:rPr>
           <w:rFonts w:hint="eastAsia"/>
           <w:color w:val="EE0000"/>
         </w:rPr>
-        <w:t xml:space="preserve">tab </w:t>
+        <w:t>和</w:t>
       </w:r>
       <w:r>
         <w:rPr>
           <w:rFonts w:hint="eastAsia"/>
           <w:color w:val="EE0000"/>
         </w:rPr>
-        <w:t>和</w:t>
+        <w:t xml:space="preserve"> </w:t>
       </w:r>
       <w:r>
         <w:rPr>
           <w:rFonts w:hint="eastAsia"/>
           <w:color w:val="EE0000"/>
         </w:rPr>
-        <w:t xml:space="preserve"> </w:t>
-      </w:r>
+        <w:t>空白鍵</w:t>
+      </w:r>
+      <w:proofErr w:type="gramStart"/>
       <w:r>
         <w:rPr>
           <w:rFonts w:hint="eastAsia"/>
           <w:color w:val="EE0000"/>
         </w:rPr>
-        <w:t>空白鍵來操定設定</w:t>
-      </w:r>
+        <w:t>來操定設定</w:t>
+      </w:r>
+      <w:proofErr w:type="gramEnd"/>
     </w:p>
     <w:p>
       <w:pPr>
         <w:widowControl/>
       </w:pPr>
       <w:r>
+        <w:rPr>
+          <w:noProof/>
+        </w:rPr>
         <w:drawing>
           <wp:inline distT="0" distB="0" distL="0" distR="0" wp14:anchorId="6B873658" wp14:editId="5C5D62B4">
             <wp:extent cx="5274310" cy="3032760"/>
@@ -4040,6 +5027,9 @@
         <w:widowControl/>
       </w:pPr>
       <w:r>
+        <w:rPr>
+          <w:noProof/>
+        </w:rPr>
         <w:drawing>
           <wp:inline distT="0" distB="0" distL="0" distR="0" wp14:anchorId="4A99F4C9" wp14:editId="52F1DDBA">
             <wp:extent cx="5274310" cy="1139190"/>
@@ -4080,11 +5070,11 @@
     <w:p>
       <w:pPr>
         <w:widowControl/>
-        <w:rPr>
-          <w:rFonts w:hint="eastAsia"/>
-        </w:rPr>
-      </w:pPr>
-      <w:r>
+      </w:pPr>
+      <w:r>
+        <w:rPr>
+          <w:noProof/>
+        </w:rPr>
         <w:drawing>
           <wp:inline distT="0" distB="0" distL="0" distR="0" wp14:anchorId="59C5A8F9" wp14:editId="3CCFE649">
             <wp:extent cx="5274310" cy="1560195"/>
@@ -4125,23 +5115,81 @@
     <w:p>
       <w:pPr>
         <w:widowControl/>
-      </w:pPr>
+        <w:rPr>
+          <w:color w:val="EE0000"/>
+          <w:sz w:val="32"/>
+          <w:szCs w:val="28"/>
+        </w:rPr>
+      </w:pPr>
+      <w:proofErr w:type="spellStart"/>
       <w:r>
         <w:rPr>
           <w:rFonts w:hint="eastAsia"/>
-        </w:rPr>
-        <w:t>sudo service mysql restart</w:t>
+          <w:color w:val="EE0000"/>
+          <w:sz w:val="32"/>
+          <w:szCs w:val="28"/>
+        </w:rPr>
+        <w:t>sudo</w:t>
+      </w:r>
+      <w:proofErr w:type="spellEnd"/>
+      <w:r>
+        <w:rPr>
+          <w:rFonts w:hint="eastAsia"/>
+          <w:color w:val="EE0000"/>
+          <w:sz w:val="32"/>
+          <w:szCs w:val="28"/>
+        </w:rPr>
+        <w:t xml:space="preserve"> service </w:t>
+      </w:r>
+      <w:proofErr w:type="spellStart"/>
+      <w:r>
+        <w:rPr>
+          <w:rFonts w:hint="eastAsia"/>
+          <w:color w:val="EE0000"/>
+          <w:sz w:val="32"/>
+          <w:szCs w:val="28"/>
+        </w:rPr>
+        <w:t>mysql</w:t>
+      </w:r>
+      <w:proofErr w:type="spellEnd"/>
+      <w:r>
+        <w:rPr>
+          <w:rFonts w:hint="eastAsia"/>
+          <w:color w:val="EE0000"/>
+          <w:sz w:val="32"/>
+          <w:szCs w:val="28"/>
+        </w:rPr>
+        <w:t xml:space="preserve"> restart</w:t>
       </w:r>
     </w:p>
     <w:p>
       <w:pPr>
         <w:widowControl/>
-      </w:pPr>
+        <w:rPr>
+          <w:color w:val="EE0000"/>
+          <w:sz w:val="32"/>
+          <w:szCs w:val="28"/>
+        </w:rPr>
+      </w:pPr>
+      <w:proofErr w:type="spellStart"/>
       <w:r>
         <w:rPr>
           <w:rFonts w:hint="eastAsia"/>
-        </w:rPr>
-        <w:t>sudo service apache2 restart</w:t>
+          <w:color w:val="EE0000"/>
+          <w:sz w:val="32"/>
+          <w:szCs w:val="28"/>
+        </w:rPr>
+        <w:t>sudo</w:t>
+      </w:r>
+      <w:proofErr w:type="spellEnd"/>
+      <w:r>
+        <w:rPr>
+          <w:rFonts w:hint="eastAsia"/>
+          <w:color w:val="EE0000"/>
+          <w:sz w:val="32"/>
+          <w:szCs w:val="28"/>
+        </w:rPr>
+        <w:t xml:space="preserve"> service apache2 restart</w:t>
       </w:r>
     </w:p>
     <w:p>
@@ -4152,31 +5200,116 @@
     <w:p>
       <w:pPr>
         <w:widowControl/>
-      </w:pPr>
+        <w:rPr>
+          <w:color w:val="EE0000"/>
+          <w:sz w:val="32"/>
+          <w:szCs w:val="28"/>
+        </w:rPr>
+      </w:pPr>
+      <w:proofErr w:type="spellStart"/>
       <w:r>
         <w:rPr>
           <w:rFonts w:hint="eastAsia"/>
-        </w:rPr>
-        <w:t>sudo ln -s /usr/share/</w:t>
-      </w:r>
-      <w:r>
-        <w:t>phpMy</w:t>
-      </w:r>
+          <w:color w:val="EE0000"/>
+          <w:sz w:val="32"/>
+          <w:szCs w:val="28"/>
+        </w:rPr>
+        <w:t>sudo</w:t>
+      </w:r>
+      <w:proofErr w:type="spellEnd"/>
       <w:r>
         <w:rPr>
           <w:rFonts w:hint="eastAsia"/>
+          <w:color w:val="EE0000"/>
+          <w:sz w:val="32"/>
+          <w:szCs w:val="28"/>
+        </w:rPr>
+        <w:t xml:space="preserve"> ln -s /</w:t>
+      </w:r>
+      <w:proofErr w:type="spellStart"/>
+      <w:r>
+        <w:rPr>
+          <w:rFonts w:hint="eastAsia"/>
+          <w:color w:val="EE0000"/>
+          <w:sz w:val="32"/>
+          <w:szCs w:val="28"/>
+        </w:rPr>
+        <w:t>usr</w:t>
+      </w:r>
+      <w:proofErr w:type="spellEnd"/>
+      <w:r>
+        <w:rPr>
+          <w:rFonts w:hint="eastAsia"/>
+          <w:color w:val="EE0000"/>
+          <w:sz w:val="32"/>
+          <w:szCs w:val="28"/>
+        </w:rPr>
+        <w:t>/share/</w:t>
+      </w:r>
+      <w:proofErr w:type="spellStart"/>
+      <w:r>
+        <w:rPr>
+          <w:color w:val="EE0000"/>
+          <w:sz w:val="32"/>
+          <w:szCs w:val="28"/>
+        </w:rPr>
+        <w:t>php</w:t>
+      </w:r>
+      <w:r>
+        <w:rPr>
+          <w:rFonts w:hint="eastAsia"/>
+          <w:color w:val="EE0000"/>
+          <w:sz w:val="32"/>
+          <w:szCs w:val="28"/>
+        </w:rPr>
+        <w:t>m</w:t>
+      </w:r>
+      <w:r>
+        <w:rPr>
+          <w:color w:val="EE0000"/>
+          <w:sz w:val="32"/>
+          <w:szCs w:val="28"/>
+        </w:rPr>
+        <w:t>y</w:t>
+      </w:r>
+      <w:r>
+        <w:rPr>
+          <w:rFonts w:hint="eastAsia"/>
+          <w:color w:val="EE0000"/>
+          <w:sz w:val="32"/>
+          <w:szCs w:val="28"/>
         </w:rPr>
         <w:t>a</w:t>
       </w:r>
       <w:r>
+        <w:rPr>
+          <w:color w:val="EE0000"/>
+          <w:sz w:val="32"/>
+          <w:szCs w:val="28"/>
+        </w:rPr>
         <w:t>dmin</w:t>
       </w:r>
+      <w:proofErr w:type="spellEnd"/>
       <w:r>
         <w:rPr>
           <w:rFonts w:hint="eastAsia"/>
-        </w:rPr>
-        <w:t xml:space="preserve"> phpmyadmin</w:t>
-      </w:r>
+          <w:color w:val="EE0000"/>
+          <w:sz w:val="32"/>
+          <w:szCs w:val="28"/>
+        </w:rPr>
+        <w:t xml:space="preserve"> </w:t>
+      </w:r>
+      <w:proofErr w:type="spellStart"/>
+      <w:r>
+        <w:rPr>
+          <w:rFonts w:hint="eastAsia"/>
+          <w:color w:val="EE0000"/>
+          <w:sz w:val="32"/>
+          <w:szCs w:val="28"/>
+        </w:rPr>
+        <w:t>phpmyadmin</w:t>
+      </w:r>
+      <w:proofErr w:type="spellEnd"/>
     </w:p>
     <w:p>
       <w:pPr>
@@ -4194,12 +5327,14 @@
         </w:rPr>
         <w:t>建立</w:t>
       </w:r>
+      <w:proofErr w:type="spellStart"/>
       <w:r>
         <w:rPr>
           <w:rFonts w:hint="eastAsia"/>
         </w:rPr>
         <w:t>apache</w:t>
       </w:r>
+      <w:proofErr w:type="spellEnd"/>
       <w:r>
         <w:rPr>
           <w:rFonts w:hint="eastAsia"/>
@@ -4228,11 +5363,11 @@
     <w:p>
       <w:pPr>
         <w:widowControl/>
-        <w:rPr>
-          <w:rFonts w:hint="eastAsia"/>
-        </w:rPr>
-      </w:pPr>
-      <w:r>
+      </w:pPr>
+      <w:r>
+        <w:rPr>
+          <w:noProof/>
+        </w:rPr>
         <w:lastRenderedPageBreak/>
         <w:drawing>
           <wp:inline distT="0" distB="0" distL="0" distR="0" wp14:anchorId="067F21BE" wp14:editId="6F62460D">
@@ -4296,6 +5431,7 @@
         </w:rPr>
         <w:t>補充：</w:t>
       </w:r>
+      <w:proofErr w:type="spellStart"/>
       <w:r>
         <w:rPr>
           <w:rFonts w:hint="eastAsia"/>
@@ -4306,6 +5442,7 @@
         </w:rPr>
         <w:t>phpmyadmin</w:t>
       </w:r>
+      <w:proofErr w:type="spellEnd"/>
       <w:r>
         <w:rPr>
           <w:rFonts w:hint="eastAsia"/>
@@ -4314,7 +5451,29 @@
           <w:sz w:val="28"/>
           <w:szCs w:val="24"/>
         </w:rPr>
-        <w:t>的設定檔位置</w:t>
+        <w:t>的設定</w:t>
+      </w:r>
+      <w:proofErr w:type="gramStart"/>
+      <w:r>
+        <w:rPr>
+          <w:rFonts w:hint="eastAsia"/>
+          <w:b/>
+          <w:bCs/>
+          <w:sz w:val="28"/>
+          <w:szCs w:val="24"/>
+        </w:rPr>
+        <w:t>檔</w:t>
+      </w:r>
+      <w:proofErr w:type="gramEnd"/>
+      <w:r>
+        <w:rPr>
+          <w:rFonts w:hint="eastAsia"/>
+          <w:b/>
+          <w:bCs/>
+          <w:sz w:val="28"/>
+          <w:szCs w:val="24"/>
+        </w:rPr>
+        <w:t>位置</w:t>
       </w:r>
     </w:p>
     <w:p>
@@ -4328,8 +5487,44 @@
         <w:rPr>
           <w:rFonts w:asciiTheme="majorEastAsia" w:eastAsiaTheme="majorEastAsia" w:hAnsiTheme="majorEastAsia"/>
         </w:rPr>
-        <w:t>/etc/phpmyadmin/config.inc.php</w:t>
-      </w:r>
+        <w:t>/</w:t>
+      </w:r>
+      <w:proofErr w:type="spellStart"/>
+      <w:r>
+        <w:rPr>
+          <w:rFonts w:asciiTheme="majorEastAsia" w:eastAsiaTheme="majorEastAsia" w:hAnsiTheme="majorEastAsia"/>
+        </w:rPr>
+        <w:t>etc</w:t>
+      </w:r>
+      <w:proofErr w:type="spellEnd"/>
+      <w:r>
+        <w:rPr>
+          <w:rFonts w:asciiTheme="majorEastAsia" w:eastAsiaTheme="majorEastAsia" w:hAnsiTheme="majorEastAsia"/>
+        </w:rPr>
+        <w:t>/</w:t>
+      </w:r>
+      <w:proofErr w:type="spellStart"/>
+      <w:r>
+        <w:rPr>
+          <w:rFonts w:asciiTheme="majorEastAsia" w:eastAsiaTheme="majorEastAsia" w:hAnsiTheme="majorEastAsia"/>
+        </w:rPr>
+        <w:t>phpmyadmin</w:t>
+      </w:r>
+      <w:proofErr w:type="spellEnd"/>
+      <w:r>
+        <w:rPr>
+          <w:rFonts w:asciiTheme="majorEastAsia" w:eastAsiaTheme="majorEastAsia" w:hAnsiTheme="majorEastAsia"/>
+        </w:rPr>
+        <w:t>/</w:t>
+      </w:r>
+      <w:proofErr w:type="spellStart"/>
+      <w:r>
+        <w:rPr>
+          <w:rFonts w:asciiTheme="majorEastAsia" w:eastAsiaTheme="majorEastAsia" w:hAnsiTheme="majorEastAsia"/>
+        </w:rPr>
+        <w:t>config.inc.php</w:t>
+      </w:r>
+      <w:proofErr w:type="spellEnd"/>
     </w:p>
     <w:p>
       <w:pPr>
@@ -4360,63 +5555,358 @@
         <w:rPr>
           <w:rFonts w:asciiTheme="majorEastAsia" w:eastAsiaTheme="majorEastAsia" w:hAnsiTheme="majorEastAsia"/>
         </w:rPr>
-        <w:t>$cfg['Servers'][$i]['auth_type'] = 'cookie';</w:t>
+        <w:t>$</w:t>
+      </w:r>
+      <w:proofErr w:type="spellStart"/>
+      <w:r>
+        <w:rPr>
+          <w:rFonts w:asciiTheme="majorEastAsia" w:eastAsiaTheme="majorEastAsia" w:hAnsiTheme="majorEastAsia"/>
+        </w:rPr>
+        <w:t>cfg</w:t>
+      </w:r>
+      <w:proofErr w:type="spellEnd"/>
+      <w:r>
+        <w:rPr>
+          <w:rFonts w:asciiTheme="majorEastAsia" w:eastAsiaTheme="majorEastAsia" w:hAnsiTheme="majorEastAsia"/>
+        </w:rPr>
+        <w:t>['Servers</w:t>
+      </w:r>
+      <w:proofErr w:type="gramStart"/>
+      <w:r>
+        <w:rPr>
+          <w:rFonts w:asciiTheme="majorEastAsia" w:eastAsiaTheme="majorEastAsia" w:hAnsiTheme="majorEastAsia"/>
+        </w:rPr>
+        <w:t>'][</w:t>
+      </w:r>
+      <w:proofErr w:type="gramEnd"/>
+      <w:r>
+        <w:rPr>
+          <w:rFonts w:asciiTheme="majorEastAsia" w:eastAsiaTheme="majorEastAsia" w:hAnsiTheme="majorEastAsia"/>
+        </w:rPr>
+        <w:t>$</w:t>
+      </w:r>
+      <w:proofErr w:type="spellStart"/>
+      <w:proofErr w:type="gramStart"/>
+      <w:r>
+        <w:rPr>
+          <w:rFonts w:asciiTheme="majorEastAsia" w:eastAsiaTheme="majorEastAsia" w:hAnsiTheme="majorEastAsia"/>
+        </w:rPr>
+        <w:t>i</w:t>
+      </w:r>
+      <w:proofErr w:type="spellEnd"/>
+      <w:r>
+        <w:rPr>
+          <w:rFonts w:asciiTheme="majorEastAsia" w:eastAsiaTheme="majorEastAsia" w:hAnsiTheme="majorEastAsia"/>
+        </w:rPr>
+        <w:t>][</w:t>
+      </w:r>
+      <w:proofErr w:type="gramEnd"/>
+      <w:r>
+        <w:rPr>
+          <w:rFonts w:asciiTheme="majorEastAsia" w:eastAsiaTheme="majorEastAsia" w:hAnsiTheme="majorEastAsia"/>
+        </w:rPr>
+        <w:t>'</w:t>
+      </w:r>
+      <w:proofErr w:type="spellStart"/>
+      <w:r>
+        <w:rPr>
+          <w:rFonts w:asciiTheme="majorEastAsia" w:eastAsiaTheme="majorEastAsia" w:hAnsiTheme="majorEastAsia"/>
+        </w:rPr>
+        <w:t>auth_type</w:t>
+      </w:r>
+      <w:proofErr w:type="spellEnd"/>
+      <w:r>
+        <w:rPr>
+          <w:rFonts w:asciiTheme="majorEastAsia" w:eastAsiaTheme="majorEastAsia" w:hAnsiTheme="majorEastAsia"/>
+        </w:rPr>
+        <w:t>'] = '</w:t>
+      </w:r>
+      <w:r>
+        <w:rPr>
+          <w:rFonts w:asciiTheme="majorEastAsia" w:eastAsiaTheme="majorEastAsia" w:hAnsiTheme="majorEastAsia"/>
+          <w:color w:val="EE0000"/>
+        </w:rPr>
+        <w:t>cookie</w:t>
+      </w:r>
+      <w:r>
+        <w:rPr>
+          <w:rFonts w:asciiTheme="majorEastAsia" w:eastAsiaTheme="majorEastAsia" w:hAnsiTheme="majorEastAsia"/>
+        </w:rPr>
+        <w:t>';</w:t>
       </w:r>
     </w:p>
     <w:p>
       <w:pPr>
         <w:widowControl/>
         <w:rPr>
+          <w:rFonts w:asciiTheme="majorEastAsia" w:eastAsiaTheme="majorEastAsia" w:hAnsiTheme="majorEastAsia"/>
+        </w:rPr>
+      </w:pPr>
+      <w:r>
+        <w:rPr>
+          <w:rFonts w:asciiTheme="majorEastAsia" w:eastAsiaTheme="majorEastAsia" w:hAnsiTheme="majorEastAsia"/>
+        </w:rPr>
+        <w:t>$</w:t>
+      </w:r>
+      <w:proofErr w:type="spellStart"/>
+      <w:r>
+        <w:rPr>
+          <w:rFonts w:asciiTheme="majorEastAsia" w:eastAsiaTheme="majorEastAsia" w:hAnsiTheme="majorEastAsia"/>
+        </w:rPr>
+        <w:t>cfg</w:t>
+      </w:r>
+      <w:proofErr w:type="spellEnd"/>
+      <w:r>
+        <w:rPr>
+          <w:rFonts w:asciiTheme="majorEastAsia" w:eastAsiaTheme="majorEastAsia" w:hAnsiTheme="majorEastAsia"/>
+        </w:rPr>
+        <w:t>['Servers</w:t>
+      </w:r>
+      <w:proofErr w:type="gramStart"/>
+      <w:r>
+        <w:rPr>
+          <w:rFonts w:asciiTheme="majorEastAsia" w:eastAsiaTheme="majorEastAsia" w:hAnsiTheme="majorEastAsia"/>
+        </w:rPr>
+        <w:t>'][</w:t>
+      </w:r>
+      <w:proofErr w:type="gramEnd"/>
+      <w:r>
+        <w:rPr>
+          <w:rFonts w:asciiTheme="majorEastAsia" w:eastAsiaTheme="majorEastAsia" w:hAnsiTheme="majorEastAsia"/>
+        </w:rPr>
+        <w:t>$</w:t>
+      </w:r>
+      <w:proofErr w:type="spellStart"/>
+      <w:proofErr w:type="gramStart"/>
+      <w:r>
+        <w:rPr>
+          <w:rFonts w:asciiTheme="majorEastAsia" w:eastAsiaTheme="majorEastAsia" w:hAnsiTheme="majorEastAsia"/>
+        </w:rPr>
+        <w:t>i</w:t>
+      </w:r>
+      <w:proofErr w:type="spellEnd"/>
+      <w:r>
+        <w:rPr>
+          <w:rFonts w:asciiTheme="majorEastAsia" w:eastAsiaTheme="majorEastAsia" w:hAnsiTheme="majorEastAsia"/>
+        </w:rPr>
+        <w:t>][</w:t>
+      </w:r>
+      <w:proofErr w:type="gramEnd"/>
+      <w:r>
+        <w:rPr>
+          <w:rFonts w:asciiTheme="majorEastAsia" w:eastAsiaTheme="majorEastAsia" w:hAnsiTheme="majorEastAsia"/>
+        </w:rPr>
+        <w:t>'</w:t>
+      </w:r>
+      <w:proofErr w:type="spellStart"/>
+      <w:r>
+        <w:rPr>
+          <w:rFonts w:asciiTheme="majorEastAsia" w:eastAsiaTheme="majorEastAsia" w:hAnsiTheme="majorEastAsia"/>
+        </w:rPr>
+        <w:t>AllowRoot</w:t>
+      </w:r>
+      <w:proofErr w:type="spellEnd"/>
+      <w:r>
+        <w:rPr>
+          <w:rFonts w:asciiTheme="majorEastAsia" w:eastAsiaTheme="majorEastAsia" w:hAnsiTheme="majorEastAsia"/>
+        </w:rPr>
+        <w:t>'] = true;</w:t>
+      </w:r>
+    </w:p>
+    <w:p>
+      <w:pPr>
+        <w:widowControl/>
+        <w:rPr>
+          <w:rFonts w:asciiTheme="majorEastAsia" w:eastAsiaTheme="majorEastAsia" w:hAnsiTheme="majorEastAsia"/>
+        </w:rPr>
+      </w:pPr>
+      <w:r>
+        <w:rPr>
+          <w:rFonts w:asciiTheme="majorEastAsia" w:eastAsiaTheme="majorEastAsia" w:hAnsiTheme="majorEastAsia"/>
+        </w:rPr>
+        <w:t>$</w:t>
+      </w:r>
+      <w:proofErr w:type="spellStart"/>
+      <w:r>
+        <w:rPr>
+          <w:rFonts w:asciiTheme="majorEastAsia" w:eastAsiaTheme="majorEastAsia" w:hAnsiTheme="majorEastAsia"/>
+        </w:rPr>
+        <w:t>cfg</w:t>
+      </w:r>
+      <w:proofErr w:type="spellEnd"/>
+      <w:r>
+        <w:rPr>
+          <w:rFonts w:asciiTheme="majorEastAsia" w:eastAsiaTheme="majorEastAsia" w:hAnsiTheme="majorEastAsia"/>
+        </w:rPr>
+        <w:t>['Servers</w:t>
+      </w:r>
+      <w:proofErr w:type="gramStart"/>
+      <w:r>
+        <w:rPr>
+          <w:rFonts w:asciiTheme="majorEastAsia" w:eastAsiaTheme="majorEastAsia" w:hAnsiTheme="majorEastAsia"/>
+        </w:rPr>
+        <w:t>'][</w:t>
+      </w:r>
+      <w:proofErr w:type="gramEnd"/>
+      <w:r>
+        <w:rPr>
+          <w:rFonts w:asciiTheme="majorEastAsia" w:eastAsiaTheme="majorEastAsia" w:hAnsiTheme="majorEastAsia"/>
+        </w:rPr>
+        <w:t>$</w:t>
+      </w:r>
+      <w:proofErr w:type="spellStart"/>
+      <w:proofErr w:type="gramStart"/>
+      <w:r>
+        <w:rPr>
+          <w:rFonts w:asciiTheme="majorEastAsia" w:eastAsiaTheme="majorEastAsia" w:hAnsiTheme="majorEastAsia"/>
+        </w:rPr>
+        <w:t>i</w:t>
+      </w:r>
+      <w:proofErr w:type="spellEnd"/>
+      <w:r>
+        <w:rPr>
+          <w:rFonts w:asciiTheme="majorEastAsia" w:eastAsiaTheme="majorEastAsia" w:hAnsiTheme="majorEastAsia"/>
+        </w:rPr>
+        <w:t>][</w:t>
+      </w:r>
+      <w:proofErr w:type="gramEnd"/>
+      <w:r>
+        <w:rPr>
+          <w:rFonts w:asciiTheme="majorEastAsia" w:eastAsiaTheme="majorEastAsia" w:hAnsiTheme="majorEastAsia"/>
+        </w:rPr>
+        <w:t>'user'] = 'root';</w:t>
+      </w:r>
+    </w:p>
+    <w:p>
+      <w:pPr>
+        <w:widowControl/>
+        <w:rPr>
+          <w:rFonts w:asciiTheme="majorEastAsia" w:eastAsiaTheme="majorEastAsia" w:hAnsiTheme="majorEastAsia"/>
+        </w:rPr>
+      </w:pPr>
+      <w:r>
+        <w:rPr>
           <w:rFonts w:asciiTheme="majorEastAsia" w:eastAsiaTheme="majorEastAsia" w:hAnsiTheme="majorEastAsia" w:hint="eastAsia"/>
         </w:rPr>
-      </w:pPr>
-      <w:r>
+        <w:t>$</w:t>
+      </w:r>
+      <w:proofErr w:type="spellStart"/>
+      <w:r>
+        <w:rPr>
+          <w:rFonts w:asciiTheme="majorEastAsia" w:eastAsiaTheme="majorEastAsia" w:hAnsiTheme="majorEastAsia" w:hint="eastAsia"/>
+        </w:rPr>
+        <w:t>cfg</w:t>
+      </w:r>
+      <w:proofErr w:type="spellEnd"/>
+      <w:r>
+        <w:rPr>
+          <w:rFonts w:asciiTheme="majorEastAsia" w:eastAsiaTheme="majorEastAsia" w:hAnsiTheme="majorEastAsia" w:hint="eastAsia"/>
+        </w:rPr>
+        <w:t>['Servers'][$</w:t>
+      </w:r>
+      <w:proofErr w:type="spellStart"/>
+      <w:r>
+        <w:rPr>
+          <w:rFonts w:asciiTheme="majorEastAsia" w:eastAsiaTheme="majorEastAsia" w:hAnsiTheme="majorEastAsia" w:hint="eastAsia"/>
+        </w:rPr>
+        <w:t>i</w:t>
+      </w:r>
+      <w:proofErr w:type="spellEnd"/>
+      <w:r>
+        <w:rPr>
+          <w:rFonts w:asciiTheme="majorEastAsia" w:eastAsiaTheme="majorEastAsia" w:hAnsiTheme="majorEastAsia" w:hint="eastAsia"/>
+        </w:rPr>
+        <w:t>]['password'] = '</w:t>
+      </w:r>
+      <w:r>
+        <w:rPr>
+          <w:rFonts w:asciiTheme="majorEastAsia" w:eastAsiaTheme="majorEastAsia" w:hAnsiTheme="majorEastAsia" w:hint="eastAsia"/>
+          <w:color w:val="EE0000"/>
+        </w:rPr>
+        <w:t>您的密碼</w:t>
+      </w:r>
+      <w:r>
+        <w:rPr>
+          <w:rFonts w:asciiTheme="majorEastAsia" w:eastAsiaTheme="majorEastAsia" w:hAnsiTheme="majorEastAsia" w:hint="eastAsia"/>
+        </w:rPr>
+        <w:t>';</w:t>
+      </w:r>
+    </w:p>
+    <w:p>
+      <w:pPr>
+        <w:widowControl/>
         <w:rPr>
           <w:rFonts w:asciiTheme="majorEastAsia" w:eastAsiaTheme="majorEastAsia" w:hAnsiTheme="majorEastAsia"/>
         </w:rPr>
-        <w:t>$cfg['Servers'][$i]['AllowRoot'] = true;</w:t>
-      </w:r>
-    </w:p>
-    <w:p>
-      <w:pPr>
-        <w:widowControl/>
+      </w:pPr>
+      <w:r>
         <w:rPr>
           <w:rFonts w:asciiTheme="majorEastAsia" w:eastAsiaTheme="majorEastAsia" w:hAnsiTheme="majorEastAsia"/>
         </w:rPr>
-      </w:pPr>
+        <w:t>$</w:t>
+      </w:r>
+      <w:proofErr w:type="spellStart"/>
       <w:r>
         <w:rPr>
           <w:rFonts w:asciiTheme="majorEastAsia" w:eastAsiaTheme="majorEastAsia" w:hAnsiTheme="majorEastAsia"/>
         </w:rPr>
-        <w:t>$cfg['Servers'][$i]['user'] = 'root';</w:t>
-      </w:r>
-    </w:p>
-    <w:p>
-      <w:pPr>
-        <w:widowControl/>
+        <w:t>cfg</w:t>
+      </w:r>
+      <w:proofErr w:type="spellEnd"/>
+      <w:r>
         <w:rPr>
           <w:rFonts w:asciiTheme="majorEastAsia" w:eastAsiaTheme="majorEastAsia" w:hAnsiTheme="majorEastAsia"/>
         </w:rPr>
-      </w:pPr>
-      <w:r>
-        <w:rPr>
-          <w:rFonts w:asciiTheme="majorEastAsia" w:eastAsiaTheme="majorEastAsia" w:hAnsiTheme="majorEastAsia" w:hint="eastAsia"/>
-        </w:rPr>
-        <w:t>$cfg['Servers'][$i]['password'] = '您的密碼';</w:t>
-      </w:r>
-    </w:p>
-    <w:p>
-      <w:pPr>
-        <w:widowControl/>
+        <w:t>['Servers</w:t>
+      </w:r>
+      <w:proofErr w:type="gramStart"/>
+      <w:r>
         <w:rPr>
           <w:rFonts w:asciiTheme="majorEastAsia" w:eastAsiaTheme="majorEastAsia" w:hAnsiTheme="majorEastAsia"/>
         </w:rPr>
-      </w:pPr>
+        <w:t>'][</w:t>
+      </w:r>
+      <w:proofErr w:type="gramEnd"/>
       <w:r>
         <w:rPr>
           <w:rFonts w:asciiTheme="majorEastAsia" w:eastAsiaTheme="majorEastAsia" w:hAnsiTheme="majorEastAsia"/>
         </w:rPr>
-        <w:t>$cfg['Servers'][$i]['host'] = 'localhost';</w:t>
+        <w:t>$</w:t>
+      </w:r>
+      <w:proofErr w:type="spellStart"/>
+      <w:proofErr w:type="gramStart"/>
+      <w:r>
+        <w:rPr>
+          <w:rFonts w:asciiTheme="majorEastAsia" w:eastAsiaTheme="majorEastAsia" w:hAnsiTheme="majorEastAsia"/>
+        </w:rPr>
+        <w:t>i</w:t>
+      </w:r>
+      <w:proofErr w:type="spellEnd"/>
+      <w:r>
+        <w:rPr>
+          <w:rFonts w:asciiTheme="majorEastAsia" w:eastAsiaTheme="majorEastAsia" w:hAnsiTheme="majorEastAsia"/>
+        </w:rPr>
+        <w:t>][</w:t>
+      </w:r>
+      <w:proofErr w:type="gramEnd"/>
+      <w:r>
+        <w:rPr>
+          <w:rFonts w:asciiTheme="majorEastAsia" w:eastAsiaTheme="majorEastAsia" w:hAnsiTheme="majorEastAsia"/>
+        </w:rPr>
+        <w:t>'host'] = '</w:t>
+      </w:r>
+      <w:r>
+        <w:rPr>
+          <w:rFonts w:asciiTheme="majorEastAsia" w:eastAsiaTheme="majorEastAsia" w:hAnsiTheme="majorEastAsia"/>
+          <w:color w:val="EE0000"/>
+        </w:rPr>
+        <w:t>localhost</w:t>
+      </w:r>
+      <w:r>
+        <w:rPr>
+          <w:rFonts w:asciiTheme="majorEastAsia" w:eastAsiaTheme="majorEastAsia" w:hAnsiTheme="majorEastAsia"/>
+        </w:rPr>
+        <w:t>';</w:t>
       </w:r>
     </w:p>
     <w:p>
@@ -4459,6 +5949,7 @@
         </w:rPr>
         <w:t>的</w:t>
       </w:r>
+      <w:proofErr w:type="spellStart"/>
       <w:r>
         <w:rPr>
           <w:rFonts w:hint="eastAsia"/>
@@ -4469,6 +5960,7 @@
         </w:rPr>
         <w:t>phpmyadmin</w:t>
       </w:r>
+      <w:proofErr w:type="spellEnd"/>
       <w:r>
         <w:rPr>
           <w:rFonts w:hint="eastAsia"/>
@@ -4494,13 +5986,13 @@
       <w:pPr>
         <w:widowControl/>
         <w:rPr>
-          <w:rFonts w:hint="eastAsia"/>
           <w:sz w:val="32"/>
           <w:szCs w:val="28"/>
         </w:rPr>
       </w:pPr>
       <w:r>
         <w:rPr>
+          <w:noProof/>
           <w:sz w:val="32"/>
           <w:szCs w:val="28"/>
         </w:rPr>
@@ -4551,6 +6043,9 @@
         <w:widowControl/>
       </w:pPr>
       <w:r>
+        <w:rPr>
+          <w:noProof/>
+        </w:rPr>
         <w:drawing>
           <wp:inline distT="0" distB="0" distL="0" distR="0" wp14:anchorId="0CFB9272" wp14:editId="4188F18B">
             <wp:extent cx="5274310" cy="2662555"/>
@@ -4599,7 +6094,49 @@
         <w:rPr>
           <w:color w:val="EE0000"/>
         </w:rPr>
-        <w:t>$cfg['Servers'][$i]['auth_type'] = 'config';</w:t>
+        <w:t>$</w:t>
+      </w:r>
+      <w:proofErr w:type="spellStart"/>
+      <w:r>
+        <w:rPr>
+          <w:color w:val="EE0000"/>
+        </w:rPr>
+        <w:t>cfg</w:t>
+      </w:r>
+      <w:proofErr w:type="spellEnd"/>
+      <w:r>
+        <w:rPr>
+          <w:color w:val="EE0000"/>
+        </w:rPr>
+        <w:t>['Servers'][$</w:t>
+      </w:r>
+      <w:proofErr w:type="spellStart"/>
+      <w:r>
+        <w:rPr>
+          <w:color w:val="EE0000"/>
+        </w:rPr>
+        <w:t>i</w:t>
+      </w:r>
+      <w:proofErr w:type="spellEnd"/>
+      <w:r>
+        <w:rPr>
+          <w:color w:val="EE0000"/>
+        </w:rPr>
+        <w:t>]['</w:t>
+      </w:r>
+      <w:proofErr w:type="spellStart"/>
+      <w:r>
+        <w:rPr>
+          <w:color w:val="EE0000"/>
+        </w:rPr>
+        <w:t>auth_type</w:t>
+      </w:r>
+      <w:proofErr w:type="spellEnd"/>
+      <w:r>
+        <w:rPr>
+          <w:color w:val="EE0000"/>
+        </w:rPr>
+        <w:t>'] = 'config';</w:t>
       </w:r>
       <w:r>
         <w:rPr>
@@ -4646,9 +6183,6 @@
     <w:p>
       <w:pPr>
         <w:widowControl/>
-        <w:rPr>
-          <w:rFonts w:hint="eastAsia"/>
-        </w:rPr>
       </w:pPr>
     </w:p>
     <w:p>
@@ -4656,6 +6190,9 @@
         <w:widowControl/>
       </w:pPr>
       <w:r>
+        <w:rPr>
+          <w:noProof/>
+        </w:rPr>
         <w:drawing>
           <wp:inline distT="0" distB="0" distL="0" distR="0" wp14:anchorId="277E68F2" wp14:editId="799F2250">
             <wp:extent cx="5274310" cy="1495425"/>
@@ -4703,6 +6240,9 @@
         <w:widowControl/>
       </w:pPr>
       <w:r>
+        <w:rPr>
+          <w:noProof/>
+        </w:rPr>
         <w:drawing>
           <wp:inline distT="0" distB="0" distL="0" distR="0" wp14:anchorId="298466D7" wp14:editId="70D2F122">
             <wp:extent cx="5274310" cy="1240790"/>
@@ -4743,19 +6283,16 @@
     <w:p>
       <w:pPr>
         <w:widowControl/>
-        <w:rPr>
-          <w:rFonts w:hint="eastAsia"/>
-        </w:rPr>
       </w:pPr>
     </w:p>
     <w:p>
       <w:pPr>
         <w:widowControl/>
-        <w:rPr>
-          <w:rFonts w:hint="eastAsia"/>
-        </w:rPr>
-      </w:pPr>
-      <w:r>
+      </w:pPr>
+      <w:r>
+        <w:rPr>
+          <w:noProof/>
+        </w:rPr>
         <w:drawing>
           <wp:inline distT="0" distB="0" distL="0" distR="0" wp14:anchorId="59285170" wp14:editId="009450A9">
             <wp:extent cx="5274310" cy="1107440"/>
@@ -10645,6 +12182,7 @@
   <w:style w:type="character" w:default="1" w:styleId="a0">
     <w:name w:val="Default Paragraph Font"/>
     <w:uiPriority w:val="1"/>
+    <w:semiHidden/>
     <w:unhideWhenUsed/>
   </w:style>
   <w:style w:type="table" w:default="1" w:styleId="a1">

--- a/doc/MySQL8.0資料庫安裝與設定.docx
+++ b/doc/MySQL8.0資料庫安裝與設定.docx
@@ -133,7 +133,7 @@
         <w:pStyle w:val="tony-f1"/>
         <w:jc w:val="left"/>
         <w:rPr>
-          <w:rFonts w:eastAsiaTheme="minorEastAsia" w:hint="eastAsia"/>
+          <w:rFonts w:eastAsiaTheme="minorEastAsia"/>
         </w:rPr>
       </w:pPr>
       <w:r>
@@ -142,19 +142,11 @@
         </w:rPr>
         <w:t xml:space="preserve"># apt search </w:t>
       </w:r>
-      <w:proofErr w:type="spellStart"/>
-      <w:r>
-        <w:rPr>
-          <w:rFonts w:eastAsiaTheme="minorEastAsia"/>
-        </w:rPr>
-        <w:t>mysql</w:t>
-      </w:r>
-      <w:proofErr w:type="spellEnd"/>
-      <w:r>
-        <w:rPr>
-          <w:rFonts w:eastAsiaTheme="minorEastAsia"/>
-        </w:rPr>
-        <w:t>-server</w:t>
+      <w:r>
+        <w:rPr>
+          <w:rFonts w:eastAsiaTheme="minorEastAsia"/>
+        </w:rPr>
+        <w:t>mysql-server</w:t>
       </w:r>
       <w:r>
         <w:rPr>
@@ -180,34 +172,20 @@
         <w:pStyle w:val="tony-f1"/>
         <w:jc w:val="left"/>
         <w:rPr>
+          <w:rFonts w:eastAsiaTheme="minorEastAsia"/>
+        </w:rPr>
+      </w:pPr>
+      <w:r>
+        <w:rPr>
           <w:rFonts w:eastAsiaTheme="minorEastAsia" w:hint="eastAsia"/>
         </w:rPr>
-      </w:pPr>
-      <w:r>
-        <w:rPr>
-          <w:rFonts w:eastAsiaTheme="minorEastAsia" w:hint="eastAsia"/>
-        </w:rPr>
         <w:t>#</w:t>
       </w:r>
       <w:r>
         <w:rPr>
           <w:rFonts w:eastAsiaTheme="minorEastAsia"/>
         </w:rPr>
-        <w:t xml:space="preserve"> </w:t>
-      </w:r>
-      <w:proofErr w:type="spellStart"/>
-      <w:r>
-        <w:rPr>
-          <w:rFonts w:eastAsiaTheme="minorEastAsia"/>
-        </w:rPr>
-        <w:t>sudo</w:t>
-      </w:r>
-      <w:proofErr w:type="spellEnd"/>
-      <w:r>
-        <w:rPr>
-          <w:rFonts w:eastAsiaTheme="minorEastAsia"/>
-        </w:rPr>
-        <w:t xml:space="preserve"> </w:t>
+        <w:t xml:space="preserve"> sudo </w:t>
       </w:r>
       <w:r>
         <w:rPr>
@@ -270,21 +248,7 @@
         <w:rPr>
           <w:rFonts w:eastAsiaTheme="minorEastAsia"/>
         </w:rPr>
-        <w:t xml:space="preserve">apt install </w:t>
-      </w:r>
-      <w:proofErr w:type="spellStart"/>
-      <w:r>
-        <w:rPr>
-          <w:rFonts w:eastAsiaTheme="minorEastAsia"/>
-        </w:rPr>
-        <w:t>mysql</w:t>
-      </w:r>
-      <w:proofErr w:type="spellEnd"/>
-      <w:r>
-        <w:rPr>
-          <w:rFonts w:eastAsiaTheme="minorEastAsia"/>
-        </w:rPr>
-        <w:t>-server -y</w:t>
+        <w:t>apt install mysql-server -y</w:t>
       </w:r>
     </w:p>
     <w:p>
@@ -301,19 +265,11 @@
         </w:rPr>
         <w:t xml:space="preserve"># </w:t>
       </w:r>
-      <w:proofErr w:type="spellStart"/>
-      <w:r>
-        <w:rPr>
-          <w:rFonts w:eastAsiaTheme="minorEastAsia"/>
-        </w:rPr>
-        <w:t>mysql</w:t>
-      </w:r>
-      <w:proofErr w:type="spellEnd"/>
-      <w:r>
-        <w:rPr>
-          <w:rFonts w:eastAsiaTheme="minorEastAsia"/>
-        </w:rPr>
-        <w:t xml:space="preserve"> --version</w:t>
+      <w:r>
+        <w:rPr>
+          <w:rFonts w:eastAsiaTheme="minorEastAsia"/>
+        </w:rPr>
+        <w:t>mysql --version</w:t>
       </w:r>
     </w:p>
     <w:p>
@@ -330,28 +286,12 @@
         </w:rPr>
         <w:t xml:space="preserve"># </w:t>
       </w:r>
-      <w:proofErr w:type="spellStart"/>
-      <w:r>
-        <w:rPr>
-          <w:rFonts w:eastAsiaTheme="minorEastAsia"/>
-        </w:rPr>
-        <w:t>systemctl</w:t>
-      </w:r>
-      <w:proofErr w:type="spellEnd"/>
-      <w:r>
-        <w:rPr>
-          <w:rFonts w:eastAsiaTheme="minorEastAsia"/>
-        </w:rPr>
-        <w:t xml:space="preserve"> status </w:t>
-      </w:r>
-      <w:proofErr w:type="spellStart"/>
-      <w:r>
-        <w:rPr>
-          <w:rFonts w:eastAsiaTheme="minorEastAsia"/>
-        </w:rPr>
-        <w:t>mysql</w:t>
-      </w:r>
-      <w:proofErr w:type="spellEnd"/>
+      <w:r>
+        <w:rPr>
+          <w:rFonts w:eastAsiaTheme="minorEastAsia"/>
+        </w:rPr>
+        <w:t>systemctl status mysql</w:t>
+      </w:r>
     </w:p>
     <w:p>
       <w:pPr>
@@ -432,28 +372,12 @@
         </w:rPr>
         <w:t xml:space="preserve"># </w:t>
       </w:r>
-      <w:proofErr w:type="spellStart"/>
-      <w:r>
-        <w:rPr>
-          <w:rFonts w:eastAsiaTheme="minorEastAsia"/>
-        </w:rPr>
-        <w:t>systemctl</w:t>
-      </w:r>
-      <w:proofErr w:type="spellEnd"/>
-      <w:r>
-        <w:rPr>
-          <w:rFonts w:eastAsiaTheme="minorEastAsia"/>
-        </w:rPr>
-        <w:t xml:space="preserve"> enable </w:t>
-      </w:r>
-      <w:proofErr w:type="spellStart"/>
-      <w:r>
-        <w:rPr>
-          <w:rFonts w:eastAsiaTheme="minorEastAsia"/>
-        </w:rPr>
-        <w:t>mysql</w:t>
-      </w:r>
-      <w:proofErr w:type="spellEnd"/>
+      <w:r>
+        <w:rPr>
+          <w:rFonts w:eastAsiaTheme="minorEastAsia"/>
+        </w:rPr>
+        <w:t>systemctl enable mysql</w:t>
+      </w:r>
     </w:p>
     <w:p>
       <w:pPr>
@@ -478,19 +402,11 @@
         </w:rPr>
         <w:t>安裝</w:t>
       </w:r>
-      <w:proofErr w:type="spellStart"/>
-      <w:r>
-        <w:rPr>
-          <w:rFonts w:eastAsiaTheme="minorEastAsia"/>
-        </w:rPr>
-        <w:t>mysql</w:t>
-      </w:r>
-      <w:proofErr w:type="spellEnd"/>
-      <w:r>
-        <w:rPr>
-          <w:rFonts w:eastAsiaTheme="minorEastAsia"/>
-        </w:rPr>
-        <w:t>-workbench</w:t>
+      <w:r>
+        <w:rPr>
+          <w:rFonts w:eastAsiaTheme="minorEastAsia"/>
+        </w:rPr>
+        <w:t>mysql-workbench</w:t>
       </w:r>
       <w:r>
         <w:rPr>
@@ -521,37 +437,12 @@
         <w:lastRenderedPageBreak/>
         <w:t xml:space="preserve"># </w:t>
       </w:r>
-      <w:proofErr w:type="spellStart"/>
       <w:r>
         <w:rPr>
           <w:rFonts w:eastAsia="標楷體"/>
           <w:sz w:val="32"/>
         </w:rPr>
-        <w:t>sudo</w:t>
-      </w:r>
-      <w:proofErr w:type="spellEnd"/>
-      <w:r>
-        <w:rPr>
-          <w:rFonts w:eastAsia="標楷體"/>
-          <w:sz w:val="32"/>
-        </w:rPr>
-        <w:t xml:space="preserve"> snap install </w:t>
-      </w:r>
-      <w:proofErr w:type="spellStart"/>
-      <w:r>
-        <w:rPr>
-          <w:rFonts w:eastAsia="標楷體"/>
-          <w:sz w:val="32"/>
-        </w:rPr>
-        <w:t>mysql</w:t>
-      </w:r>
-      <w:proofErr w:type="spellEnd"/>
-      <w:r>
-        <w:rPr>
-          <w:rFonts w:eastAsia="標楷體"/>
-          <w:sz w:val="32"/>
-        </w:rPr>
-        <w:t>-workbench-community</w:t>
+        <w:t>sudo snap install mysql-workbench-community</w:t>
       </w:r>
     </w:p>
     <w:p>
@@ -568,28 +459,12 @@
         </w:rPr>
         <w:t xml:space="preserve"># </w:t>
       </w:r>
-      <w:proofErr w:type="spellStart"/>
-      <w:r>
-        <w:rPr>
-          <w:rFonts w:eastAsiaTheme="minorEastAsia"/>
-        </w:rPr>
-        <w:t>sudo</w:t>
-      </w:r>
-      <w:proofErr w:type="spellEnd"/>
-      <w:r>
-        <w:rPr>
-          <w:rFonts w:eastAsiaTheme="minorEastAsia"/>
-        </w:rPr>
-        <w:t xml:space="preserve"> </w:t>
-      </w:r>
-      <w:proofErr w:type="spellStart"/>
-      <w:r>
-        <w:rPr>
-          <w:rFonts w:eastAsiaTheme="minorEastAsia"/>
-        </w:rPr>
-        <w:t>mysql_secure_installation</w:t>
-      </w:r>
-      <w:proofErr w:type="spellEnd"/>
+      <w:r>
+        <w:rPr>
+          <w:rFonts w:eastAsiaTheme="minorEastAsia"/>
+        </w:rPr>
+        <w:t>sudo mysql_secure_installation</w:t>
+      </w:r>
       <w:r>
         <w:rPr>
           <w:rFonts w:eastAsiaTheme="minorEastAsia" w:hint="eastAsia"/>
@@ -696,28 +571,12 @@
         </w:rPr>
         <w:t xml:space="preserve"># </w:t>
       </w:r>
-      <w:proofErr w:type="spellStart"/>
-      <w:r>
-        <w:rPr>
-          <w:rFonts w:eastAsiaTheme="minorEastAsia"/>
-        </w:rPr>
-        <w:t>systemctl</w:t>
-      </w:r>
-      <w:proofErr w:type="spellEnd"/>
-      <w:r>
-        <w:rPr>
-          <w:rFonts w:eastAsiaTheme="minorEastAsia"/>
-        </w:rPr>
-        <w:t xml:space="preserve"> restart </w:t>
-      </w:r>
-      <w:proofErr w:type="spellStart"/>
-      <w:r>
-        <w:rPr>
-          <w:rFonts w:eastAsiaTheme="minorEastAsia"/>
-        </w:rPr>
-        <w:t>mysql</w:t>
-      </w:r>
-      <w:proofErr w:type="spellEnd"/>
+      <w:r>
+        <w:rPr>
+          <w:rFonts w:eastAsiaTheme="minorEastAsia"/>
+        </w:rPr>
+        <w:t>systemctl restart mysql</w:t>
+      </w:r>
     </w:p>
     <w:p/>
     <w:p>
@@ -818,106 +677,74 @@
         <w:rPr>
           <w:rFonts w:eastAsiaTheme="minorEastAsia" w:hint="eastAsia"/>
         </w:rPr>
-        <w:t xml:space="preserve"># </w:t>
-      </w:r>
-      <w:proofErr w:type="spellStart"/>
+        <w:t xml:space="preserve"># sudo  </w:t>
+      </w:r>
+      <w:r>
+        <w:rPr>
+          <w:rFonts w:eastAsiaTheme="minorEastAsia"/>
+        </w:rPr>
+        <w:t xml:space="preserve">mysql </w:t>
+      </w:r>
       <w:r>
         <w:rPr>
           <w:rFonts w:eastAsiaTheme="minorEastAsia" w:hint="eastAsia"/>
         </w:rPr>
-        <w:t>sudo</w:t>
-      </w:r>
-      <w:proofErr w:type="spellEnd"/>
+        <w:t xml:space="preserve"> -</w:t>
+      </w:r>
+      <w:r>
+        <w:rPr>
+          <w:rFonts w:eastAsiaTheme="minorEastAsia"/>
+        </w:rPr>
+        <w:t xml:space="preserve">u </w:t>
+      </w:r>
       <w:r>
         <w:rPr>
           <w:rFonts w:eastAsiaTheme="minorEastAsia" w:hint="eastAsia"/>
         </w:rPr>
-        <w:t xml:space="preserve">  </w:t>
-      </w:r>
-      <w:proofErr w:type="spellStart"/>
+        <w:t xml:space="preserve"> </w:t>
+      </w:r>
+      <w:r>
+        <w:rPr>
+          <w:rFonts w:eastAsiaTheme="minorEastAsia"/>
+        </w:rPr>
+        <w:t xml:space="preserve">root </w:t>
+      </w:r>
+      <w:r>
+        <w:rPr>
+          <w:rFonts w:eastAsiaTheme="minorEastAsia" w:hint="eastAsia"/>
+        </w:rPr>
+        <w:t xml:space="preserve"> </w:t>
+      </w:r>
+      <w:r>
+        <w:rPr>
+          <w:rFonts w:eastAsiaTheme="minorEastAsia"/>
+        </w:rPr>
+        <w:t>-p</w:t>
+      </w:r>
+      <w:r>
+        <w:rPr>
+          <w:rFonts w:eastAsiaTheme="minorEastAsia" w:hint="eastAsia"/>
+        </w:rPr>
+        <w:t xml:space="preserve">  (</w:t>
+      </w:r>
+      <w:r>
+        <w:rPr>
+          <w:rFonts w:eastAsiaTheme="minorEastAsia" w:hint="eastAsia"/>
+        </w:rPr>
+        <w:t>若未設密碼可用</w:t>
+      </w:r>
+      <w:r>
+        <w:rPr>
+          <w:rFonts w:eastAsiaTheme="minorEastAsia" w:hint="eastAsia"/>
+        </w:rPr>
+        <w:t xml:space="preserve">sudo  </w:t>
+      </w:r>
       <w:r>
         <w:rPr>
           <w:rFonts w:eastAsiaTheme="minorEastAsia"/>
         </w:rPr>
         <w:t>mysql</w:t>
       </w:r>
-      <w:proofErr w:type="spellEnd"/>
-      <w:r>
-        <w:rPr>
-          <w:rFonts w:eastAsiaTheme="minorEastAsia"/>
-        </w:rPr>
-        <w:t xml:space="preserve"> </w:t>
-      </w:r>
-      <w:r>
-        <w:rPr>
-          <w:rFonts w:eastAsiaTheme="minorEastAsia" w:hint="eastAsia"/>
-        </w:rPr>
-        <w:t xml:space="preserve"> -</w:t>
-      </w:r>
-      <w:r>
-        <w:rPr>
-          <w:rFonts w:eastAsiaTheme="minorEastAsia"/>
-        </w:rPr>
-        <w:t xml:space="preserve">u </w:t>
-      </w:r>
-      <w:r>
-        <w:rPr>
-          <w:rFonts w:eastAsiaTheme="minorEastAsia" w:hint="eastAsia"/>
-        </w:rPr>
-        <w:t xml:space="preserve"> </w:t>
-      </w:r>
-      <w:r>
-        <w:rPr>
-          <w:rFonts w:eastAsiaTheme="minorEastAsia"/>
-        </w:rPr>
-        <w:t xml:space="preserve">root </w:t>
-      </w:r>
-      <w:r>
-        <w:rPr>
-          <w:rFonts w:eastAsiaTheme="minorEastAsia" w:hint="eastAsia"/>
-        </w:rPr>
-        <w:t xml:space="preserve"> </w:t>
-      </w:r>
-      <w:r>
-        <w:rPr>
-          <w:rFonts w:eastAsiaTheme="minorEastAsia"/>
-        </w:rPr>
-        <w:t>-p</w:t>
-      </w:r>
-      <w:r>
-        <w:rPr>
-          <w:rFonts w:eastAsiaTheme="minorEastAsia" w:hint="eastAsia"/>
-        </w:rPr>
-        <w:t xml:space="preserve">  (</w:t>
-      </w:r>
-      <w:r>
-        <w:rPr>
-          <w:rFonts w:eastAsiaTheme="minorEastAsia" w:hint="eastAsia"/>
-        </w:rPr>
-        <w:t>若未設密碼可用</w:t>
-      </w:r>
-      <w:proofErr w:type="spellStart"/>
-      <w:r>
-        <w:rPr>
-          <w:rFonts w:eastAsiaTheme="minorEastAsia" w:hint="eastAsia"/>
-        </w:rPr>
-        <w:t>sudo</w:t>
-      </w:r>
-      <w:proofErr w:type="spellEnd"/>
-      <w:r>
-        <w:rPr>
-          <w:rFonts w:eastAsiaTheme="minorEastAsia" w:hint="eastAsia"/>
-        </w:rPr>
-        <w:t xml:space="preserve">  </w:t>
-      </w:r>
-      <w:proofErr w:type="spellStart"/>
-      <w:r>
-        <w:rPr>
-          <w:rFonts w:eastAsiaTheme="minorEastAsia"/>
-        </w:rPr>
-        <w:t>mysql</w:t>
-      </w:r>
-      <w:proofErr w:type="spellEnd"/>
       <w:r>
         <w:rPr>
           <w:rFonts w:eastAsiaTheme="minorEastAsia" w:hint="eastAsia"/>
@@ -949,21 +776,7 @@
         <w:rPr>
           <w:rFonts w:eastAsiaTheme="minorEastAsia"/>
         </w:rPr>
-        <w:t>SHOW VARIABLES LIKE '</w:t>
-      </w:r>
-      <w:proofErr w:type="spellStart"/>
-      <w:r>
-        <w:rPr>
-          <w:rFonts w:eastAsiaTheme="minorEastAsia"/>
-        </w:rPr>
-        <w:t>validate_password</w:t>
-      </w:r>
-      <w:proofErr w:type="spellEnd"/>
-      <w:r>
-        <w:rPr>
-          <w:rFonts w:eastAsiaTheme="minorEastAsia"/>
-        </w:rPr>
-        <w:t>%'</w:t>
+        <w:t>SHOW VARIABLES LIKE 'validate_password%'</w:t>
       </w:r>
       <w:r>
         <w:rPr>
@@ -1078,20 +891,7 @@
         <w:t>GLOBAL</w:t>
       </w:r>
       <w:r>
-        <w:t xml:space="preserve"> </w:t>
-      </w:r>
-      <w:proofErr w:type="spellStart"/>
-      <w:r>
-        <w:t>validate_</w:t>
-      </w:r>
-      <w:proofErr w:type="gramStart"/>
-      <w:r>
-        <w:t>password.policy</w:t>
-      </w:r>
-      <w:proofErr w:type="spellEnd"/>
-      <w:proofErr w:type="gramEnd"/>
-      <w:r>
-        <w:t xml:space="preserve"> </w:t>
+        <w:t xml:space="preserve"> validate_password.policy </w:t>
       </w:r>
       <w:r>
         <w:rPr>
@@ -1134,20 +934,7 @@
         <w:t>GLOBAL</w:t>
       </w:r>
       <w:r>
-        <w:t xml:space="preserve"> </w:t>
-      </w:r>
-      <w:proofErr w:type="spellStart"/>
-      <w:r>
-        <w:t>validate_</w:t>
-      </w:r>
-      <w:proofErr w:type="gramStart"/>
-      <w:r>
-        <w:t>password.length</w:t>
-      </w:r>
-      <w:proofErr w:type="spellEnd"/>
-      <w:proofErr w:type="gramEnd"/>
-      <w:r>
-        <w:t xml:space="preserve"> </w:t>
+        <w:t xml:space="preserve"> validate_password.length </w:t>
       </w:r>
       <w:r>
         <w:rPr>
@@ -1186,27 +973,13 @@
         <w:rPr>
           <w:rFonts w:eastAsiaTheme="minorEastAsia"/>
         </w:rPr>
-        <w:t>CREATE USER '</w:t>
-      </w:r>
-      <w:proofErr w:type="spellStart"/>
-      <w:r>
-        <w:rPr>
-          <w:rFonts w:eastAsiaTheme="minorEastAsia"/>
-        </w:rPr>
-        <w:t>tony</w:t>
-      </w:r>
-      <w:r>
-        <w:rPr>
-          <w:rFonts w:eastAsiaTheme="minorEastAsia"/>
-        </w:rPr>
-        <w:t>'@'localhost</w:t>
-      </w:r>
-      <w:proofErr w:type="spellEnd"/>
-      <w:r>
-        <w:rPr>
-          <w:rFonts w:eastAsiaTheme="minorEastAsia"/>
-        </w:rPr>
-        <w:t>' IDENTIFIED BY '</w:t>
+        <w:t>CREATE USER 'tony</w:t>
+      </w:r>
+      <w:r>
+        <w:rPr>
+          <w:rFonts w:eastAsiaTheme="minorEastAsia"/>
+        </w:rPr>
+        <w:t>'@'localhost' IDENTIFIED BY '</w:t>
       </w:r>
       <w:r>
         <w:rPr>
@@ -1257,41 +1030,13 @@
         <w:rPr>
           <w:rFonts w:eastAsiaTheme="minorEastAsia"/>
         </w:rPr>
-        <w:t xml:space="preserve">NT ALL PRIVILEGES ON </w:t>
-      </w:r>
-      <w:proofErr w:type="gramStart"/>
-      <w:r>
-        <w:rPr>
-          <w:rFonts w:eastAsiaTheme="minorEastAsia"/>
-        </w:rPr>
-        <w:t>*.*</w:t>
-      </w:r>
-      <w:proofErr w:type="gramEnd"/>
-      <w:r>
-        <w:rPr>
-          <w:rFonts w:eastAsiaTheme="minorEastAsia"/>
-        </w:rPr>
-        <w:t xml:space="preserve"> TO '</w:t>
-      </w:r>
-      <w:proofErr w:type="spellStart"/>
-      <w:r>
-        <w:rPr>
-          <w:rFonts w:eastAsiaTheme="minorEastAsia"/>
-        </w:rPr>
-        <w:t>tony</w:t>
-      </w:r>
-      <w:r>
-        <w:rPr>
-          <w:rFonts w:eastAsiaTheme="minorEastAsia"/>
-        </w:rPr>
-        <w:t>'@'localhost</w:t>
-      </w:r>
-      <w:proofErr w:type="spellEnd"/>
-      <w:r>
-        <w:rPr>
-          <w:rFonts w:eastAsiaTheme="minorEastAsia"/>
-        </w:rPr>
-        <w:t>';</w:t>
+        <w:t>NT ALL PRIVILEGES ON *.* TO 'tony</w:t>
+      </w:r>
+      <w:r>
+        <w:rPr>
+          <w:rFonts w:eastAsiaTheme="minorEastAsia"/>
+        </w:rPr>
+        <w:t>'@'localhost';</w:t>
       </w:r>
     </w:p>
     <w:p>
@@ -1333,15 +1078,7 @@
         <w:t>FROM</w:t>
       </w:r>
       <w:r>
-        <w:t xml:space="preserve"> </w:t>
-      </w:r>
-      <w:proofErr w:type="spellStart"/>
-      <w:r>
-        <w:t>mysql.user</w:t>
-      </w:r>
-      <w:proofErr w:type="spellEnd"/>
-      <w:r>
-        <w:t>;</w:t>
+        <w:t xml:space="preserve"> mysql.user;</w:t>
       </w:r>
     </w:p>
     <w:p>
@@ -1465,52 +1202,14 @@
         </w:rPr>
         <w:t xml:space="preserve"># </w:t>
       </w:r>
-      <w:proofErr w:type="spellStart"/>
       <w:r>
         <w:rPr>
           <w:color w:val="EE0000"/>
           <w:spacing w:val="15"/>
           <w:shd w:val="clear" w:color="auto" w:fill="FFFFFF"/>
         </w:rPr>
-        <w:t>sudo</w:t>
-      </w:r>
-      <w:proofErr w:type="spellEnd"/>
-      <w:r>
-        <w:rPr>
-          <w:color w:val="EE0000"/>
-          <w:spacing w:val="15"/>
-          <w:shd w:val="clear" w:color="auto" w:fill="FFFFFF"/>
-        </w:rPr>
-        <w:t xml:space="preserve"> ss -</w:t>
-      </w:r>
-      <w:proofErr w:type="spellStart"/>
-      <w:r>
-        <w:rPr>
-          <w:color w:val="EE0000"/>
-          <w:spacing w:val="15"/>
-          <w:shd w:val="clear" w:color="auto" w:fill="FFFFFF"/>
-        </w:rPr>
-        <w:t>tlnp</w:t>
-      </w:r>
-      <w:proofErr w:type="spellEnd"/>
-      <w:r>
-        <w:rPr>
-          <w:color w:val="EE0000"/>
-          <w:spacing w:val="15"/>
-          <w:shd w:val="clear" w:color="auto" w:fill="FFFFFF"/>
-        </w:rPr>
-        <w:t xml:space="preserve"> | grep </w:t>
-      </w:r>
-      <w:proofErr w:type="spellStart"/>
-      <w:r>
-        <w:rPr>
-          <w:color w:val="EE0000"/>
-          <w:spacing w:val="15"/>
-          <w:shd w:val="clear" w:color="auto" w:fill="FFFFFF"/>
-        </w:rPr>
-        <w:t>mysql</w:t>
-      </w:r>
-      <w:proofErr w:type="spellEnd"/>
+        <w:t>sudo ss -tlnp | grep mysql</w:t>
+      </w:r>
     </w:p>
     <w:p>
       <w:pPr>
@@ -1617,21 +1316,12 @@
         </w:rPr>
         <w:t xml:space="preserve"># </w:t>
       </w:r>
-      <w:proofErr w:type="spellStart"/>
       <w:r>
         <w:rPr>
           <w:rFonts w:eastAsiaTheme="minorEastAsia"/>
           <w:color w:val="EE0000"/>
         </w:rPr>
-        <w:t>sudo</w:t>
-      </w:r>
-      <w:proofErr w:type="spellEnd"/>
-      <w:r>
-        <w:rPr>
-          <w:rFonts w:eastAsiaTheme="minorEastAsia"/>
-          <w:color w:val="EE0000"/>
-        </w:rPr>
-        <w:t xml:space="preserve"> </w:t>
+        <w:t xml:space="preserve">sudo </w:t>
       </w:r>
       <w:r>
         <w:rPr>
@@ -1645,65 +1335,8 @@
           <w:rFonts w:eastAsiaTheme="minorEastAsia"/>
           <w:color w:val="EE0000"/>
         </w:rPr>
-        <w:t xml:space="preserve"> /</w:t>
-      </w:r>
-      <w:proofErr w:type="spellStart"/>
-      <w:r>
-        <w:rPr>
-          <w:rFonts w:eastAsiaTheme="minorEastAsia"/>
-          <w:color w:val="EE0000"/>
-        </w:rPr>
-        <w:t>etc</w:t>
-      </w:r>
-      <w:proofErr w:type="spellEnd"/>
-      <w:r>
-        <w:rPr>
-          <w:rFonts w:eastAsiaTheme="minorEastAsia"/>
-          <w:color w:val="EE0000"/>
-        </w:rPr>
-        <w:t>/</w:t>
-      </w:r>
-      <w:proofErr w:type="spellStart"/>
-      <w:r>
-        <w:rPr>
-          <w:rFonts w:eastAsiaTheme="minorEastAsia"/>
-          <w:color w:val="EE0000"/>
-        </w:rPr>
-        <w:t>mysql</w:t>
-      </w:r>
-      <w:proofErr w:type="spellEnd"/>
-      <w:r>
-        <w:rPr>
-          <w:rFonts w:eastAsiaTheme="minorEastAsia"/>
-          <w:color w:val="EE0000"/>
-        </w:rPr>
-        <w:t>/</w:t>
-      </w:r>
-      <w:proofErr w:type="spellStart"/>
-      <w:r>
-        <w:rPr>
-          <w:rFonts w:eastAsiaTheme="minorEastAsia"/>
-          <w:color w:val="EE0000"/>
-        </w:rPr>
-        <w:t>mysql.conf.d</w:t>
-      </w:r>
-      <w:proofErr w:type="spellEnd"/>
-      <w:r>
-        <w:rPr>
-          <w:rFonts w:eastAsiaTheme="minorEastAsia"/>
-          <w:color w:val="EE0000"/>
-        </w:rPr>
-        <w:t>/</w:t>
-      </w:r>
-      <w:proofErr w:type="spellStart"/>
-      <w:r>
-        <w:rPr>
-          <w:rFonts w:eastAsiaTheme="minorEastAsia"/>
-          <w:color w:val="EE0000"/>
-        </w:rPr>
-        <w:t>mysqld.cnf</w:t>
-      </w:r>
-      <w:proofErr w:type="spellEnd"/>
+        <w:t xml:space="preserve"> /etc/mysql/mysql.conf.d/mysqld.cnf</w:t>
+      </w:r>
     </w:p>
     <w:p>
       <w:pPr>
@@ -1769,6 +1402,7 @@
         <w:jc w:val="left"/>
         <w:rPr>
           <w:rFonts w:eastAsiaTheme="minorEastAsia"/>
+          <w:color w:val="EE0000"/>
         </w:rPr>
       </w:pPr>
       <w:r>
@@ -1777,50 +1411,120 @@
         </w:rPr>
         <w:t xml:space="preserve"># </w:t>
       </w:r>
-      <w:proofErr w:type="spellStart"/>
       <w:r>
         <w:rPr>
           <w:rFonts w:eastAsiaTheme="minorEastAsia"/>
           <w:color w:val="EE0000"/>
         </w:rPr>
-        <w:t>systemctl</w:t>
-      </w:r>
-      <w:proofErr w:type="spellEnd"/>
-      <w:r>
-        <w:rPr>
-          <w:rFonts w:eastAsiaTheme="minorEastAsia"/>
-          <w:color w:val="EE0000"/>
-        </w:rPr>
-        <w:t xml:space="preserve"> restart </w:t>
-      </w:r>
-      <w:proofErr w:type="spellStart"/>
-      <w:r>
-        <w:rPr>
-          <w:rFonts w:eastAsiaTheme="minorEastAsia"/>
-          <w:color w:val="EE0000"/>
-        </w:rPr>
-        <w:t>mysql</w:t>
-      </w:r>
-      <w:proofErr w:type="spellEnd"/>
+        <w:t>systemctl restart mysql</w:t>
+      </w:r>
       <w:r>
         <w:rPr>
           <w:rFonts w:eastAsiaTheme="minorEastAsia" w:hint="eastAsia"/>
           <w:color w:val="EE0000"/>
         </w:rPr>
-        <w:t xml:space="preserve">  (</w:t>
-      </w:r>
+        <w:t xml:space="preserve"> </w:t>
+      </w:r>
+    </w:p>
+    <w:p>
+      <w:pPr>
+        <w:pStyle w:val="tony-f1"/>
+        <w:jc w:val="left"/>
+        <w:rPr>
+          <w:rFonts w:eastAsiaTheme="minorEastAsia"/>
+        </w:rPr>
+      </w:pPr>
       <w:r>
         <w:rPr>
           <w:rFonts w:eastAsiaTheme="minorEastAsia" w:hint="eastAsia"/>
           <w:color w:val="EE0000"/>
         </w:rPr>
-        <w:t>記得重啟，新設定才會生效</w:t>
+        <w:t>(</w:t>
       </w:r>
       <w:r>
         <w:rPr>
           <w:rFonts w:eastAsiaTheme="minorEastAsia" w:hint="eastAsia"/>
           <w:color w:val="EE0000"/>
         </w:rPr>
+        <w:t>記得重啟，新設定才會生效</w:t>
+      </w:r>
+      <w:r>
+        <w:rPr>
+          <w:rFonts w:eastAsiaTheme="minorEastAsia" w:hint="eastAsia"/>
+          <w:color w:val="EE0000"/>
+        </w:rPr>
+        <w:t>)</w:t>
+      </w:r>
+      <w:r>
+        <w:rPr>
+          <w:rFonts w:eastAsiaTheme="minorEastAsia" w:hint="eastAsia"/>
+          <w:b/>
+          <w:bCs w:val="0"/>
+          <w:color w:val="EE0000"/>
+          <w:sz w:val="40"/>
+          <w:szCs w:val="40"/>
+          <w:highlight w:val="yellow"/>
+        </w:rPr>
+        <w:t xml:space="preserve"> </w:t>
+      </w:r>
+      <w:r>
+        <w:rPr>
+          <w:rFonts w:eastAsiaTheme="minorEastAsia" w:hint="eastAsia"/>
+          <w:b/>
+          <w:bCs w:val="0"/>
+          <w:color w:val="EE0000"/>
+          <w:sz w:val="40"/>
+          <w:szCs w:val="40"/>
+          <w:highlight w:val="yellow"/>
+        </w:rPr>
+        <w:t>(</w:t>
+      </w:r>
+      <w:r>
+        <w:rPr>
+          <w:rFonts w:eastAsiaTheme="minorEastAsia" w:hint="eastAsia"/>
+          <w:b/>
+          <w:bCs w:val="0"/>
+          <w:color w:val="EE0000"/>
+          <w:sz w:val="40"/>
+          <w:szCs w:val="40"/>
+          <w:highlight w:val="yellow"/>
+        </w:rPr>
+        <w:t>注意：此</w:t>
+      </w:r>
+      <w:r>
+        <w:rPr>
+          <w:rFonts w:eastAsiaTheme="minorEastAsia" w:hint="eastAsia"/>
+          <w:b/>
+          <w:bCs w:val="0"/>
+          <w:color w:val="EE0000"/>
+          <w:sz w:val="40"/>
+          <w:szCs w:val="40"/>
+          <w:highlight w:val="yellow"/>
+        </w:rPr>
+        <w:t>Cmd</w:t>
+      </w:r>
+      <w:r>
+        <w:rPr>
+          <w:rFonts w:eastAsiaTheme="minorEastAsia" w:hint="eastAsia"/>
+          <w:b/>
+          <w:bCs w:val="0"/>
+          <w:color w:val="EE0000"/>
+          <w:sz w:val="40"/>
+          <w:szCs w:val="40"/>
+          <w:highlight w:val="yellow"/>
+        </w:rPr>
+        <w:t>要做，容易忘記</w:t>
+      </w:r>
+      <w:r>
+        <w:rPr>
+          <w:rFonts w:eastAsiaTheme="minorEastAsia" w:hint="eastAsia"/>
+          <w:b/>
+          <w:bCs w:val="0"/>
+          <w:color w:val="EE0000"/>
+          <w:sz w:val="40"/>
+          <w:szCs w:val="40"/>
+          <w:highlight w:val="yellow"/>
+        </w:rPr>
         <w:t>)</w:t>
       </w:r>
     </w:p>
@@ -1837,54 +1541,95 @@
         <w:rPr>
           <w:rFonts w:eastAsiaTheme="minorEastAsia" w:hint="eastAsia"/>
         </w:rPr>
-        <w:t xml:space="preserve"># </w:t>
-      </w:r>
-      <w:proofErr w:type="spellStart"/>
-      <w:r>
-        <w:rPr>
-          <w:color w:val="212529"/>
+        <w:t>#</w:t>
+      </w:r>
+      <w:r>
+        <w:rPr>
+          <w:rFonts w:eastAsiaTheme="minorEastAsia" w:hint="eastAsia"/>
+          <w:color w:val="EE0000"/>
+        </w:rPr>
+        <w:t xml:space="preserve"> </w:t>
+      </w:r>
+      <w:r>
+        <w:rPr>
+          <w:color w:val="EE0000"/>
           <w:spacing w:val="15"/>
           <w:shd w:val="clear" w:color="auto" w:fill="FFFFFF"/>
         </w:rPr>
-        <w:t>sudo</w:t>
-      </w:r>
-      <w:proofErr w:type="spellEnd"/>
-      <w:r>
-        <w:rPr>
-          <w:color w:val="212529"/>
-          <w:spacing w:val="15"/>
-          <w:shd w:val="clear" w:color="auto" w:fill="FFFFFF"/>
-        </w:rPr>
-        <w:t xml:space="preserve"> ss -</w:t>
-      </w:r>
-      <w:proofErr w:type="spellStart"/>
-      <w:r>
-        <w:rPr>
-          <w:color w:val="212529"/>
-          <w:spacing w:val="15"/>
-          <w:shd w:val="clear" w:color="auto" w:fill="FFFFFF"/>
-        </w:rPr>
-        <w:t>tlnp</w:t>
-      </w:r>
-      <w:proofErr w:type="spellEnd"/>
-      <w:r>
-        <w:rPr>
-          <w:color w:val="212529"/>
-          <w:spacing w:val="15"/>
-          <w:shd w:val="clear" w:color="auto" w:fill="FFFFFF"/>
-        </w:rPr>
-        <w:t xml:space="preserve"> | grep </w:t>
-      </w:r>
-      <w:proofErr w:type="spellStart"/>
-      <w:r>
-        <w:rPr>
-          <w:color w:val="212529"/>
-          <w:spacing w:val="15"/>
-          <w:shd w:val="clear" w:color="auto" w:fill="FFFFFF"/>
-        </w:rPr>
-        <w:t>mysql</w:t>
-      </w:r>
-      <w:proofErr w:type="spellEnd"/>
+        <w:t>sudo ss -tlnp | grep mysql</w:t>
+      </w:r>
+      <w:r>
+        <w:rPr>
+          <w:rFonts w:eastAsiaTheme="minorEastAsia" w:hint="eastAsia"/>
+          <w:b/>
+          <w:bCs w:val="0"/>
+          <w:color w:val="EE0000"/>
+          <w:sz w:val="40"/>
+          <w:szCs w:val="40"/>
+          <w:highlight w:val="yellow"/>
+        </w:rPr>
+        <w:t>(</w:t>
+      </w:r>
+      <w:r>
+        <w:rPr>
+          <w:rFonts w:eastAsiaTheme="minorEastAsia" w:hint="eastAsia"/>
+          <w:b/>
+          <w:bCs w:val="0"/>
+          <w:color w:val="EE0000"/>
+          <w:sz w:val="40"/>
+          <w:szCs w:val="40"/>
+          <w:highlight w:val="yellow"/>
+        </w:rPr>
+        <w:t>注意：此</w:t>
+      </w:r>
+      <w:r>
+        <w:rPr>
+          <w:rFonts w:eastAsiaTheme="minorEastAsia" w:hint="eastAsia"/>
+          <w:b/>
+          <w:bCs w:val="0"/>
+          <w:color w:val="EE0000"/>
+          <w:sz w:val="40"/>
+          <w:szCs w:val="40"/>
+          <w:highlight w:val="yellow"/>
+        </w:rPr>
+        <w:t>Cmd</w:t>
+      </w:r>
+      <w:r>
+        <w:rPr>
+          <w:rFonts w:eastAsiaTheme="minorEastAsia" w:hint="eastAsia"/>
+          <w:b/>
+          <w:bCs w:val="0"/>
+          <w:color w:val="EE0000"/>
+          <w:sz w:val="40"/>
+          <w:szCs w:val="40"/>
+          <w:highlight w:val="yellow"/>
+        </w:rPr>
+        <w:t>要做，</w:t>
+      </w:r>
+      <w:r>
+        <w:rPr>
+          <w:rFonts w:eastAsiaTheme="minorEastAsia" w:hint="eastAsia"/>
+          <w:b/>
+          <w:bCs w:val="0"/>
+          <w:color w:val="EE0000"/>
+          <w:sz w:val="40"/>
+          <w:szCs w:val="40"/>
+          <w:highlight w:val="yellow"/>
+        </w:rPr>
+        <w:t>要再確認結果正確</w:t>
+      </w:r>
+      <w:r>
+        <w:rPr>
+          <w:rFonts w:eastAsiaTheme="minorEastAsia" w:hint="eastAsia"/>
+          <w:b/>
+          <w:bCs w:val="0"/>
+          <w:color w:val="EE0000"/>
+          <w:sz w:val="40"/>
+          <w:szCs w:val="40"/>
+          <w:highlight w:val="yellow"/>
+        </w:rPr>
+        <w:t>)</w:t>
+      </w:r>
     </w:p>
     <w:p>
       <w:pPr>
@@ -1949,67 +1694,41 @@
         </w:rPr>
         <w:t xml:space="preserve"># </w:t>
       </w:r>
-      <w:proofErr w:type="spellStart"/>
-      <w:proofErr w:type="gramStart"/>
       <w:r>
         <w:rPr>
           <w:rFonts w:eastAsiaTheme="minorEastAsia" w:hint="eastAsia"/>
         </w:rPr>
-        <w:t>sudo</w:t>
-      </w:r>
-      <w:proofErr w:type="spellEnd"/>
+        <w:t xml:space="preserve">sudo  </w:t>
+      </w:r>
+      <w:r>
+        <w:rPr>
+          <w:rFonts w:eastAsiaTheme="minorEastAsia"/>
+        </w:rPr>
+        <w:t xml:space="preserve">mysql </w:t>
+      </w:r>
       <w:r>
         <w:rPr>
           <w:rFonts w:eastAsiaTheme="minorEastAsia" w:hint="eastAsia"/>
         </w:rPr>
-        <w:t xml:space="preserve">  </w:t>
-      </w:r>
-      <w:proofErr w:type="spellStart"/>
-      <w:r>
-        <w:rPr>
-          <w:rFonts w:eastAsiaTheme="minorEastAsia"/>
-        </w:rPr>
-        <w:t>mysql</w:t>
-      </w:r>
-      <w:proofErr w:type="spellEnd"/>
-      <w:proofErr w:type="gramEnd"/>
-      <w:r>
-        <w:rPr>
-          <w:rFonts w:eastAsiaTheme="minorEastAsia"/>
+        <w:t xml:space="preserve"> -</w:t>
+      </w:r>
+      <w:r>
+        <w:rPr>
+          <w:rFonts w:eastAsiaTheme="minorEastAsia"/>
+        </w:rPr>
+        <w:t xml:space="preserve">u </w:t>
+      </w:r>
+      <w:r>
+        <w:rPr>
+          <w:rFonts w:eastAsiaTheme="minorEastAsia" w:hint="eastAsia"/>
         </w:rPr>
         <w:t xml:space="preserve"> </w:t>
       </w:r>
       <w:r>
         <w:rPr>
-          <w:rFonts w:eastAsiaTheme="minorEastAsia" w:hint="eastAsia"/>
-        </w:rPr>
-        <w:t xml:space="preserve"> -</w:t>
-      </w:r>
-      <w:proofErr w:type="gramStart"/>
-      <w:r>
-        <w:rPr>
-          <w:rFonts w:eastAsiaTheme="minorEastAsia"/>
-        </w:rPr>
-        <w:t xml:space="preserve">u </w:t>
-      </w:r>
-      <w:r>
-        <w:rPr>
-          <w:rFonts w:eastAsiaTheme="minorEastAsia" w:hint="eastAsia"/>
-        </w:rPr>
-        <w:t xml:space="preserve"> </w:t>
-      </w:r>
-      <w:r>
-        <w:rPr>
-          <w:rFonts w:eastAsiaTheme="minorEastAsia"/>
-        </w:rPr>
-        <w:t>root</w:t>
-      </w:r>
-      <w:proofErr w:type="gramEnd"/>
-      <w:r>
-        <w:rPr>
-          <w:rFonts w:eastAsiaTheme="minorEastAsia"/>
-        </w:rPr>
-        <w:t xml:space="preserve"> </w:t>
+          <w:rFonts w:eastAsiaTheme="minorEastAsia"/>
+        </w:rPr>
+        <w:t xml:space="preserve">root </w:t>
       </w:r>
       <w:r>
         <w:rPr>
@@ -2071,29 +1790,7 @@
         <w:rPr>
           <w:szCs w:val="24"/>
         </w:rPr>
-        <w:t xml:space="preserve"> </w:t>
-      </w:r>
-      <w:proofErr w:type="spellStart"/>
-      <w:r>
-        <w:rPr>
-          <w:szCs w:val="24"/>
-        </w:rPr>
-        <w:t>validate_</w:t>
-      </w:r>
-      <w:proofErr w:type="gramStart"/>
-      <w:r>
-        <w:rPr>
-          <w:szCs w:val="24"/>
-        </w:rPr>
-        <w:t>password.policy</w:t>
-      </w:r>
-      <w:proofErr w:type="spellEnd"/>
-      <w:proofErr w:type="gramEnd"/>
-      <w:r>
-        <w:rPr>
-          <w:szCs w:val="24"/>
-        </w:rPr>
-        <w:t xml:space="preserve"> </w:t>
+        <w:t xml:space="preserve"> validate_password.policy </w:t>
       </w:r>
       <w:r>
         <w:rPr>
@@ -2149,29 +1846,7 @@
         <w:rPr>
           <w:szCs w:val="24"/>
         </w:rPr>
-        <w:t xml:space="preserve"> </w:t>
-      </w:r>
-      <w:proofErr w:type="spellStart"/>
-      <w:r>
-        <w:rPr>
-          <w:szCs w:val="24"/>
-        </w:rPr>
-        <w:t>validate_</w:t>
-      </w:r>
-      <w:proofErr w:type="gramStart"/>
-      <w:r>
-        <w:rPr>
-          <w:szCs w:val="24"/>
-        </w:rPr>
-        <w:t>password.length</w:t>
-      </w:r>
-      <w:proofErr w:type="spellEnd"/>
-      <w:proofErr w:type="gramEnd"/>
-      <w:r>
-        <w:rPr>
-          <w:szCs w:val="24"/>
-        </w:rPr>
-        <w:t xml:space="preserve"> </w:t>
+        <w:t xml:space="preserve"> validate_password.length </w:t>
       </w:r>
       <w:r>
         <w:rPr>
@@ -2254,32 +1929,7 @@
           <w:rFonts w:eastAsiaTheme="minorEastAsia"/>
           <w:szCs w:val="24"/>
         </w:rPr>
-        <w:t xml:space="preserve">GRANT ALL PRIVILEGES ON </w:t>
-      </w:r>
-      <w:proofErr w:type="spellStart"/>
-      <w:proofErr w:type="gramStart"/>
-      <w:r>
-        <w:rPr>
-          <w:rFonts w:eastAsiaTheme="minorEastAsia"/>
-          <w:szCs w:val="24"/>
-        </w:rPr>
-        <w:t>dbname</w:t>
-      </w:r>
-      <w:proofErr w:type="spellEnd"/>
-      <w:r>
-        <w:rPr>
-          <w:rFonts w:eastAsiaTheme="minorEastAsia"/>
-          <w:szCs w:val="24"/>
-        </w:rPr>
-        <w:t>.*</w:t>
-      </w:r>
-      <w:proofErr w:type="gramEnd"/>
-      <w:r>
-        <w:rPr>
-          <w:rFonts w:eastAsiaTheme="minorEastAsia"/>
-          <w:szCs w:val="24"/>
-        </w:rPr>
-        <w:t xml:space="preserve"> TO 'admin'@'%' WITH GRANT OPTION;</w:t>
+        <w:t>GRANT ALL PRIVILEGES ON dbname.* TO 'admin'@'%' WITH GRANT OPTION;</w:t>
       </w:r>
     </w:p>
     <w:p>
@@ -2312,7 +1962,6 @@
         </w:rPr>
         <w:t>控制權限為</w:t>
       </w:r>
-      <w:proofErr w:type="spellStart"/>
       <w:r>
         <w:rPr>
           <w:rFonts w:eastAsiaTheme="minorEastAsia"/>
@@ -2320,7 +1969,6 @@
         </w:rPr>
         <w:t>dbname</w:t>
       </w:r>
-      <w:proofErr w:type="spellEnd"/>
       <w:r>
         <w:rPr>
           <w:rFonts w:eastAsiaTheme="minorEastAsia" w:hint="eastAsia"/>
@@ -2373,25 +2021,7 @@
           <w:color w:val="EE0000"/>
           <w:szCs w:val="24"/>
         </w:rPr>
-        <w:t xml:space="preserve">GRANT ALL PRIVILEGES ON </w:t>
-      </w:r>
-      <w:proofErr w:type="gramStart"/>
-      <w:r>
-        <w:rPr>
-          <w:rFonts w:eastAsiaTheme="minorEastAsia"/>
-          <w:color w:val="EE0000"/>
-          <w:szCs w:val="24"/>
-        </w:rPr>
-        <w:t>*.*</w:t>
-      </w:r>
-      <w:proofErr w:type="gramEnd"/>
-      <w:r>
-        <w:rPr>
-          <w:rFonts w:eastAsiaTheme="minorEastAsia"/>
-          <w:color w:val="EE0000"/>
-          <w:szCs w:val="24"/>
-        </w:rPr>
-        <w:t xml:space="preserve"> TO 'admin'@'%' WITH GRANT OPTION;</w:t>
+        <w:t>GRANT ALL PRIVILEGES ON *.* TO 'admin'@'%' WITH GRANT OPTION;</w:t>
       </w:r>
     </w:p>
     <w:p>
@@ -2471,25 +2101,7 @@
           <w:color w:val="EE0000"/>
           <w:szCs w:val="24"/>
         </w:rPr>
-        <w:t xml:space="preserve">GRANT ALL PRIVILEGES ON </w:t>
-      </w:r>
-      <w:proofErr w:type="gramStart"/>
-      <w:r>
-        <w:rPr>
-          <w:rFonts w:eastAsiaTheme="minorEastAsia"/>
-          <w:color w:val="EE0000"/>
-          <w:szCs w:val="24"/>
-        </w:rPr>
-        <w:t>*.*</w:t>
-      </w:r>
-      <w:proofErr w:type="gramEnd"/>
-      <w:r>
-        <w:rPr>
-          <w:rFonts w:eastAsiaTheme="minorEastAsia"/>
-          <w:color w:val="EE0000"/>
-          <w:szCs w:val="24"/>
-        </w:rPr>
-        <w:t xml:space="preserve"> TO '</w:t>
+        <w:t>GRANT ALL PRIVILEGES ON *.* TO '</w:t>
       </w:r>
       <w:r>
         <w:rPr>
@@ -2513,15 +2125,15 @@
         <w:pStyle w:val="tony-f1"/>
         <w:jc w:val="left"/>
         <w:rPr>
-          <w:rFonts w:eastAsiaTheme="minorEastAsia"/>
-          <w:szCs w:val="24"/>
-        </w:rPr>
-      </w:pPr>
-      <w:r>
-        <w:rPr>
           <w:rFonts w:eastAsiaTheme="minorEastAsia" w:hint="eastAsia"/>
           <w:szCs w:val="24"/>
         </w:rPr>
+      </w:pPr>
+      <w:r>
+        <w:rPr>
+          <w:rFonts w:eastAsiaTheme="minorEastAsia" w:hint="eastAsia"/>
+          <w:szCs w:val="24"/>
+        </w:rPr>
         <w:t>-&gt;</w:t>
       </w:r>
       <w:r>
@@ -2529,7 +2141,96 @@
           <w:rFonts w:eastAsiaTheme="minorEastAsia"/>
           <w:szCs w:val="24"/>
         </w:rPr>
-        <w:t xml:space="preserve"> FLUSH PRIVILEGES;</w:t>
+        <w:t xml:space="preserve"> </w:t>
+      </w:r>
+      <w:r>
+        <w:rPr>
+          <w:rFonts w:eastAsiaTheme="minorEastAsia"/>
+          <w:color w:val="EE0000"/>
+          <w:sz w:val="40"/>
+          <w:szCs w:val="40"/>
+        </w:rPr>
+        <w:t>FLUSH PRIVILEGES;</w:t>
+      </w:r>
+      <w:r>
+        <w:rPr>
+          <w:rFonts w:eastAsiaTheme="minorEastAsia" w:hint="eastAsia"/>
+          <w:color w:val="EE0000"/>
+          <w:sz w:val="40"/>
+          <w:szCs w:val="40"/>
+        </w:rPr>
+        <w:t xml:space="preserve"> </w:t>
+      </w:r>
+      <w:r>
+        <w:rPr>
+          <w:rFonts w:eastAsiaTheme="minorEastAsia" w:hint="eastAsia"/>
+          <w:b/>
+          <w:bCs w:val="0"/>
+          <w:color w:val="EE0000"/>
+          <w:sz w:val="40"/>
+          <w:szCs w:val="40"/>
+        </w:rPr>
+        <w:t xml:space="preserve"> </w:t>
+      </w:r>
+      <w:r>
+        <w:rPr>
+          <w:rFonts w:eastAsiaTheme="minorEastAsia" w:hint="eastAsia"/>
+          <w:b/>
+          <w:bCs w:val="0"/>
+          <w:color w:val="EE0000"/>
+          <w:sz w:val="40"/>
+          <w:szCs w:val="40"/>
+          <w:highlight w:val="yellow"/>
+        </w:rPr>
+        <w:t>(</w:t>
+      </w:r>
+      <w:r>
+        <w:rPr>
+          <w:rFonts w:eastAsiaTheme="minorEastAsia" w:hint="eastAsia"/>
+          <w:b/>
+          <w:bCs w:val="0"/>
+          <w:color w:val="EE0000"/>
+          <w:sz w:val="40"/>
+          <w:szCs w:val="40"/>
+          <w:highlight w:val="yellow"/>
+        </w:rPr>
+        <w:t>注意：此</w:t>
+      </w:r>
+      <w:r>
+        <w:rPr>
+          <w:rFonts w:eastAsiaTheme="minorEastAsia" w:hint="eastAsia"/>
+          <w:b/>
+          <w:bCs w:val="0"/>
+          <w:color w:val="EE0000"/>
+          <w:sz w:val="40"/>
+          <w:szCs w:val="40"/>
+          <w:highlight w:val="yellow"/>
+        </w:rPr>
+        <w:t>Cmd</w:t>
+      </w:r>
+      <w:r>
+        <w:rPr>
+          <w:rFonts w:eastAsiaTheme="minorEastAsia" w:hint="eastAsia"/>
+          <w:b/>
+          <w:bCs w:val="0"/>
+          <w:color w:val="EE0000"/>
+          <w:sz w:val="40"/>
+          <w:szCs w:val="40"/>
+          <w:highlight w:val="yellow"/>
+        </w:rPr>
+        <w:t>要做，容易忘記</w:t>
+      </w:r>
+      <w:r>
+        <w:rPr>
+          <w:rFonts w:eastAsiaTheme="minorEastAsia" w:hint="eastAsia"/>
+          <w:b/>
+          <w:bCs w:val="0"/>
+          <w:color w:val="EE0000"/>
+          <w:sz w:val="40"/>
+          <w:szCs w:val="40"/>
+          <w:highlight w:val="yellow"/>
+        </w:rPr>
+        <w:t>)</w:t>
       </w:r>
     </w:p>
     <w:p>
@@ -2569,15 +2270,7 @@
         <w:t>FROM</w:t>
       </w:r>
       <w:r>
-        <w:t xml:space="preserve"> </w:t>
-      </w:r>
-      <w:proofErr w:type="spellStart"/>
-      <w:r>
-        <w:t>mysql.user</w:t>
-      </w:r>
-      <w:proofErr w:type="spellEnd"/>
-      <w:r>
-        <w:t>;</w:t>
+        <w:t xml:space="preserve"> mysql.user;</w:t>
       </w:r>
     </w:p>
     <w:p>
@@ -2644,26 +2337,94 @@
           <w:rFonts w:eastAsiaTheme="minorEastAsia" w:hint="eastAsia"/>
           <w:szCs w:val="24"/>
         </w:rPr>
-        <w:t xml:space="preserve">-&gt; </w:t>
-      </w:r>
-      <w:proofErr w:type="spellStart"/>
-      <w:r>
-        <w:rPr>
-          <w:rFonts w:eastAsiaTheme="minorEastAsia" w:hint="eastAsia"/>
-          <w:szCs w:val="24"/>
-        </w:rPr>
-        <w:t>eixt</w:t>
-      </w:r>
-      <w:proofErr w:type="spellEnd"/>
+        <w:t>-&gt; eixt</w:t>
+      </w:r>
     </w:p>
     <w:p>
       <w:pPr>
         <w:pStyle w:val="tony-f1"/>
         <w:jc w:val="left"/>
         <w:rPr>
-          <w:rFonts w:eastAsiaTheme="minorEastAsia"/>
-        </w:rPr>
-      </w:pPr>
+          <w:rFonts w:eastAsiaTheme="minorEastAsia" w:hint="eastAsia"/>
+          <w:b/>
+          <w:bCs w:val="0"/>
+          <w:color w:val="EE0000"/>
+          <w:sz w:val="144"/>
+          <w:szCs w:val="96"/>
+        </w:rPr>
+      </w:pPr>
+      <w:r>
+        <w:rPr>
+          <w:rFonts w:eastAsiaTheme="minorEastAsia" w:hint="eastAsia"/>
+          <w:b/>
+          <w:bCs w:val="0"/>
+          <w:color w:val="EE0000"/>
+          <w:sz w:val="56"/>
+          <w:szCs w:val="52"/>
+          <w:highlight w:val="yellow"/>
+        </w:rPr>
+        <w:t>注意：一定要再確認</w:t>
+      </w:r>
+      <w:r>
+        <w:rPr>
+          <w:rFonts w:eastAsiaTheme="minorEastAsia" w:hint="eastAsia"/>
+          <w:b/>
+          <w:bCs w:val="0"/>
+          <w:color w:val="EE0000"/>
+          <w:sz w:val="56"/>
+          <w:szCs w:val="52"/>
+          <w:highlight w:val="yellow"/>
+        </w:rPr>
+        <w:t>user</w:t>
+      </w:r>
+      <w:r>
+        <w:rPr>
+          <w:rFonts w:eastAsiaTheme="minorEastAsia" w:hint="eastAsia"/>
+          <w:b/>
+          <w:bCs w:val="0"/>
+          <w:color w:val="EE0000"/>
+          <w:sz w:val="56"/>
+          <w:szCs w:val="52"/>
+          <w:highlight w:val="yellow"/>
+        </w:rPr>
+        <w:t>帳號的</w:t>
+      </w:r>
+      <w:r>
+        <w:rPr>
+          <w:rFonts w:eastAsiaTheme="minorEastAsia" w:hint="eastAsia"/>
+          <w:b/>
+          <w:bCs w:val="0"/>
+          <w:color w:val="EE0000"/>
+          <w:sz w:val="56"/>
+          <w:szCs w:val="52"/>
+          <w:highlight w:val="yellow"/>
+        </w:rPr>
+        <w:t>host</w:t>
+      </w:r>
+      <w:r>
+        <w:rPr>
+          <w:rFonts w:eastAsiaTheme="minorEastAsia" w:hint="eastAsia"/>
+          <w:b/>
+          <w:bCs w:val="0"/>
+          <w:color w:val="EE0000"/>
+          <w:sz w:val="56"/>
+          <w:szCs w:val="52"/>
+          <w:highlight w:val="yellow"/>
+        </w:rPr>
+        <w:t>是</w:t>
+      </w:r>
+      <w:r>
+        <w:rPr>
+          <w:rFonts w:eastAsiaTheme="minorEastAsia" w:hint="eastAsia"/>
+          <w:b/>
+          <w:bCs w:val="0"/>
+          <w:color w:val="EE0000"/>
+          <w:sz w:val="56"/>
+          <w:szCs w:val="52"/>
+          <w:highlight w:val="yellow"/>
+        </w:rPr>
+        <w:t>%</w:t>
+      </w:r>
     </w:p>
     <w:p>
       <w:pPr>
@@ -2701,6 +2462,7 @@
         <w:rPr>
           <w:rFonts w:eastAsiaTheme="minorEastAsia" w:hint="eastAsia"/>
         </w:rPr>
+        <w:lastRenderedPageBreak/>
         <w:t>補</w:t>
       </w:r>
       <w:r>
@@ -2740,21 +2502,7 @@
         <w:rPr>
           <w:rFonts w:eastAsiaTheme="minorEastAsia" w:hint="eastAsia"/>
         </w:rPr>
-        <w:t xml:space="preserve"># </w:t>
-      </w:r>
-      <w:proofErr w:type="spellStart"/>
-      <w:r>
-        <w:rPr>
-          <w:rFonts w:eastAsiaTheme="minorEastAsia" w:hint="eastAsia"/>
-        </w:rPr>
-        <w:t>mysql</w:t>
-      </w:r>
-      <w:proofErr w:type="spellEnd"/>
-      <w:r>
-        <w:rPr>
-          <w:rFonts w:eastAsiaTheme="minorEastAsia" w:hint="eastAsia"/>
-        </w:rPr>
-        <w:t xml:space="preserve"> -u</w:t>
+        <w:t># mysql -u</w:t>
       </w:r>
       <w:r>
         <w:rPr>
@@ -2793,21 +2541,7 @@
         <w:rPr>
           <w:rFonts w:eastAsiaTheme="minorEastAsia" w:hint="eastAsia"/>
         </w:rPr>
-        <w:t xml:space="preserve"># </w:t>
-      </w:r>
-      <w:proofErr w:type="spellStart"/>
-      <w:r>
-        <w:rPr>
-          <w:rFonts w:eastAsiaTheme="minorEastAsia" w:hint="eastAsia"/>
-        </w:rPr>
-        <w:t>mysql</w:t>
-      </w:r>
-      <w:proofErr w:type="spellEnd"/>
-      <w:r>
-        <w:rPr>
-          <w:rFonts w:eastAsiaTheme="minorEastAsia" w:hint="eastAsia"/>
-        </w:rPr>
-        <w:t xml:space="preserve"> </w:t>
+        <w:t xml:space="preserve"># mysql </w:t>
       </w:r>
       <w:r>
         <w:rPr>
@@ -2845,19 +2579,11 @@
           <w:rFonts w:eastAsiaTheme="minorEastAsia"/>
         </w:rPr>
       </w:pPr>
-      <w:proofErr w:type="spellStart"/>
-      <w:r>
-        <w:rPr>
-          <w:rFonts w:eastAsiaTheme="minorEastAsia"/>
-        </w:rPr>
-        <w:t>mysql</w:t>
-      </w:r>
-      <w:proofErr w:type="spellEnd"/>
-      <w:r>
-        <w:rPr>
-          <w:rFonts w:eastAsiaTheme="minorEastAsia"/>
-        </w:rPr>
-        <w:t>&gt;</w:t>
+      <w:r>
+        <w:rPr>
+          <w:rFonts w:eastAsiaTheme="minorEastAsia"/>
+        </w:rPr>
+        <w:t>mysql&gt;</w:t>
       </w:r>
       <w:r>
         <w:rPr>
@@ -2869,21 +2595,7 @@
         <w:rPr>
           <w:rFonts w:eastAsiaTheme="minorEastAsia"/>
         </w:rPr>
-        <w:t xml:space="preserve">SELECT User FROM </w:t>
-      </w:r>
-      <w:proofErr w:type="spellStart"/>
-      <w:r>
-        <w:rPr>
-          <w:rFonts w:eastAsiaTheme="minorEastAsia"/>
-        </w:rPr>
-        <w:t>mysql.user</w:t>
-      </w:r>
-      <w:proofErr w:type="spellEnd"/>
-      <w:r>
-        <w:rPr>
-          <w:rFonts w:eastAsiaTheme="minorEastAsia"/>
-        </w:rPr>
-        <w:t>;</w:t>
+        <w:t>SELECT User FROM mysql.user;</w:t>
       </w:r>
     </w:p>
     <w:p>
@@ -2922,50 +2634,25 @@
           <w:color w:val="FF0000"/>
         </w:rPr>
       </w:pPr>
-      <w:proofErr w:type="spellStart"/>
       <w:r>
         <w:rPr>
           <w:rFonts w:eastAsiaTheme="minorEastAsia"/>
           <w:color w:val="FF0000"/>
         </w:rPr>
-        <w:t>mysql</w:t>
-      </w:r>
-      <w:proofErr w:type="spellEnd"/>
-      <w:r>
-        <w:rPr>
-          <w:rFonts w:eastAsiaTheme="minorEastAsia"/>
+        <w:t>mysql&gt;</w:t>
+      </w:r>
+      <w:r>
+        <w:rPr>
           <w:color w:val="FF0000"/>
         </w:rPr>
-        <w:t>&gt;</w:t>
-      </w:r>
-      <w:r>
-        <w:rPr>
+        <w:t xml:space="preserve"> </w:t>
+      </w:r>
+      <w:r>
+        <w:rPr>
+          <w:rFonts w:eastAsiaTheme="minorEastAsia"/>
           <w:color w:val="FF0000"/>
         </w:rPr>
-        <w:t xml:space="preserve"> </w:t>
-      </w:r>
-      <w:r>
-        <w:rPr>
-          <w:rFonts w:eastAsiaTheme="minorEastAsia"/>
-          <w:color w:val="FF0000"/>
-        </w:rPr>
-        <w:t xml:space="preserve">SELECT User, Host FROM </w:t>
-      </w:r>
-      <w:proofErr w:type="spellStart"/>
-      <w:r>
-        <w:rPr>
-          <w:rFonts w:eastAsiaTheme="minorEastAsia"/>
-          <w:color w:val="FF0000"/>
-        </w:rPr>
-        <w:t>mysql.user</w:t>
-      </w:r>
-      <w:proofErr w:type="spellEnd"/>
-      <w:r>
-        <w:rPr>
-          <w:rFonts w:eastAsiaTheme="minorEastAsia"/>
-          <w:color w:val="FF0000"/>
-        </w:rPr>
-        <w:t>;</w:t>
+        <w:t>SELECT User, Host FROM mysql.user;</w:t>
       </w:r>
     </w:p>
     <w:p>
@@ -2974,6 +2661,7 @@
         <w:jc w:val="left"/>
         <w:rPr>
           <w:rFonts w:eastAsiaTheme="minorEastAsia"/>
+          <w:color w:val="EE0000"/>
         </w:rPr>
       </w:pPr>
       <w:r>
@@ -2999,49 +2687,7 @@
           <w:rFonts w:eastAsiaTheme="minorEastAsia" w:hint="eastAsia"/>
           <w:color w:val="EE0000"/>
         </w:rPr>
-        <w:t xml:space="preserve"> (</w:t>
-      </w:r>
-      <w:r>
-        <w:rPr>
-          <w:rFonts w:eastAsiaTheme="minorEastAsia" w:hint="eastAsia"/>
-          <w:color w:val="EE0000"/>
-        </w:rPr>
-        <w:t>須確認</w:t>
-      </w:r>
-      <w:r>
-        <w:rPr>
-          <w:rFonts w:eastAsiaTheme="minorEastAsia" w:hint="eastAsia"/>
-          <w:color w:val="EE0000"/>
-        </w:rPr>
-        <w:t>user</w:t>
-      </w:r>
-      <w:r>
-        <w:rPr>
-          <w:rFonts w:eastAsiaTheme="minorEastAsia" w:hint="eastAsia"/>
-          <w:color w:val="EE0000"/>
-        </w:rPr>
-        <w:t>的</w:t>
-      </w:r>
-      <w:r>
-        <w:rPr>
-          <w:rFonts w:eastAsiaTheme="minorEastAsia" w:hint="eastAsia"/>
-          <w:color w:val="EE0000"/>
-        </w:rPr>
-        <w:t>host</w:t>
-      </w:r>
-      <w:r>
-        <w:rPr>
-          <w:rFonts w:eastAsiaTheme="minorEastAsia" w:hint="eastAsia"/>
-          <w:color w:val="EE0000"/>
-        </w:rPr>
-        <w:t>是</w:t>
-      </w:r>
-      <w:r>
-        <w:rPr>
-          <w:rFonts w:eastAsiaTheme="minorEastAsia" w:hint="eastAsia"/>
-          <w:color w:val="EE0000"/>
-        </w:rPr>
-        <w:t>%)</w:t>
+        <w:t xml:space="preserve"> </w:t>
       </w:r>
     </w:p>
     <w:p>
@@ -3110,19 +2756,11 @@
           <w:rFonts w:eastAsiaTheme="minorEastAsia"/>
         </w:rPr>
       </w:pPr>
-      <w:proofErr w:type="spellStart"/>
-      <w:r>
-        <w:rPr>
-          <w:rFonts w:eastAsiaTheme="minorEastAsia"/>
-        </w:rPr>
-        <w:t>mysql</w:t>
-      </w:r>
-      <w:proofErr w:type="spellEnd"/>
-      <w:r>
-        <w:rPr>
-          <w:rFonts w:eastAsiaTheme="minorEastAsia"/>
-        </w:rPr>
-        <w:t>&gt;</w:t>
+      <w:r>
+        <w:rPr>
+          <w:rFonts w:eastAsiaTheme="minorEastAsia"/>
+        </w:rPr>
+        <w:t>mysql&gt;</w:t>
       </w:r>
       <w:r>
         <w:t xml:space="preserve"> </w:t>
@@ -3131,14 +2769,7 @@
         <w:rPr>
           <w:rFonts w:eastAsiaTheme="minorEastAsia"/>
         </w:rPr>
-        <w:t>DROP USER '</w:t>
-      </w:r>
-      <w:proofErr w:type="spellStart"/>
-      <w:r>
-        <w:rPr>
-          <w:rFonts w:eastAsiaTheme="minorEastAsia"/>
-        </w:rPr>
-        <w:t>tony</w:t>
+        <w:t>DROP USER 'tony</w:t>
       </w:r>
       <w:r>
         <w:rPr>
@@ -3150,14 +2781,7 @@
         <w:rPr>
           <w:rFonts w:eastAsiaTheme="minorEastAsia"/>
         </w:rPr>
-        <w:t>@’localhost</w:t>
-      </w:r>
-      <w:proofErr w:type="spellEnd"/>
-      <w:r>
-        <w:rPr>
-          <w:rFonts w:eastAsiaTheme="minorEastAsia"/>
-        </w:rPr>
-        <w:t>’</w:t>
+        <w:t>@’localhost’</w:t>
       </w:r>
       <w:r>
         <w:rPr>
@@ -3264,19 +2888,11 @@
       <w:r>
         <w:t xml:space="preserve"> </w:t>
       </w:r>
-      <w:proofErr w:type="spellStart"/>
-      <w:r>
-        <w:rPr>
-          <w:rFonts w:eastAsiaTheme="minorEastAsia"/>
-        </w:rPr>
-        <w:t>mysql</w:t>
-      </w:r>
-      <w:proofErr w:type="spellEnd"/>
-      <w:r>
-        <w:rPr>
-          <w:rFonts w:eastAsiaTheme="minorEastAsia"/>
-        </w:rPr>
-        <w:t xml:space="preserve"> -u</w:t>
+      <w:r>
+        <w:rPr>
+          <w:rFonts w:eastAsiaTheme="minorEastAsia"/>
+        </w:rPr>
+        <w:t>mysql -u</w:t>
       </w:r>
       <w:r>
         <w:rPr>
@@ -3335,14 +2951,12 @@
         </w:rPr>
         <w:t>ALTER USER '</w:t>
       </w:r>
-      <w:proofErr w:type="spellStart"/>
       <w:r>
         <w:rPr>
           <w:rFonts w:eastAsiaTheme="minorEastAsia"/>
         </w:rPr>
         <w:t>admin'@'localhost</w:t>
       </w:r>
-      <w:proofErr w:type="spellEnd"/>
       <w:r>
         <w:rPr>
           <w:rFonts w:eastAsiaTheme="minorEastAsia"/>
@@ -3530,27 +3144,14 @@
         <w:rPr>
           <w:rFonts w:eastAsiaTheme="minorEastAsia" w:hint="eastAsia"/>
         </w:rPr>
+        <w:lastRenderedPageBreak/>
         <w:t xml:space="preserve"># </w:t>
       </w:r>
       <w:r>
         <w:rPr>
           <w:rFonts w:eastAsiaTheme="minorEastAsia"/>
         </w:rPr>
-        <w:t xml:space="preserve">UPDATE </w:t>
-      </w:r>
-      <w:proofErr w:type="spellStart"/>
-      <w:r>
-        <w:rPr>
-          <w:rFonts w:eastAsiaTheme="minorEastAsia"/>
-        </w:rPr>
-        <w:t>mysql.user</w:t>
-      </w:r>
-      <w:proofErr w:type="spellEnd"/>
-      <w:r>
-        <w:rPr>
-          <w:rFonts w:eastAsiaTheme="minorEastAsia"/>
-        </w:rPr>
-        <w:t xml:space="preserve"> SET host='localhost' WHERE user='admin' AND host='%';</w:t>
+        <w:t>UPDATE mysql.user SET host='localhost' WHERE user='admin' AND host='%';</w:t>
       </w:r>
     </w:p>
     <w:p>
@@ -3571,21 +3172,7 @@
         <w:rPr>
           <w:rFonts w:eastAsiaTheme="minorEastAsia"/>
         </w:rPr>
-        <w:t xml:space="preserve">UPDATE </w:t>
-      </w:r>
-      <w:proofErr w:type="spellStart"/>
-      <w:r>
-        <w:rPr>
-          <w:rFonts w:eastAsiaTheme="minorEastAsia"/>
-        </w:rPr>
-        <w:t>mysql.user</w:t>
-      </w:r>
-      <w:proofErr w:type="spellEnd"/>
-      <w:r>
-        <w:rPr>
-          <w:rFonts w:eastAsiaTheme="minorEastAsia"/>
-        </w:rPr>
-        <w:t xml:space="preserve"> SET host='</w:t>
+        <w:t>UPDATE mysql.user SET host='</w:t>
       </w:r>
       <w:r>
         <w:rPr>
@@ -3670,74 +3257,54 @@
         </w:rPr>
         <w:t xml:space="preserve"> </w:t>
       </w:r>
-      <w:proofErr w:type="spellStart"/>
-      <w:proofErr w:type="gramStart"/>
-      <w:r>
-        <w:t>mysql</w:t>
-      </w:r>
-      <w:proofErr w:type="spellEnd"/>
-      <w:r>
+      <w:r>
+        <w:t xml:space="preserve">mysql </w:t>
+      </w:r>
+      <w:r>
+        <w:rPr>
+          <w:rFonts w:hint="eastAsia"/>
+        </w:rPr>
         <w:t xml:space="preserve"> </w:t>
       </w:r>
       <w:r>
+        <w:t>-u</w:t>
+      </w:r>
+      <w:r>
         <w:rPr>
           <w:rFonts w:hint="eastAsia"/>
         </w:rPr>
+        <w:t xml:space="preserve">  </w:t>
+      </w:r>
+      <w:r>
+        <w:t>root</w:t>
+      </w:r>
+      <w:r>
+        <w:rPr>
+          <w:rFonts w:hint="eastAsia"/>
+        </w:rPr>
         <w:t xml:space="preserve"> </w:t>
       </w:r>
       <w:r>
-        <w:t>-u</w:t>
+        <w:t xml:space="preserve"> -p </w:t>
       </w:r>
       <w:r>
         <w:rPr>
           <w:rFonts w:hint="eastAsia"/>
         </w:rPr>
-        <w:t xml:space="preserve">  </w:t>
-      </w:r>
-      <w:r>
-        <w:t>root</w:t>
-      </w:r>
-      <w:proofErr w:type="gramEnd"/>
+        <w:t xml:space="preserve"> class </w:t>
+      </w:r>
+      <w:r>
+        <w:t xml:space="preserve">&lt; </w:t>
+      </w:r>
       <w:r>
         <w:rPr>
           <w:rFonts w:hint="eastAsia"/>
         </w:rPr>
-        <w:t xml:space="preserve"> </w:t>
-      </w:r>
-      <w:r>
-        <w:t xml:space="preserve"> -</w:t>
-      </w:r>
-      <w:proofErr w:type="gramStart"/>
-      <w:r>
-        <w:t xml:space="preserve">p </w:t>
-      </w:r>
-      <w:r>
-        <w:rPr>
-          <w:rFonts w:hint="eastAsia"/>
-        </w:rPr>
-        <w:t xml:space="preserve"> class</w:t>
-      </w:r>
-      <w:proofErr w:type="gramEnd"/>
-      <w:r>
-        <w:rPr>
-          <w:rFonts w:hint="eastAsia"/>
-        </w:rPr>
-        <w:t xml:space="preserve"> </w:t>
-      </w:r>
-      <w:r>
-        <w:t xml:space="preserve">&lt; </w:t>
-      </w:r>
-      <w:proofErr w:type="spellStart"/>
-      <w:r>
-        <w:rPr>
-          <w:rFonts w:hint="eastAsia"/>
-        </w:rPr>
         <w:t>students</w:t>
       </w:r>
       <w:r>
         <w:t>.sql</w:t>
       </w:r>
-      <w:proofErr w:type="spellEnd"/>
     </w:p>
     <w:p>
       <w:pPr>
@@ -3766,15 +3333,12 @@
         </w:rPr>
         <w:t xml:space="preserve"># </w:t>
       </w:r>
-      <w:proofErr w:type="spellStart"/>
-      <w:proofErr w:type="gramStart"/>
-      <w:r>
-        <w:rPr>
-          <w:rFonts w:eastAsiaTheme="minorEastAsia"/>
-        </w:rPr>
-        <w:t>sudo</w:t>
-      </w:r>
-      <w:proofErr w:type="spellEnd"/>
+      <w:r>
+        <w:rPr>
+          <w:rFonts w:eastAsiaTheme="minorEastAsia"/>
+        </w:rPr>
+        <w:t xml:space="preserve">sudo </w:t>
+      </w:r>
       <w:r>
         <w:rPr>
           <w:rFonts w:eastAsiaTheme="minorEastAsia"/>
@@ -3785,17 +3349,20 @@
         <w:rPr>
           <w:rFonts w:eastAsiaTheme="minorEastAsia"/>
         </w:rPr>
+        <w:t xml:space="preserve">mysql </w:t>
+      </w:r>
+      <w:r>
+        <w:rPr>
+          <w:rFonts w:eastAsiaTheme="minorEastAsia"/>
+        </w:rPr>
         <w:t xml:space="preserve"> </w:t>
       </w:r>
-      <w:proofErr w:type="spellStart"/>
-      <w:r>
-        <w:rPr>
-          <w:rFonts w:eastAsiaTheme="minorEastAsia"/>
-        </w:rPr>
-        <w:t>mysql</w:t>
-      </w:r>
-      <w:proofErr w:type="spellEnd"/>
-      <w:proofErr w:type="gramEnd"/>
+      <w:r>
+        <w:rPr>
+          <w:rFonts w:eastAsiaTheme="minorEastAsia"/>
+        </w:rPr>
+        <w:t xml:space="preserve">-u </w:t>
+      </w:r>
       <w:r>
         <w:rPr>
           <w:rFonts w:eastAsiaTheme="minorEastAsia"/>
@@ -3806,71 +3373,25 @@
         <w:rPr>
           <w:rFonts w:eastAsiaTheme="minorEastAsia"/>
         </w:rPr>
+        <w:t xml:space="preserve">root </w:t>
+      </w:r>
+      <w:r>
+        <w:rPr>
+          <w:rFonts w:eastAsiaTheme="minorEastAsia"/>
+        </w:rPr>
         <w:t xml:space="preserve"> </w:t>
       </w:r>
       <w:r>
         <w:rPr>
           <w:rFonts w:eastAsiaTheme="minorEastAsia"/>
         </w:rPr>
-        <w:t>-</w:t>
-      </w:r>
-      <w:proofErr w:type="gramStart"/>
-      <w:r>
-        <w:rPr>
-          <w:rFonts w:eastAsiaTheme="minorEastAsia"/>
-        </w:rPr>
-        <w:t xml:space="preserve">u </w:t>
-      </w:r>
-      <w:r>
-        <w:rPr>
-          <w:rFonts w:eastAsiaTheme="minorEastAsia"/>
-        </w:rPr>
-        <w:t xml:space="preserve"> </w:t>
-      </w:r>
-      <w:r>
-        <w:rPr>
-          <w:rFonts w:eastAsiaTheme="minorEastAsia"/>
-        </w:rPr>
-        <w:t>root</w:t>
-      </w:r>
-      <w:proofErr w:type="gramEnd"/>
-      <w:r>
-        <w:rPr>
-          <w:rFonts w:eastAsiaTheme="minorEastAsia"/>
-        </w:rPr>
-        <w:t xml:space="preserve"> </w:t>
-      </w:r>
-      <w:r>
-        <w:rPr>
-          <w:rFonts w:eastAsiaTheme="minorEastAsia"/>
-        </w:rPr>
-        <w:t xml:space="preserve"> </w:t>
-      </w:r>
-      <w:r>
-        <w:rPr>
-          <w:rFonts w:eastAsiaTheme="minorEastAsia"/>
-        </w:rPr>
-        <w:t>-</w:t>
-      </w:r>
-      <w:proofErr w:type="gramStart"/>
-      <w:r>
-        <w:rPr>
-          <w:rFonts w:eastAsiaTheme="minorEastAsia"/>
-        </w:rPr>
-        <w:t>p</w:t>
-      </w:r>
-      <w:r>
-        <w:rPr>
-          <w:rFonts w:eastAsiaTheme="minorEastAsia"/>
-        </w:rPr>
-        <w:t xml:space="preserve">  -</w:t>
-      </w:r>
-      <w:proofErr w:type="gramEnd"/>
-      <w:r>
-        <w:rPr>
-          <w:rFonts w:eastAsiaTheme="minorEastAsia"/>
-        </w:rPr>
-        <w:t>P 3306</w:t>
+        <w:t>-p</w:t>
+      </w:r>
+      <w:r>
+        <w:rPr>
+          <w:rFonts w:eastAsiaTheme="minorEastAsia"/>
+        </w:rPr>
+        <w:t xml:space="preserve">  -P 3306</w:t>
       </w:r>
     </w:p>
     <w:p>
@@ -3899,15 +3420,7 @@
         <w:t xml:space="preserve"># </w:t>
       </w:r>
       <w:r>
-        <w:t xml:space="preserve">CREATE DATABASE </w:t>
-      </w:r>
-      <w:proofErr w:type="spellStart"/>
-      <w:r>
-        <w:t>myproject</w:t>
-      </w:r>
-      <w:proofErr w:type="spellEnd"/>
-      <w:r>
-        <w:t xml:space="preserve"> CHARACTER SET UTF8;</w:t>
+        <w:t>CREATE DATABASE myproject CHARACTER SET UTF8;</w:t>
       </w:r>
     </w:p>
     <w:p>
@@ -4005,41 +3518,24 @@
         </w:rPr>
         <w:t xml:space="preserve"># </w:t>
       </w:r>
-      <w:proofErr w:type="spellStart"/>
-      <w:r>
-        <w:rPr>
-          <w:rFonts w:eastAsiaTheme="minorEastAsia"/>
-        </w:rPr>
-        <w:t>sudo</w:t>
-      </w:r>
-      <w:proofErr w:type="spellEnd"/>
+      <w:r>
+        <w:rPr>
+          <w:rFonts w:eastAsiaTheme="minorEastAsia"/>
+        </w:rPr>
+        <w:t>sudo mysql</w:t>
+      </w:r>
+      <w:r>
+        <w:rPr>
+          <w:rFonts w:eastAsiaTheme="minorEastAsia"/>
+        </w:rPr>
+        <w:t xml:space="preserve"> -h 192.168.58.40 -P 3306</w:t>
+      </w:r>
       <w:r>
         <w:rPr>
           <w:rFonts w:eastAsiaTheme="minorEastAsia"/>
         </w:rPr>
         <w:t xml:space="preserve"> </w:t>
       </w:r>
-      <w:proofErr w:type="spellStart"/>
-      <w:r>
-        <w:rPr>
-          <w:rFonts w:eastAsiaTheme="minorEastAsia"/>
-        </w:rPr>
-        <w:t>mysql</w:t>
-      </w:r>
-      <w:proofErr w:type="spellEnd"/>
-      <w:r>
-        <w:rPr>
-          <w:rFonts w:eastAsiaTheme="minorEastAsia"/>
-        </w:rPr>
-        <w:t xml:space="preserve"> -h 192.168.58.40 -P </w:t>
-      </w:r>
-      <w:proofErr w:type="gramStart"/>
-      <w:r>
-        <w:rPr>
-          <w:rFonts w:eastAsiaTheme="minorEastAsia"/>
-        </w:rPr>
-        <w:t>3306</w:t>
-      </w:r>
       <w:r>
         <w:rPr>
           <w:rFonts w:eastAsiaTheme="minorEastAsia"/>
@@ -4050,32 +3546,19 @@
         <w:rPr>
           <w:rFonts w:eastAsiaTheme="minorEastAsia"/>
         </w:rPr>
+        <w:t xml:space="preserve">-u </w:t>
+      </w:r>
+      <w:r>
+        <w:rPr>
+          <w:rFonts w:eastAsiaTheme="minorEastAsia"/>
+        </w:rPr>
         <w:t xml:space="preserve"> </w:t>
       </w:r>
       <w:r>
         <w:rPr>
           <w:rFonts w:eastAsiaTheme="minorEastAsia"/>
         </w:rPr>
-        <w:t xml:space="preserve">-u </w:t>
-      </w:r>
-      <w:r>
-        <w:rPr>
-          <w:rFonts w:eastAsiaTheme="minorEastAsia"/>
-        </w:rPr>
-        <w:t xml:space="preserve"> </w:t>
-      </w:r>
-      <w:r>
-        <w:rPr>
-          <w:rFonts w:eastAsiaTheme="minorEastAsia"/>
-        </w:rPr>
-        <w:t>root</w:t>
-      </w:r>
-      <w:proofErr w:type="gramEnd"/>
-      <w:r>
-        <w:rPr>
-          <w:rFonts w:eastAsiaTheme="minorEastAsia"/>
-        </w:rPr>
-        <w:t xml:space="preserve"> </w:t>
+        <w:t xml:space="preserve">root </w:t>
       </w:r>
       <w:r>
         <w:rPr>
@@ -4262,7 +3745,6 @@
           <w:szCs w:val="28"/>
         </w:rPr>
       </w:pPr>
-      <w:proofErr w:type="spellStart"/>
       <w:r>
         <w:rPr>
           <w:rFonts w:hint="eastAsia"/>
@@ -4273,7 +3755,6 @@
         </w:rPr>
         <w:t>linux</w:t>
       </w:r>
-      <w:proofErr w:type="spellEnd"/>
       <w:r>
         <w:rPr>
           <w:rFonts w:hint="eastAsia"/>
@@ -4284,7 +3765,6 @@
         </w:rPr>
         <w:t>安裝</w:t>
       </w:r>
-      <w:proofErr w:type="spellStart"/>
       <w:r>
         <w:rPr>
           <w:rFonts w:hint="eastAsia"/>
@@ -4293,50 +3773,26 @@
           <w:sz w:val="32"/>
           <w:szCs w:val="28"/>
         </w:rPr>
-        <w:t>apache</w:t>
-      </w:r>
-      <w:proofErr w:type="spellEnd"/>
+        <w:t>apache server</w:t>
+      </w:r>
+    </w:p>
+    <w:p>
+      <w:pPr>
+        <w:widowControl/>
+      </w:pPr>
       <w:r>
         <w:rPr>
           <w:rFonts w:hint="eastAsia"/>
-          <w:b/>
-          <w:bCs/>
-          <w:sz w:val="32"/>
-          <w:szCs w:val="28"/>
-        </w:rPr>
-        <w:t xml:space="preserve"> server</w:t>
+        </w:rPr>
+        <w:t>sudo apt update</w:t>
       </w:r>
     </w:p>
     <w:p>
       <w:pPr>
         <w:widowControl/>
       </w:pPr>
-      <w:proofErr w:type="spellStart"/>
-      <w:r>
-        <w:rPr>
-          <w:rFonts w:hint="eastAsia"/>
-        </w:rPr>
-        <w:t>sudo</w:t>
-      </w:r>
-      <w:proofErr w:type="spellEnd"/>
-      <w:r>
-        <w:rPr>
-          <w:rFonts w:hint="eastAsia"/>
-        </w:rPr>
-        <w:t xml:space="preserve"> apt update</w:t>
-      </w:r>
-    </w:p>
-    <w:p>
-      <w:pPr>
-        <w:widowControl/>
-      </w:pPr>
-      <w:proofErr w:type="spellStart"/>
-      <w:r>
-        <w:t>sudo</w:t>
-      </w:r>
-      <w:proofErr w:type="spellEnd"/>
-      <w:r>
-        <w:t xml:space="preserve"> apt install apache2 -y</w:t>
+      <w:r>
+        <w:t>sudo apt install apache2 -y</w:t>
       </w:r>
     </w:p>
     <w:p>
@@ -4394,14 +3850,12 @@
         </w:rPr>
         <w:t>遠端連線</w:t>
       </w:r>
-      <w:proofErr w:type="spellStart"/>
       <w:r>
         <w:rPr>
           <w:rFonts w:hint="eastAsia"/>
         </w:rPr>
         <w:t>apache</w:t>
       </w:r>
-      <w:proofErr w:type="spellEnd"/>
       <w:r>
         <w:rPr>
           <w:rFonts w:hint="eastAsia"/>
@@ -4518,9 +3972,8 @@
           <w:sz w:val="28"/>
           <w:szCs w:val="24"/>
         </w:rPr>
-        <w:t xml:space="preserve"> </w:t>
-      </w:r>
-      <w:proofErr w:type="spellStart"/>
+        <w:t xml:space="preserve"> php</w:t>
+      </w:r>
       <w:r>
         <w:rPr>
           <w:rFonts w:hint="eastAsia"/>
@@ -4529,338 +3982,303 @@
           <w:sz w:val="28"/>
           <w:szCs w:val="24"/>
         </w:rPr>
+        <w:t>環境</w:t>
+      </w:r>
+    </w:p>
+    <w:p>
+      <w:pPr>
+        <w:widowControl/>
+      </w:pPr>
+      <w:r>
+        <w:t xml:space="preserve">sudo apt install </w:t>
+      </w:r>
+      <w:r>
+        <w:rPr>
+          <w:rFonts w:hint="eastAsia"/>
+        </w:rPr>
         <w:t>php</w:t>
       </w:r>
-      <w:proofErr w:type="spellEnd"/>
+      <w:r>
+        <w:t xml:space="preserve"> -y</w:t>
+      </w:r>
+    </w:p>
+    <w:p>
+      <w:pPr>
+        <w:widowControl/>
+      </w:pPr>
+      <w:r>
+        <w:t>sudo apt install php-mysql</w:t>
+      </w:r>
+      <w:r>
+        <w:rPr>
+          <w:rFonts w:hint="eastAsia"/>
+        </w:rPr>
+        <w:t xml:space="preserve">  (php</w:t>
+      </w:r>
+      <w:r>
+        <w:rPr>
+          <w:rFonts w:hint="eastAsia"/>
+        </w:rPr>
+        <w:t>連接</w:t>
+      </w:r>
+      <w:r>
+        <w:rPr>
+          <w:rFonts w:hint="eastAsia"/>
+        </w:rPr>
+        <w:t>mysql</w:t>
+      </w:r>
+      <w:r>
+        <w:rPr>
+          <w:rFonts w:hint="eastAsia"/>
+        </w:rPr>
+        <w:t>的套件工具</w:t>
+      </w:r>
+      <w:r>
+        <w:rPr>
+          <w:rFonts w:hint="eastAsia"/>
+        </w:rPr>
+        <w:t>)</w:t>
+      </w:r>
+    </w:p>
+    <w:p>
+      <w:pPr>
+        <w:widowControl/>
+        <w:rPr>
+          <w:b/>
+          <w:bCs/>
+        </w:rPr>
+      </w:pPr>
       <w:r>
         <w:rPr>
           <w:rFonts w:hint="eastAsia"/>
           <w:b/>
           <w:bCs/>
-          <w:sz w:val="28"/>
-          <w:szCs w:val="24"/>
-        </w:rPr>
-        <w:t>環境</w:t>
-      </w:r>
-    </w:p>
-    <w:p>
-      <w:pPr>
-        <w:widowControl/>
-      </w:pPr>
-      <w:proofErr w:type="spellStart"/>
-      <w:r>
-        <w:t>sudo</w:t>
-      </w:r>
-      <w:proofErr w:type="spellEnd"/>
-      <w:r>
-        <w:t xml:space="preserve"> apt install </w:t>
-      </w:r>
-      <w:proofErr w:type="spellStart"/>
-      <w:r>
-        <w:rPr>
-          <w:rFonts w:hint="eastAsia"/>
-        </w:rPr>
-        <w:t>php</w:t>
-      </w:r>
-      <w:proofErr w:type="spellEnd"/>
-      <w:r>
-        <w:t xml:space="preserve"> -y</w:t>
-      </w:r>
-    </w:p>
-    <w:p>
-      <w:pPr>
-        <w:widowControl/>
-      </w:pPr>
-      <w:proofErr w:type="spellStart"/>
-      <w:r>
-        <w:t>sudo</w:t>
-      </w:r>
-      <w:proofErr w:type="spellEnd"/>
-      <w:r>
-        <w:t xml:space="preserve"> apt install </w:t>
-      </w:r>
-      <w:proofErr w:type="spellStart"/>
-      <w:r>
-        <w:t>php-mysql</w:t>
-      </w:r>
-      <w:proofErr w:type="spellEnd"/>
-      <w:r>
-        <w:rPr>
-          <w:rFonts w:hint="eastAsia"/>
-        </w:rPr>
-        <w:t xml:space="preserve">  (</w:t>
-      </w:r>
-      <w:proofErr w:type="spellStart"/>
-      <w:r>
-        <w:rPr>
-          <w:rFonts w:hint="eastAsia"/>
-        </w:rPr>
-        <w:t>php</w:t>
-      </w:r>
-      <w:proofErr w:type="spellEnd"/>
-      <w:r>
-        <w:rPr>
-          <w:rFonts w:hint="eastAsia"/>
-        </w:rPr>
-        <w:t>連接</w:t>
-      </w:r>
-      <w:proofErr w:type="spellStart"/>
-      <w:r>
-        <w:rPr>
-          <w:rFonts w:hint="eastAsia"/>
-        </w:rPr>
-        <w:t>mysql</w:t>
-      </w:r>
-      <w:proofErr w:type="spellEnd"/>
-      <w:r>
-        <w:rPr>
-          <w:rFonts w:hint="eastAsia"/>
-        </w:rPr>
-        <w:t>的套件工具</w:t>
-      </w:r>
-      <w:r>
-        <w:rPr>
-          <w:rFonts w:hint="eastAsia"/>
-        </w:rPr>
-        <w:t>)</w:t>
-      </w:r>
-    </w:p>
-    <w:p>
-      <w:pPr>
-        <w:widowControl/>
-        <w:rPr>
-          <w:b/>
-          <w:bCs/>
-        </w:rPr>
-      </w:pPr>
+        </w:rPr>
+        <w:t>測試</w:t>
+      </w:r>
       <w:r>
         <w:rPr>
           <w:rFonts w:hint="eastAsia"/>
           <w:b/>
           <w:bCs/>
         </w:rPr>
-        <w:t>測試</w:t>
-      </w:r>
-      <w:proofErr w:type="spellStart"/>
+        <w:t>php</w:t>
+      </w:r>
+    </w:p>
+    <w:p>
+      <w:pPr>
+        <w:widowControl/>
+      </w:pPr>
+      <w:r>
+        <w:rPr>
+          <w:rFonts w:hint="eastAsia"/>
+        </w:rPr>
+        <w:t>在</w:t>
+      </w:r>
+      <w:r>
+        <w:rPr>
+          <w:rFonts w:hint="eastAsia"/>
+        </w:rPr>
+        <w:t xml:space="preserve">var/www/html </w:t>
+      </w:r>
+      <w:r>
+        <w:rPr>
+          <w:rFonts w:hint="eastAsia"/>
+        </w:rPr>
+        <w:t>建立</w:t>
+      </w:r>
+      <w:r>
+        <w:rPr>
+          <w:rFonts w:hint="eastAsia"/>
+        </w:rPr>
+        <w:t>index.php</w:t>
+      </w:r>
+    </w:p>
+    <w:p>
+      <w:pPr>
+        <w:widowControl/>
+      </w:pPr>
+      <w:r>
+        <w:rPr>
+          <w:rFonts w:hint="eastAsia"/>
+        </w:rPr>
+        <w:t>內容：</w:t>
+      </w:r>
+      <w:r>
+        <w:rPr>
+          <w:rFonts w:hint="eastAsia"/>
+        </w:rPr>
+        <w:t>&lt;?php phpinfo(); ?&gt;</w:t>
+      </w:r>
+    </w:p>
+    <w:p>
+      <w:pPr>
+        <w:widowControl/>
+      </w:pPr>
+    </w:p>
+    <w:p>
+      <w:pPr>
+        <w:widowControl/>
+      </w:pPr>
+      <w:r>
+        <w:rPr>
+          <w:rFonts w:hint="eastAsia"/>
+        </w:rPr>
+        <w:t>安裝</w:t>
+      </w:r>
+      <w:r>
+        <w:rPr>
+          <w:rFonts w:hint="eastAsia"/>
+        </w:rPr>
+        <w:t xml:space="preserve"> phpMyadmin</w:t>
+      </w:r>
+      <w:r>
+        <w:rPr>
+          <w:rFonts w:hint="eastAsia"/>
+        </w:rPr>
+        <w:t>工具</w:t>
+      </w:r>
+    </w:p>
+    <w:p>
+      <w:pPr>
+        <w:widowControl/>
+      </w:pPr>
+      <w:r>
+        <w:t xml:space="preserve">sudo apt install </w:t>
+      </w:r>
+      <w:r>
+        <w:rPr>
+          <w:rFonts w:hint="eastAsia"/>
+        </w:rPr>
+        <w:t>phpmyadmin</w:t>
+      </w:r>
+      <w:r>
+        <w:t xml:space="preserve"> -y</w:t>
+      </w:r>
+    </w:p>
+    <w:p>
+      <w:pPr>
+        <w:widowControl/>
+        <w:rPr>
+          <w:color w:val="EE0000"/>
+        </w:rPr>
+      </w:pPr>
+      <w:r>
+        <w:rPr>
+          <w:rFonts w:hint="eastAsia"/>
+          <w:color w:val="EE0000"/>
+        </w:rPr>
+        <w:t>進入此設定介面後，可用</w:t>
+      </w:r>
+      <w:r>
+        <w:rPr>
+          <w:rFonts w:hint="eastAsia"/>
+          <w:color w:val="EE0000"/>
+        </w:rPr>
+        <w:t xml:space="preserve">tab </w:t>
+      </w:r>
+      <w:r>
+        <w:rPr>
+          <w:rFonts w:hint="eastAsia"/>
+          <w:color w:val="EE0000"/>
+        </w:rPr>
+        <w:t>和</w:t>
+      </w:r>
+      <w:r>
+        <w:rPr>
+          <w:rFonts w:hint="eastAsia"/>
+          <w:color w:val="EE0000"/>
+        </w:rPr>
+        <w:t xml:space="preserve"> </w:t>
+      </w:r>
+      <w:r>
+        <w:rPr>
+          <w:rFonts w:hint="eastAsia"/>
+          <w:color w:val="EE0000"/>
+        </w:rPr>
+        <w:t>空白鍵來操定設定</w:t>
+      </w:r>
+    </w:p>
+    <w:p>
+      <w:pPr>
+        <w:widowControl/>
+        <w:rPr>
+          <w:b/>
+          <w:bCs/>
+          <w:color w:val="EE0000"/>
+          <w:sz w:val="180"/>
+          <w:szCs w:val="160"/>
+        </w:rPr>
+      </w:pPr>
       <w:r>
         <w:rPr>
           <w:rFonts w:hint="eastAsia"/>
           <w:b/>
           <w:bCs/>
-        </w:rPr>
-        <w:t>php</w:t>
-      </w:r>
-      <w:proofErr w:type="spellEnd"/>
+          <w:color w:val="EE0000"/>
+          <w:sz w:val="96"/>
+          <w:szCs w:val="72"/>
+          <w:highlight w:val="yellow"/>
+        </w:rPr>
+        <w:t>注意要</w:t>
+      </w:r>
+      <w:r>
+        <w:rPr>
+          <w:rFonts w:hint="eastAsia"/>
+          <w:b/>
+          <w:bCs/>
+          <w:color w:val="EE0000"/>
+          <w:sz w:val="96"/>
+          <w:szCs w:val="72"/>
+          <w:highlight w:val="yellow"/>
+        </w:rPr>
+        <w:t>出現</w:t>
+      </w:r>
+      <w:r>
+        <w:rPr>
+          <w:rFonts w:hint="eastAsia"/>
+          <w:b/>
+          <w:bCs/>
+          <w:color w:val="EE0000"/>
+          <w:sz w:val="96"/>
+          <w:szCs w:val="72"/>
+          <w:highlight w:val="yellow"/>
+        </w:rPr>
+        <w:t>*</w:t>
+      </w:r>
+      <w:r>
+        <w:rPr>
+          <w:rFonts w:hint="eastAsia"/>
+          <w:b/>
+          <w:bCs/>
+          <w:color w:val="EE0000"/>
+          <w:sz w:val="96"/>
+          <w:szCs w:val="72"/>
+          <w:highlight w:val="yellow"/>
+        </w:rPr>
+        <w:t>號才行</w:t>
+      </w:r>
+      <w:r>
+        <w:rPr>
+          <w:rFonts w:hint="eastAsia"/>
+          <w:b/>
+          <w:bCs/>
+          <w:color w:val="EE0000"/>
+          <w:sz w:val="96"/>
+          <w:szCs w:val="72"/>
+          <w:highlight w:val="yellow"/>
+        </w:rPr>
+        <w:t>：</w:t>
+      </w:r>
     </w:p>
     <w:p>
       <w:pPr>
         <w:widowControl/>
-      </w:pPr>
-      <w:r>
-        <w:rPr>
-          <w:rFonts w:hint="eastAsia"/>
-        </w:rPr>
-        <w:t>在</w:t>
-      </w:r>
-      <w:r>
-        <w:rPr>
-          <w:rFonts w:hint="eastAsia"/>
-        </w:rPr>
-        <w:t xml:space="preserve">var/www/html </w:t>
-      </w:r>
-      <w:r>
-        <w:rPr>
-          <w:rFonts w:hint="eastAsia"/>
-        </w:rPr>
-        <w:t>建立</w:t>
-      </w:r>
-      <w:proofErr w:type="spellStart"/>
-      <w:r>
-        <w:rPr>
-          <w:rFonts w:hint="eastAsia"/>
-        </w:rPr>
-        <w:t>index.php</w:t>
-      </w:r>
-      <w:proofErr w:type="spellEnd"/>
-    </w:p>
-    <w:p>
-      <w:pPr>
-        <w:widowControl/>
-      </w:pPr>
-      <w:r>
-        <w:rPr>
-          <w:rFonts w:hint="eastAsia"/>
-        </w:rPr>
-        <w:t>內容：</w:t>
-      </w:r>
-      <w:r>
-        <w:rPr>
-          <w:rFonts w:hint="eastAsia"/>
-        </w:rPr>
-        <w:t>&lt;?</w:t>
-      </w:r>
-      <w:proofErr w:type="spellStart"/>
-      <w:r>
-        <w:rPr>
-          <w:rFonts w:hint="eastAsia"/>
-        </w:rPr>
-        <w:t>php</w:t>
-      </w:r>
-      <w:proofErr w:type="spellEnd"/>
-      <w:r>
-        <w:rPr>
-          <w:rFonts w:hint="eastAsia"/>
-        </w:rPr>
-        <w:t xml:space="preserve"> </w:t>
-      </w:r>
-      <w:proofErr w:type="spellStart"/>
-      <w:proofErr w:type="gramStart"/>
-      <w:r>
-        <w:rPr>
-          <w:rFonts w:hint="eastAsia"/>
-        </w:rPr>
-        <w:t>phpinfo</w:t>
-      </w:r>
-      <w:proofErr w:type="spellEnd"/>
-      <w:r>
-        <w:rPr>
-          <w:rFonts w:hint="eastAsia"/>
-        </w:rPr>
-        <w:t>(</w:t>
-      </w:r>
-      <w:proofErr w:type="gramEnd"/>
-      <w:r>
-        <w:rPr>
-          <w:rFonts w:hint="eastAsia"/>
-        </w:rPr>
-        <w:t>)</w:t>
-      </w:r>
-      <w:proofErr w:type="gramStart"/>
-      <w:r>
-        <w:rPr>
-          <w:rFonts w:hint="eastAsia"/>
-        </w:rPr>
-        <w:t>; ?</w:t>
-      </w:r>
-      <w:proofErr w:type="gramEnd"/>
-      <w:r>
-        <w:rPr>
-          <w:rFonts w:hint="eastAsia"/>
-        </w:rPr>
-        <w:t>&gt;</w:t>
-      </w:r>
-    </w:p>
-    <w:p>
-      <w:pPr>
-        <w:widowControl/>
-      </w:pPr>
-    </w:p>
-    <w:p>
-      <w:pPr>
-        <w:widowControl/>
-      </w:pPr>
-      <w:r>
-        <w:rPr>
-          <w:rFonts w:hint="eastAsia"/>
-        </w:rPr>
-        <w:t>安裝</w:t>
-      </w:r>
-      <w:r>
-        <w:rPr>
-          <w:rFonts w:hint="eastAsia"/>
-        </w:rPr>
-        <w:t xml:space="preserve"> </w:t>
-      </w:r>
-      <w:proofErr w:type="spellStart"/>
-      <w:r>
-        <w:rPr>
-          <w:rFonts w:hint="eastAsia"/>
-        </w:rPr>
-        <w:t>phpMyadmin</w:t>
-      </w:r>
-      <w:proofErr w:type="spellEnd"/>
-      <w:r>
-        <w:rPr>
-          <w:rFonts w:hint="eastAsia"/>
-        </w:rPr>
-        <w:t>工具</w:t>
-      </w:r>
-    </w:p>
-    <w:p>
-      <w:pPr>
-        <w:widowControl/>
-      </w:pPr>
-      <w:proofErr w:type="spellStart"/>
-      <w:r>
-        <w:t>sudo</w:t>
-      </w:r>
-      <w:proofErr w:type="spellEnd"/>
-      <w:r>
-        <w:t xml:space="preserve"> apt install </w:t>
-      </w:r>
-      <w:proofErr w:type="spellStart"/>
-      <w:r>
-        <w:rPr>
-          <w:rFonts w:hint="eastAsia"/>
-        </w:rPr>
-        <w:t>phpmyadmin</w:t>
-      </w:r>
-      <w:proofErr w:type="spellEnd"/>
-      <w:r>
-        <w:t xml:space="preserve"> -y</w:t>
-      </w:r>
-    </w:p>
-    <w:p>
-      <w:pPr>
-        <w:widowControl/>
-        <w:rPr>
-          <w:color w:val="EE0000"/>
-        </w:rPr>
-      </w:pPr>
-      <w:r>
         <w:rPr>
           <w:rFonts w:hint="eastAsia"/>
           <w:color w:val="EE0000"/>
         </w:rPr>
-        <w:t>進入此設定介面後，可用</w:t>
-      </w:r>
-      <w:r>
-        <w:rPr>
-          <w:rFonts w:hint="eastAsia"/>
-          <w:color w:val="EE0000"/>
-        </w:rPr>
-        <w:t xml:space="preserve">tab </w:t>
-      </w:r>
-      <w:r>
-        <w:rPr>
-          <w:rFonts w:hint="eastAsia"/>
-          <w:color w:val="EE0000"/>
-        </w:rPr>
-        <w:t>和</w:t>
-      </w:r>
-      <w:r>
-        <w:rPr>
-          <w:rFonts w:hint="eastAsia"/>
-          <w:color w:val="EE0000"/>
-        </w:rPr>
-        <w:t xml:space="preserve"> </w:t>
-      </w:r>
-      <w:r>
-        <w:rPr>
-          <w:rFonts w:hint="eastAsia"/>
-          <w:color w:val="EE0000"/>
-        </w:rPr>
-        <w:t>空白鍵</w:t>
-      </w:r>
-      <w:proofErr w:type="gramStart"/>
-      <w:r>
-        <w:rPr>
-          <w:rFonts w:hint="eastAsia"/>
-          <w:color w:val="EE0000"/>
-        </w:rPr>
-        <w:t>來操定設定</w:t>
-      </w:r>
-      <w:proofErr w:type="gramEnd"/>
+      </w:pPr>
     </w:p>
     <w:p>
       <w:pPr>
@@ -5116,12 +4534,35 @@
       <w:pPr>
         <w:widowControl/>
         <w:rPr>
+          <w:b/>
+          <w:bCs/>
+          <w:color w:val="EE0000"/>
+          <w:sz w:val="180"/>
+          <w:szCs w:val="160"/>
+        </w:rPr>
+      </w:pPr>
+      <w:r>
+        <w:rPr>
+          <w:rFonts w:hint="eastAsia"/>
+          <w:b/>
+          <w:bCs/>
+          <w:color w:val="EE0000"/>
+          <w:sz w:val="96"/>
+          <w:szCs w:val="72"/>
+          <w:highlight w:val="yellow"/>
+        </w:rPr>
+        <w:t>注意要記得做這動作：</w:t>
+      </w:r>
+    </w:p>
+    <w:p>
+      <w:pPr>
+        <w:widowControl/>
+        <w:rPr>
           <w:color w:val="EE0000"/>
           <w:sz w:val="32"/>
           <w:szCs w:val="28"/>
         </w:rPr>
       </w:pPr>
-      <w:proofErr w:type="spellStart"/>
       <w:r>
         <w:rPr>
           <w:rFonts w:hint="eastAsia"/>
@@ -5129,9 +4570,19 @@
           <w:sz w:val="32"/>
           <w:szCs w:val="28"/>
         </w:rPr>
-        <w:t>sudo</w:t>
-      </w:r>
-      <w:proofErr w:type="spellEnd"/>
+        <w:lastRenderedPageBreak/>
+        <w:t>sudo service mysql restart</w:t>
+      </w:r>
+    </w:p>
+    <w:p>
+      <w:pPr>
+        <w:widowControl/>
+        <w:rPr>
+          <w:color w:val="EE0000"/>
+          <w:sz w:val="32"/>
+          <w:szCs w:val="28"/>
+        </w:rPr>
+      </w:pPr>
       <w:r>
         <w:rPr>
           <w:rFonts w:hint="eastAsia"/>
@@ -5139,9 +4590,72 @@
           <w:sz w:val="32"/>
           <w:szCs w:val="28"/>
         </w:rPr>
-        <w:t xml:space="preserve"> service </w:t>
-      </w:r>
-      <w:proofErr w:type="spellStart"/>
+        <w:t>sudo service apache2 restart</w:t>
+      </w:r>
+    </w:p>
+    <w:p>
+      <w:pPr>
+        <w:widowControl/>
+      </w:pPr>
+    </w:p>
+    <w:p>
+      <w:pPr>
+        <w:widowControl/>
+      </w:pPr>
+      <w:r>
+        <w:rPr>
+          <w:rFonts w:hint="eastAsia"/>
+        </w:rPr>
+        <w:t>到</w:t>
+      </w:r>
+      <w:r>
+        <w:t>/var/www/html</w:t>
+      </w:r>
+      <w:r>
+        <w:rPr>
+          <w:rFonts w:hint="eastAsia"/>
+        </w:rPr>
+        <w:t>目錄下用下面指令建立連結</w:t>
+      </w:r>
+    </w:p>
+    <w:p>
+      <w:pPr>
+        <w:widowControl/>
+        <w:rPr>
+          <w:color w:val="EE0000"/>
+        </w:rPr>
+      </w:pPr>
+      <w:r>
+        <w:rPr>
+          <w:rFonts w:hint="eastAsia"/>
+          <w:color w:val="EE0000"/>
+        </w:rPr>
+        <w:t>(</w:t>
+      </w:r>
+      <w:r>
+        <w:rPr>
+          <w:rFonts w:hint="eastAsia"/>
+          <w:color w:val="EE0000"/>
+        </w:rPr>
+        <w:t>預設是用這個名稱，若不改名稱可不用設定</w:t>
+      </w:r>
+      <w:r>
+        <w:rPr>
+          <w:rFonts w:hint="eastAsia"/>
+          <w:color w:val="EE0000"/>
+        </w:rPr>
+        <w:t>)</w:t>
+      </w:r>
+    </w:p>
+    <w:p>
+      <w:pPr>
+        <w:widowControl/>
+        <w:rPr>
+          <w:color w:val="EE0000"/>
+          <w:sz w:val="32"/>
+          <w:szCs w:val="28"/>
+        </w:rPr>
+      </w:pPr>
       <w:r>
         <w:rPr>
           <w:rFonts w:hint="eastAsia"/>
@@ -5149,9 +4663,16 @@
           <w:sz w:val="32"/>
           <w:szCs w:val="28"/>
         </w:rPr>
-        <w:t>mysql</w:t>
-      </w:r>
-      <w:proofErr w:type="spellEnd"/>
+        <w:t>sudo ln -s /usr/share/</w:t>
+      </w:r>
+      <w:r>
+        <w:rPr>
+          <w:color w:val="EE0000"/>
+          <w:sz w:val="32"/>
+          <w:szCs w:val="28"/>
+        </w:rPr>
+        <w:t>php</w:t>
+      </w:r>
       <w:r>
         <w:rPr>
           <w:rFonts w:hint="eastAsia"/>
@@ -5159,19 +4680,16 @@
           <w:sz w:val="32"/>
           <w:szCs w:val="28"/>
         </w:rPr>
-        <w:t xml:space="preserve"> restart</w:t>
-      </w:r>
-    </w:p>
-    <w:p>
-      <w:pPr>
-        <w:widowControl/>
+        <w:t>m</w:t>
+      </w:r>
+      <w:r>
         <w:rPr>
           <w:color w:val="EE0000"/>
           <w:sz w:val="32"/>
           <w:szCs w:val="28"/>
         </w:rPr>
-      </w:pPr>
-      <w:proofErr w:type="spellStart"/>
+        <w:t>y</w:t>
+      </w:r>
       <w:r>
         <w:rPr>
           <w:rFonts w:hint="eastAsia"/>
@@ -5179,9 +4697,16 @@
           <w:sz w:val="32"/>
           <w:szCs w:val="28"/>
         </w:rPr>
-        <w:t>sudo</w:t>
-      </w:r>
-      <w:proofErr w:type="spellEnd"/>
+        <w:t>a</w:t>
+      </w:r>
+      <w:r>
+        <w:rPr>
+          <w:color w:val="EE0000"/>
+          <w:sz w:val="32"/>
+          <w:szCs w:val="28"/>
+        </w:rPr>
+        <w:t>dmin</w:t>
+      </w:r>
       <w:r>
         <w:rPr>
           <w:rFonts w:hint="eastAsia"/>
@@ -5189,34 +4714,19 @@
           <w:sz w:val="32"/>
           <w:szCs w:val="28"/>
         </w:rPr>
-        <w:t xml:space="preserve"> service apache2 restart</w:t>
+        <w:t xml:space="preserve"> phpmyadmin</w:t>
       </w:r>
     </w:p>
     <w:p>
       <w:pPr>
         <w:widowControl/>
-      </w:pPr>
-    </w:p>
-    <w:p>
-      <w:pPr>
-        <w:widowControl/>
-        <w:rPr>
-          <w:color w:val="EE0000"/>
-          <w:sz w:val="32"/>
-          <w:szCs w:val="28"/>
-        </w:rPr>
-      </w:pPr>
-      <w:proofErr w:type="spellStart"/>
-      <w:r>
         <w:rPr>
           <w:rFonts w:hint="eastAsia"/>
           <w:color w:val="EE0000"/>
           <w:sz w:val="32"/>
           <w:szCs w:val="28"/>
         </w:rPr>
-        <w:t>sudo</w:t>
-      </w:r>
-      <w:proofErr w:type="spellEnd"/>
+      </w:pPr>
       <w:r>
         <w:rPr>
           <w:rFonts w:hint="eastAsia"/>
@@ -5224,9 +4734,16 @@
           <w:sz w:val="32"/>
           <w:szCs w:val="28"/>
         </w:rPr>
-        <w:t xml:space="preserve"> ln -s /</w:t>
-      </w:r>
-      <w:proofErr w:type="spellStart"/>
+        <w:t>sudo ln -s /usr/share/</w:t>
+      </w:r>
+      <w:r>
+        <w:rPr>
+          <w:color w:val="EE0000"/>
+          <w:sz w:val="32"/>
+          <w:szCs w:val="28"/>
+        </w:rPr>
+        <w:t>php</w:t>
+      </w:r>
       <w:r>
         <w:rPr>
           <w:rFonts w:hint="eastAsia"/>
@@ -5234,9 +4751,16 @@
           <w:sz w:val="32"/>
           <w:szCs w:val="28"/>
         </w:rPr>
-        <w:t>usr</w:t>
-      </w:r>
-      <w:proofErr w:type="spellEnd"/>
+        <w:t>m</w:t>
+      </w:r>
+      <w:r>
+        <w:rPr>
+          <w:color w:val="EE0000"/>
+          <w:sz w:val="32"/>
+          <w:szCs w:val="28"/>
+        </w:rPr>
+        <w:t>y</w:t>
+      </w:r>
       <w:r>
         <w:rPr>
           <w:rFonts w:hint="eastAsia"/>
@@ -5244,16 +4768,15 @@
           <w:sz w:val="32"/>
           <w:szCs w:val="28"/>
         </w:rPr>
-        <w:t>/share/</w:t>
-      </w:r>
-      <w:proofErr w:type="spellStart"/>
+        <w:t>a</w:t>
+      </w:r>
       <w:r>
         <w:rPr>
           <w:color w:val="EE0000"/>
           <w:sz w:val="32"/>
           <w:szCs w:val="28"/>
         </w:rPr>
-        <w:t>php</w:t>
+        <w:t>dmin</w:t>
       </w:r>
       <w:r>
         <w:rPr>
@@ -5262,15 +4785,7 @@
           <w:sz w:val="32"/>
           <w:szCs w:val="28"/>
         </w:rPr>
-        <w:t>m</w:t>
-      </w:r>
-      <w:r>
-        <w:rPr>
-          <w:color w:val="EE0000"/>
-          <w:sz w:val="32"/>
-          <w:szCs w:val="28"/>
-        </w:rPr>
-        <w:t>y</w:t>
+        <w:t xml:space="preserve"> myadmin</w:t>
       </w:r>
       <w:r>
         <w:rPr>
@@ -5279,17 +4794,8 @@
           <w:sz w:val="32"/>
           <w:szCs w:val="28"/>
         </w:rPr>
-        <w:t>a</w:t>
-      </w:r>
-      <w:r>
-        <w:rPr>
-          <w:color w:val="EE0000"/>
-          <w:sz w:val="32"/>
-          <w:szCs w:val="28"/>
-        </w:rPr>
-        <w:t>dmin</w:t>
-      </w:r>
-      <w:proofErr w:type="spellEnd"/>
+        <w:t xml:space="preserve"> (</w:t>
+      </w:r>
       <w:r>
         <w:rPr>
           <w:rFonts w:hint="eastAsia"/>
@@ -5297,9 +4803,8 @@
           <w:sz w:val="32"/>
           <w:szCs w:val="28"/>
         </w:rPr>
-        <w:t xml:space="preserve"> </w:t>
-      </w:r>
-      <w:proofErr w:type="spellStart"/>
+        <w:t>可改名稱</w:t>
+      </w:r>
       <w:r>
         <w:rPr>
           <w:rFonts w:hint="eastAsia"/>
@@ -5307,9 +4812,8 @@
           <w:sz w:val="32"/>
           <w:szCs w:val="28"/>
         </w:rPr>
-        <w:t>phpmyadmin</w:t>
-      </w:r>
-      <w:proofErr w:type="spellEnd"/>
+        <w:t>)</w:t>
+      </w:r>
     </w:p>
     <w:p>
       <w:pPr>
@@ -5327,14 +4831,12 @@
         </w:rPr>
         <w:t>建立</w:t>
       </w:r>
-      <w:proofErr w:type="spellStart"/>
       <w:r>
         <w:rPr>
           <w:rFonts w:hint="eastAsia"/>
         </w:rPr>
         <w:t>apache</w:t>
       </w:r>
-      <w:proofErr w:type="spellEnd"/>
       <w:r>
         <w:rPr>
           <w:rFonts w:hint="eastAsia"/>
@@ -5368,7 +4870,51 @@
         <w:rPr>
           <w:noProof/>
         </w:rPr>
-        <w:lastRenderedPageBreak/>
+        <w:drawing>
+          <wp:inline distT="0" distB="0" distL="0" distR="0" wp14:anchorId="24E0FEB7" wp14:editId="2C531C36">
+            <wp:extent cx="6645910" cy="801370"/>
+            <wp:effectExtent l="0" t="0" r="2540" b="0"/>
+            <wp:docPr id="1350581437" name="圖片 1"/>
+            <wp:cNvGraphicFramePr>
+              <a:graphicFrameLocks xmlns:a="http://schemas.openxmlformats.org/drawingml/2006/main" noChangeAspect="1"/>
+            </wp:cNvGraphicFramePr>
+            <a:graphic xmlns:a="http://schemas.openxmlformats.org/drawingml/2006/main">
+              <a:graphicData uri="http://schemas.openxmlformats.org/drawingml/2006/picture">
+                <pic:pic xmlns:pic="http://schemas.openxmlformats.org/drawingml/2006/picture">
+                  <pic:nvPicPr>
+                    <pic:cNvPr id="1350581437" name=""/>
+                    <pic:cNvPicPr/>
+                  </pic:nvPicPr>
+                  <pic:blipFill>
+                    <a:blip r:embed="rId28"/>
+                    <a:stretch>
+                      <a:fillRect/>
+                    </a:stretch>
+                  </pic:blipFill>
+                  <pic:spPr>
+                    <a:xfrm>
+                      <a:off x="0" y="0"/>
+                      <a:ext cx="6645910" cy="801370"/>
+                    </a:xfrm>
+                    <a:prstGeom prst="rect">
+                      <a:avLst/>
+                    </a:prstGeom>
+                  </pic:spPr>
+                </pic:pic>
+              </a:graphicData>
+            </a:graphic>
+          </wp:inline>
+        </w:drawing>
+      </w:r>
+    </w:p>
+    <w:p>
+      <w:pPr>
+        <w:widowControl/>
+      </w:pPr>
+      <w:r>
+        <w:rPr>
+          <w:noProof/>
+        </w:rPr>
         <w:drawing>
           <wp:inline distT="0" distB="0" distL="0" distR="0" wp14:anchorId="067F21BE" wp14:editId="6F62460D">
             <wp:extent cx="4500867" cy="3609473"/>
@@ -5385,7 +4931,7 @@
                     <pic:cNvPicPr/>
                   </pic:nvPicPr>
                   <pic:blipFill>
-                    <a:blip r:embed="rId28"/>
+                    <a:blip r:embed="rId29"/>
                     <a:stretch>
                       <a:fillRect/>
                     </a:stretch>
@@ -5431,7 +4977,6 @@
         </w:rPr>
         <w:t>補充：</w:t>
       </w:r>
-      <w:proofErr w:type="spellStart"/>
       <w:r>
         <w:rPr>
           <w:rFonts w:hint="eastAsia"/>
@@ -5442,7 +4987,6 @@
         </w:rPr>
         <w:t>phpmyadmin</w:t>
       </w:r>
-      <w:proofErr w:type="spellEnd"/>
       <w:r>
         <w:rPr>
           <w:rFonts w:hint="eastAsia"/>
@@ -5451,29 +4995,7 @@
           <w:sz w:val="28"/>
           <w:szCs w:val="24"/>
         </w:rPr>
-        <w:t>的設定</w:t>
-      </w:r>
-      <w:proofErr w:type="gramStart"/>
-      <w:r>
-        <w:rPr>
-          <w:rFonts w:hint="eastAsia"/>
-          <w:b/>
-          <w:bCs/>
-          <w:sz w:val="28"/>
-          <w:szCs w:val="24"/>
-        </w:rPr>
-        <w:t>檔</w:t>
-      </w:r>
-      <w:proofErr w:type="gramEnd"/>
-      <w:r>
-        <w:rPr>
-          <w:rFonts w:hint="eastAsia"/>
-          <w:b/>
-          <w:bCs/>
-          <w:sz w:val="28"/>
-          <w:szCs w:val="24"/>
-        </w:rPr>
-        <w:t>位置</w:t>
+        <w:t>的設定檔位置</w:t>
       </w:r>
     </w:p>
     <w:p>
@@ -5487,44 +5009,8 @@
         <w:rPr>
           <w:rFonts w:asciiTheme="majorEastAsia" w:eastAsiaTheme="majorEastAsia" w:hAnsiTheme="majorEastAsia"/>
         </w:rPr>
-        <w:t>/</w:t>
-      </w:r>
-      <w:proofErr w:type="spellStart"/>
-      <w:r>
-        <w:rPr>
-          <w:rFonts w:asciiTheme="majorEastAsia" w:eastAsiaTheme="majorEastAsia" w:hAnsiTheme="majorEastAsia"/>
-        </w:rPr>
-        <w:t>etc</w:t>
-      </w:r>
-      <w:proofErr w:type="spellEnd"/>
-      <w:r>
-        <w:rPr>
-          <w:rFonts w:asciiTheme="majorEastAsia" w:eastAsiaTheme="majorEastAsia" w:hAnsiTheme="majorEastAsia"/>
-        </w:rPr>
-        <w:t>/</w:t>
-      </w:r>
-      <w:proofErr w:type="spellStart"/>
-      <w:r>
-        <w:rPr>
-          <w:rFonts w:asciiTheme="majorEastAsia" w:eastAsiaTheme="majorEastAsia" w:hAnsiTheme="majorEastAsia"/>
-        </w:rPr>
-        <w:t>phpmyadmin</w:t>
-      </w:r>
-      <w:proofErr w:type="spellEnd"/>
-      <w:r>
-        <w:rPr>
-          <w:rFonts w:asciiTheme="majorEastAsia" w:eastAsiaTheme="majorEastAsia" w:hAnsiTheme="majorEastAsia"/>
-        </w:rPr>
-        <w:t>/</w:t>
-      </w:r>
-      <w:proofErr w:type="spellStart"/>
-      <w:r>
-        <w:rPr>
-          <w:rFonts w:asciiTheme="majorEastAsia" w:eastAsiaTheme="majorEastAsia" w:hAnsiTheme="majorEastAsia"/>
-        </w:rPr>
-        <w:t>config.inc.php</w:t>
-      </w:r>
-      <w:proofErr w:type="spellEnd"/>
+        <w:t>/etc/phpmyadmin/config.inc.php</w:t>
+      </w:r>
     </w:p>
     <w:p>
       <w:pPr>
@@ -5555,71 +5041,7 @@
         <w:rPr>
           <w:rFonts w:asciiTheme="majorEastAsia" w:eastAsiaTheme="majorEastAsia" w:hAnsiTheme="majorEastAsia"/>
         </w:rPr>
-        <w:t>$</w:t>
-      </w:r>
-      <w:proofErr w:type="spellStart"/>
-      <w:r>
-        <w:rPr>
-          <w:rFonts w:asciiTheme="majorEastAsia" w:eastAsiaTheme="majorEastAsia" w:hAnsiTheme="majorEastAsia"/>
-        </w:rPr>
-        <w:t>cfg</w:t>
-      </w:r>
-      <w:proofErr w:type="spellEnd"/>
-      <w:r>
-        <w:rPr>
-          <w:rFonts w:asciiTheme="majorEastAsia" w:eastAsiaTheme="majorEastAsia" w:hAnsiTheme="majorEastAsia"/>
-        </w:rPr>
-        <w:t>['Servers</w:t>
-      </w:r>
-      <w:proofErr w:type="gramStart"/>
-      <w:r>
-        <w:rPr>
-          <w:rFonts w:asciiTheme="majorEastAsia" w:eastAsiaTheme="majorEastAsia" w:hAnsiTheme="majorEastAsia"/>
-        </w:rPr>
-        <w:t>'][</w:t>
-      </w:r>
-      <w:proofErr w:type="gramEnd"/>
-      <w:r>
-        <w:rPr>
-          <w:rFonts w:asciiTheme="majorEastAsia" w:eastAsiaTheme="majorEastAsia" w:hAnsiTheme="majorEastAsia"/>
-        </w:rPr>
-        <w:t>$</w:t>
-      </w:r>
-      <w:proofErr w:type="spellStart"/>
-      <w:proofErr w:type="gramStart"/>
-      <w:r>
-        <w:rPr>
-          <w:rFonts w:asciiTheme="majorEastAsia" w:eastAsiaTheme="majorEastAsia" w:hAnsiTheme="majorEastAsia"/>
-        </w:rPr>
-        <w:t>i</w:t>
-      </w:r>
-      <w:proofErr w:type="spellEnd"/>
-      <w:r>
-        <w:rPr>
-          <w:rFonts w:asciiTheme="majorEastAsia" w:eastAsiaTheme="majorEastAsia" w:hAnsiTheme="majorEastAsia"/>
-        </w:rPr>
-        <w:t>][</w:t>
-      </w:r>
-      <w:proofErr w:type="gramEnd"/>
-      <w:r>
-        <w:rPr>
-          <w:rFonts w:asciiTheme="majorEastAsia" w:eastAsiaTheme="majorEastAsia" w:hAnsiTheme="majorEastAsia"/>
-        </w:rPr>
-        <w:t>'</w:t>
-      </w:r>
-      <w:proofErr w:type="spellStart"/>
-      <w:r>
-        <w:rPr>
-          <w:rFonts w:asciiTheme="majorEastAsia" w:eastAsiaTheme="majorEastAsia" w:hAnsiTheme="majorEastAsia"/>
-        </w:rPr>
-        <w:t>auth_type</w:t>
-      </w:r>
-      <w:proofErr w:type="spellEnd"/>
-      <w:r>
-        <w:rPr>
-          <w:rFonts w:asciiTheme="majorEastAsia" w:eastAsiaTheme="majorEastAsia" w:hAnsiTheme="majorEastAsia"/>
-        </w:rPr>
-        <w:t>'] = '</w:t>
+        <w:t>$cfg['Servers'][$i]['auth_type'] = '</w:t>
       </w:r>
       <w:r>
         <w:rPr>
@@ -5646,177 +5068,35 @@
         <w:rPr>
           <w:rFonts w:asciiTheme="majorEastAsia" w:eastAsiaTheme="majorEastAsia" w:hAnsiTheme="majorEastAsia"/>
         </w:rPr>
-        <w:t>$</w:t>
-      </w:r>
-      <w:proofErr w:type="spellStart"/>
-      <w:r>
+        <w:t>$cfg['Servers'][$i]['AllowRoot'] = true;</w:t>
+      </w:r>
+    </w:p>
+    <w:p>
+      <w:pPr>
+        <w:widowControl/>
         <w:rPr>
           <w:rFonts w:asciiTheme="majorEastAsia" w:eastAsiaTheme="majorEastAsia" w:hAnsiTheme="majorEastAsia"/>
         </w:rPr>
-        <w:t>cfg</w:t>
-      </w:r>
-      <w:proofErr w:type="spellEnd"/>
+      </w:pPr>
       <w:r>
         <w:rPr>
           <w:rFonts w:asciiTheme="majorEastAsia" w:eastAsiaTheme="majorEastAsia" w:hAnsiTheme="majorEastAsia"/>
         </w:rPr>
-        <w:t>['Servers</w:t>
-      </w:r>
-      <w:proofErr w:type="gramStart"/>
-      <w:r>
+        <w:t>$cfg['Servers'][$i]['user'] = 'root';</w:t>
+      </w:r>
+    </w:p>
+    <w:p>
+      <w:pPr>
+        <w:widowControl/>
         <w:rPr>
           <w:rFonts w:asciiTheme="majorEastAsia" w:eastAsiaTheme="majorEastAsia" w:hAnsiTheme="majorEastAsia"/>
         </w:rPr>
-        <w:t>'][</w:t>
-      </w:r>
-      <w:proofErr w:type="gramEnd"/>
-      <w:r>
-        <w:rPr>
-          <w:rFonts w:asciiTheme="majorEastAsia" w:eastAsiaTheme="majorEastAsia" w:hAnsiTheme="majorEastAsia"/>
-        </w:rPr>
-        <w:t>$</w:t>
-      </w:r>
-      <w:proofErr w:type="spellStart"/>
-      <w:proofErr w:type="gramStart"/>
-      <w:r>
-        <w:rPr>
-          <w:rFonts w:asciiTheme="majorEastAsia" w:eastAsiaTheme="majorEastAsia" w:hAnsiTheme="majorEastAsia"/>
-        </w:rPr>
-        <w:t>i</w:t>
-      </w:r>
-      <w:proofErr w:type="spellEnd"/>
-      <w:r>
-        <w:rPr>
-          <w:rFonts w:asciiTheme="majorEastAsia" w:eastAsiaTheme="majorEastAsia" w:hAnsiTheme="majorEastAsia"/>
-        </w:rPr>
-        <w:t>][</w:t>
-      </w:r>
-      <w:proofErr w:type="gramEnd"/>
-      <w:r>
-        <w:rPr>
-          <w:rFonts w:asciiTheme="majorEastAsia" w:eastAsiaTheme="majorEastAsia" w:hAnsiTheme="majorEastAsia"/>
-        </w:rPr>
-        <w:t>'</w:t>
-      </w:r>
-      <w:proofErr w:type="spellStart"/>
-      <w:r>
-        <w:rPr>
-          <w:rFonts w:asciiTheme="majorEastAsia" w:eastAsiaTheme="majorEastAsia" w:hAnsiTheme="majorEastAsia"/>
-        </w:rPr>
-        <w:t>AllowRoot</w:t>
-      </w:r>
-      <w:proofErr w:type="spellEnd"/>
-      <w:r>
-        <w:rPr>
-          <w:rFonts w:asciiTheme="majorEastAsia" w:eastAsiaTheme="majorEastAsia" w:hAnsiTheme="majorEastAsia"/>
-        </w:rPr>
-        <w:t>'] = true;</w:t>
-      </w:r>
-    </w:p>
-    <w:p>
-      <w:pPr>
-        <w:widowControl/>
-        <w:rPr>
-          <w:rFonts w:asciiTheme="majorEastAsia" w:eastAsiaTheme="majorEastAsia" w:hAnsiTheme="majorEastAsia"/>
-        </w:rPr>
-      </w:pPr>
-      <w:r>
-        <w:rPr>
-          <w:rFonts w:asciiTheme="majorEastAsia" w:eastAsiaTheme="majorEastAsia" w:hAnsiTheme="majorEastAsia"/>
-        </w:rPr>
-        <w:t>$</w:t>
-      </w:r>
-      <w:proofErr w:type="spellStart"/>
-      <w:r>
-        <w:rPr>
-          <w:rFonts w:asciiTheme="majorEastAsia" w:eastAsiaTheme="majorEastAsia" w:hAnsiTheme="majorEastAsia"/>
-        </w:rPr>
-        <w:t>cfg</w:t>
-      </w:r>
-      <w:proofErr w:type="spellEnd"/>
-      <w:r>
-        <w:rPr>
-          <w:rFonts w:asciiTheme="majorEastAsia" w:eastAsiaTheme="majorEastAsia" w:hAnsiTheme="majorEastAsia"/>
-        </w:rPr>
-        <w:t>['Servers</w:t>
-      </w:r>
-      <w:proofErr w:type="gramStart"/>
-      <w:r>
-        <w:rPr>
-          <w:rFonts w:asciiTheme="majorEastAsia" w:eastAsiaTheme="majorEastAsia" w:hAnsiTheme="majorEastAsia"/>
-        </w:rPr>
-        <w:t>'][</w:t>
-      </w:r>
-      <w:proofErr w:type="gramEnd"/>
-      <w:r>
-        <w:rPr>
-          <w:rFonts w:asciiTheme="majorEastAsia" w:eastAsiaTheme="majorEastAsia" w:hAnsiTheme="majorEastAsia"/>
-        </w:rPr>
-        <w:t>$</w:t>
-      </w:r>
-      <w:proofErr w:type="spellStart"/>
-      <w:proofErr w:type="gramStart"/>
-      <w:r>
-        <w:rPr>
-          <w:rFonts w:asciiTheme="majorEastAsia" w:eastAsiaTheme="majorEastAsia" w:hAnsiTheme="majorEastAsia"/>
-        </w:rPr>
-        <w:t>i</w:t>
-      </w:r>
-      <w:proofErr w:type="spellEnd"/>
-      <w:r>
-        <w:rPr>
-          <w:rFonts w:asciiTheme="majorEastAsia" w:eastAsiaTheme="majorEastAsia" w:hAnsiTheme="majorEastAsia"/>
-        </w:rPr>
-        <w:t>][</w:t>
-      </w:r>
-      <w:proofErr w:type="gramEnd"/>
-      <w:r>
-        <w:rPr>
-          <w:rFonts w:asciiTheme="majorEastAsia" w:eastAsiaTheme="majorEastAsia" w:hAnsiTheme="majorEastAsia"/>
-        </w:rPr>
-        <w:t>'user'] = 'root';</w:t>
-      </w:r>
-    </w:p>
-    <w:p>
-      <w:pPr>
-        <w:widowControl/>
-        <w:rPr>
-          <w:rFonts w:asciiTheme="majorEastAsia" w:eastAsiaTheme="majorEastAsia" w:hAnsiTheme="majorEastAsia"/>
-        </w:rPr>
       </w:pPr>
       <w:r>
         <w:rPr>
           <w:rFonts w:asciiTheme="majorEastAsia" w:eastAsiaTheme="majorEastAsia" w:hAnsiTheme="majorEastAsia" w:hint="eastAsia"/>
         </w:rPr>
-        <w:t>$</w:t>
-      </w:r>
-      <w:proofErr w:type="spellStart"/>
-      <w:r>
-        <w:rPr>
-          <w:rFonts w:asciiTheme="majorEastAsia" w:eastAsiaTheme="majorEastAsia" w:hAnsiTheme="majorEastAsia" w:hint="eastAsia"/>
-        </w:rPr>
-        <w:t>cfg</w:t>
-      </w:r>
-      <w:proofErr w:type="spellEnd"/>
-      <w:r>
-        <w:rPr>
-          <w:rFonts w:asciiTheme="majorEastAsia" w:eastAsiaTheme="majorEastAsia" w:hAnsiTheme="majorEastAsia" w:hint="eastAsia"/>
-        </w:rPr>
-        <w:t>['Servers'][$</w:t>
-      </w:r>
-      <w:proofErr w:type="spellStart"/>
-      <w:r>
-        <w:rPr>
-          <w:rFonts w:asciiTheme="majorEastAsia" w:eastAsiaTheme="majorEastAsia" w:hAnsiTheme="majorEastAsia" w:hint="eastAsia"/>
-        </w:rPr>
-        <w:t>i</w:t>
-      </w:r>
-      <w:proofErr w:type="spellEnd"/>
-      <w:r>
-        <w:rPr>
-          <w:rFonts w:asciiTheme="majorEastAsia" w:eastAsiaTheme="majorEastAsia" w:hAnsiTheme="majorEastAsia" w:hint="eastAsia"/>
-        </w:rPr>
-        <w:t>]['password'] = '</w:t>
+        <w:t>$cfg['Servers'][$i]['password'] = '</w:t>
       </w:r>
       <w:r>
         <w:rPr>
@@ -5843,57 +5123,8 @@
         <w:rPr>
           <w:rFonts w:asciiTheme="majorEastAsia" w:eastAsiaTheme="majorEastAsia" w:hAnsiTheme="majorEastAsia"/>
         </w:rPr>
-        <w:t>$</w:t>
-      </w:r>
-      <w:proofErr w:type="spellStart"/>
-      <w:r>
-        <w:rPr>
-          <w:rFonts w:asciiTheme="majorEastAsia" w:eastAsiaTheme="majorEastAsia" w:hAnsiTheme="majorEastAsia"/>
-        </w:rPr>
-        <w:t>cfg</w:t>
-      </w:r>
-      <w:proofErr w:type="spellEnd"/>
-      <w:r>
-        <w:rPr>
-          <w:rFonts w:asciiTheme="majorEastAsia" w:eastAsiaTheme="majorEastAsia" w:hAnsiTheme="majorEastAsia"/>
-        </w:rPr>
-        <w:t>['Servers</w:t>
-      </w:r>
-      <w:proofErr w:type="gramStart"/>
-      <w:r>
-        <w:rPr>
-          <w:rFonts w:asciiTheme="majorEastAsia" w:eastAsiaTheme="majorEastAsia" w:hAnsiTheme="majorEastAsia"/>
-        </w:rPr>
-        <w:t>'][</w:t>
-      </w:r>
-      <w:proofErr w:type="gramEnd"/>
-      <w:r>
-        <w:rPr>
-          <w:rFonts w:asciiTheme="majorEastAsia" w:eastAsiaTheme="majorEastAsia" w:hAnsiTheme="majorEastAsia"/>
-        </w:rPr>
-        <w:t>$</w:t>
-      </w:r>
-      <w:proofErr w:type="spellStart"/>
-      <w:proofErr w:type="gramStart"/>
-      <w:r>
-        <w:rPr>
-          <w:rFonts w:asciiTheme="majorEastAsia" w:eastAsiaTheme="majorEastAsia" w:hAnsiTheme="majorEastAsia"/>
-        </w:rPr>
-        <w:t>i</w:t>
-      </w:r>
-      <w:proofErr w:type="spellEnd"/>
-      <w:r>
-        <w:rPr>
-          <w:rFonts w:asciiTheme="majorEastAsia" w:eastAsiaTheme="majorEastAsia" w:hAnsiTheme="majorEastAsia"/>
-        </w:rPr>
-        <w:t>][</w:t>
-      </w:r>
-      <w:proofErr w:type="gramEnd"/>
-      <w:r>
-        <w:rPr>
-          <w:rFonts w:asciiTheme="majorEastAsia" w:eastAsiaTheme="majorEastAsia" w:hAnsiTheme="majorEastAsia"/>
-        </w:rPr>
-        <w:t>'host'] = '</w:t>
+        <w:lastRenderedPageBreak/>
+        <w:t>$cfg['Servers'][$i]['host'] = '</w:t>
       </w:r>
       <w:r>
         <w:rPr>
@@ -5949,7 +5180,6 @@
         </w:rPr>
         <w:t>的</w:t>
       </w:r>
-      <w:proofErr w:type="spellStart"/>
       <w:r>
         <w:rPr>
           <w:rFonts w:hint="eastAsia"/>
@@ -5960,7 +5190,6 @@
         </w:rPr>
         <w:t>phpmyadmin</w:t>
       </w:r>
-      <w:proofErr w:type="spellEnd"/>
       <w:r>
         <w:rPr>
           <w:rFonts w:hint="eastAsia"/>
@@ -6012,7 +5241,7 @@
                     <pic:cNvPicPr/>
                   </pic:nvPicPr>
                   <pic:blipFill>
-                    <a:blip r:embed="rId29"/>
+                    <a:blip r:embed="rId30"/>
                     <a:stretch>
                       <a:fillRect/>
                     </a:stretch>
@@ -6062,7 +5291,7 @@
                     <pic:cNvPicPr/>
                   </pic:nvPicPr>
                   <pic:blipFill>
-                    <a:blip r:embed="rId30"/>
+                    <a:blip r:embed="rId31"/>
                     <a:stretch>
                       <a:fillRect/>
                     </a:stretch>
@@ -6094,49 +5323,7 @@
         <w:rPr>
           <w:color w:val="EE0000"/>
         </w:rPr>
-        <w:t>$</w:t>
-      </w:r>
-      <w:proofErr w:type="spellStart"/>
-      <w:r>
-        <w:rPr>
-          <w:color w:val="EE0000"/>
-        </w:rPr>
-        <w:t>cfg</w:t>
-      </w:r>
-      <w:proofErr w:type="spellEnd"/>
-      <w:r>
-        <w:rPr>
-          <w:color w:val="EE0000"/>
-        </w:rPr>
-        <w:t>['Servers'][$</w:t>
-      </w:r>
-      <w:proofErr w:type="spellStart"/>
-      <w:r>
-        <w:rPr>
-          <w:color w:val="EE0000"/>
-        </w:rPr>
-        <w:t>i</w:t>
-      </w:r>
-      <w:proofErr w:type="spellEnd"/>
-      <w:r>
-        <w:rPr>
-          <w:color w:val="EE0000"/>
-        </w:rPr>
-        <w:t>]['</w:t>
-      </w:r>
-      <w:proofErr w:type="spellStart"/>
-      <w:r>
-        <w:rPr>
-          <w:color w:val="EE0000"/>
-        </w:rPr>
-        <w:t>auth_type</w:t>
-      </w:r>
-      <w:proofErr w:type="spellEnd"/>
-      <w:r>
-        <w:rPr>
-          <w:color w:val="EE0000"/>
-        </w:rPr>
-        <w:t>'] = 'config';</w:t>
+        <w:t>$cfg['Servers'][$i]['auth_type'] = 'config';</w:t>
       </w:r>
       <w:r>
         <w:rPr>
@@ -6209,7 +5396,7 @@
                     <pic:cNvPicPr/>
                   </pic:nvPicPr>
                   <pic:blipFill>
-                    <a:blip r:embed="rId31"/>
+                    <a:blip r:embed="rId32"/>
                     <a:stretch>
                       <a:fillRect/>
                     </a:stretch>
@@ -6243,6 +5430,7 @@
         <w:rPr>
           <w:noProof/>
         </w:rPr>
+        <w:lastRenderedPageBreak/>
         <w:drawing>
           <wp:inline distT="0" distB="0" distL="0" distR="0" wp14:anchorId="298466D7" wp14:editId="70D2F122">
             <wp:extent cx="5274310" cy="1240790"/>
@@ -6259,7 +5447,7 @@
                     <pic:cNvPicPr/>
                   </pic:nvPicPr>
                   <pic:blipFill>
-                    <a:blip r:embed="rId32"/>
+                    <a:blip r:embed="rId33"/>
                     <a:stretch>
                       <a:fillRect/>
                     </a:stretch>
@@ -6309,7 +5497,7 @@
                     <pic:cNvPicPr/>
                   </pic:nvPicPr>
                   <pic:blipFill>
-                    <a:blip r:embed="rId33"/>
+                    <a:blip r:embed="rId34"/>
                     <a:stretch>
                       <a:fillRect/>
                     </a:stretch>
@@ -6330,8 +5518,476 @@
         </w:drawing>
       </w:r>
     </w:p>
+    <w:p>
+      <w:pPr>
+        <w:widowControl/>
+      </w:pPr>
+    </w:p>
+    <w:p>
+      <w:pPr>
+        <w:widowControl/>
+        <w:spacing w:before="100" w:beforeAutospacing="1" w:after="100" w:afterAutospacing="1"/>
+        <w:outlineLvl w:val="1"/>
+        <w:rPr>
+          <w:rFonts w:ascii="新細明體" w:eastAsia="新細明體" w:hAnsi="新細明體" w:cs="新細明體"/>
+          <w:b/>
+          <w:bCs/>
+          <w:kern w:val="0"/>
+          <w:sz w:val="36"/>
+          <w:szCs w:val="36"/>
+        </w:rPr>
+      </w:pPr>
+      <w:r>
+        <w:rPr>
+          <w:rFonts w:ascii="新細明體" w:eastAsia="新細明體" w:hAnsi="新細明體" w:cs="新細明體"/>
+          <w:b/>
+          <w:bCs/>
+          <w:kern w:val="0"/>
+          <w:sz w:val="36"/>
+          <w:szCs w:val="36"/>
+        </w:rPr>
+        <w:t>Wordpress</w:t>
+      </w:r>
+      <w:r>
+        <w:rPr>
+          <w:rFonts w:ascii="新細明體" w:eastAsia="新細明體" w:hAnsi="新細明體" w:cs="新細明體" w:hint="eastAsia"/>
+          <w:b/>
+          <w:bCs/>
+          <w:kern w:val="0"/>
+          <w:sz w:val="36"/>
+          <w:szCs w:val="36"/>
+        </w:rPr>
+        <w:t>安裝</w:t>
+      </w:r>
+    </w:p>
+    <w:p>
+      <w:pPr>
+        <w:widowControl/>
+        <w:spacing w:before="100" w:beforeAutospacing="1" w:after="100" w:afterAutospacing="1"/>
+        <w:outlineLvl w:val="1"/>
+        <w:rPr>
+          <w:rFonts w:ascii="新細明體" w:eastAsia="新細明體" w:hAnsi="新細明體" w:cs="新細明體"/>
+          <w:kern w:val="0"/>
+          <w:sz w:val="28"/>
+          <w:szCs w:val="28"/>
+        </w:rPr>
+      </w:pPr>
+      <w:r>
+        <w:rPr>
+          <w:rFonts w:ascii="新細明體" w:eastAsia="新細明體" w:hAnsi="新細明體" w:cs="新細明體" w:hint="eastAsia"/>
+          <w:kern w:val="0"/>
+          <w:sz w:val="28"/>
+          <w:szCs w:val="28"/>
+        </w:rPr>
+        <w:t>步驟網址：</w:t>
+      </w:r>
+      <w:hyperlink r:id="rId35" w:history="1">
+        <w:r>
+          <w:rPr>
+            <w:rStyle w:val="a6"/>
+            <w:rFonts w:ascii="新細明體" w:eastAsia="新細明體" w:hAnsi="新細明體" w:cs="新細明體"/>
+            <w:kern w:val="0"/>
+            <w:sz w:val="28"/>
+            <w:szCs w:val="28"/>
+          </w:rPr>
+          <w:t>https://codex.wordpress.org/zh-tw:%E5%AE%89%E8%A3%9DWordPress</w:t>
+        </w:r>
+      </w:hyperlink>
+    </w:p>
+    <w:p>
+      <w:pPr>
+        <w:widowControl/>
+        <w:spacing w:before="100" w:beforeAutospacing="1" w:after="100" w:afterAutospacing="1"/>
+        <w:outlineLvl w:val="2"/>
+        <w:rPr>
+          <w:rFonts w:ascii="新細明體" w:eastAsia="新細明體" w:hAnsi="新細明體" w:cs="新細明體"/>
+          <w:b/>
+          <w:bCs/>
+          <w:kern w:val="0"/>
+          <w:sz w:val="27"/>
+          <w:szCs w:val="27"/>
+        </w:rPr>
+      </w:pPr>
+      <w:r>
+        <w:rPr>
+          <w:rFonts w:ascii="新細明體" w:eastAsia="新細明體" w:hAnsi="新細明體" w:cs="新細明體"/>
+          <w:b/>
+          <w:bCs/>
+          <w:kern w:val="0"/>
+          <w:sz w:val="27"/>
+          <w:szCs w:val="27"/>
+        </w:rPr>
+        <w:drawing>
+          <wp:inline distT="0" distB="0" distL="0" distR="0" wp14:anchorId="4D71C0C0" wp14:editId="15E4B583">
+            <wp:extent cx="6645910" cy="4020185"/>
+            <wp:effectExtent l="0" t="0" r="2540" b="0"/>
+            <wp:docPr id="1463783132" name="圖片 1"/>
+            <wp:cNvGraphicFramePr>
+              <a:graphicFrameLocks xmlns:a="http://schemas.openxmlformats.org/drawingml/2006/main" noChangeAspect="1"/>
+            </wp:cNvGraphicFramePr>
+            <a:graphic xmlns:a="http://schemas.openxmlformats.org/drawingml/2006/main">
+              <a:graphicData uri="http://schemas.openxmlformats.org/drawingml/2006/picture">
+                <pic:pic xmlns:pic="http://schemas.openxmlformats.org/drawingml/2006/picture">
+                  <pic:nvPicPr>
+                    <pic:cNvPr id="1463783132" name=""/>
+                    <pic:cNvPicPr/>
+                  </pic:nvPicPr>
+                  <pic:blipFill>
+                    <a:blip r:embed="rId36"/>
+                    <a:stretch>
+                      <a:fillRect/>
+                    </a:stretch>
+                  </pic:blipFill>
+                  <pic:spPr>
+                    <a:xfrm>
+                      <a:off x="0" y="0"/>
+                      <a:ext cx="6645910" cy="4020185"/>
+                    </a:xfrm>
+                    <a:prstGeom prst="rect">
+                      <a:avLst/>
+                    </a:prstGeom>
+                  </pic:spPr>
+                </pic:pic>
+              </a:graphicData>
+            </a:graphic>
+          </wp:inline>
+        </w:drawing>
+      </w:r>
+    </w:p>
+    <w:p>
+      <w:pPr>
+        <w:widowControl/>
+        <w:spacing w:before="100" w:beforeAutospacing="1" w:after="100" w:afterAutospacing="1"/>
+        <w:outlineLvl w:val="2"/>
+        <w:rPr>
+          <w:rFonts w:ascii="新細明體" w:eastAsia="新細明體" w:hAnsi="新細明體" w:cs="新細明體"/>
+          <w:b/>
+          <w:bCs/>
+          <w:kern w:val="0"/>
+          <w:sz w:val="27"/>
+          <w:szCs w:val="27"/>
+        </w:rPr>
+      </w:pPr>
+    </w:p>
+    <w:p>
+      <w:pPr>
+        <w:widowControl/>
+        <w:spacing w:before="100" w:beforeAutospacing="1" w:after="100" w:afterAutospacing="1"/>
+        <w:outlineLvl w:val="2"/>
+        <w:rPr>
+          <w:rFonts w:ascii="新細明體" w:eastAsia="新細明體" w:hAnsi="新細明體" w:cs="新細明體" w:hint="eastAsia"/>
+          <w:b/>
+          <w:bCs/>
+          <w:color w:val="EE0000"/>
+          <w:kern w:val="0"/>
+          <w:sz w:val="27"/>
+          <w:szCs w:val="27"/>
+        </w:rPr>
+      </w:pPr>
+      <w:r>
+        <w:rPr>
+          <w:rFonts w:ascii="新細明體" w:eastAsia="新細明體" w:hAnsi="新細明體" w:cs="新細明體" w:hint="eastAsia"/>
+          <w:b/>
+          <w:bCs/>
+          <w:color w:val="EE0000"/>
+          <w:kern w:val="0"/>
+          <w:sz w:val="27"/>
+          <w:szCs w:val="27"/>
+        </w:rPr>
+        <w:t>手動修改設定檔，記得改檔名(把sample刪掉)</w:t>
+      </w:r>
+    </w:p>
+    <w:p>
+      <w:pPr>
+        <w:widowControl/>
+        <w:spacing w:before="100" w:beforeAutospacing="1" w:after="100" w:afterAutospacing="1"/>
+        <w:outlineLvl w:val="2"/>
+        <w:rPr>
+          <w:rFonts w:ascii="新細明體" w:eastAsia="新細明體" w:hAnsi="新細明體" w:cs="新細明體"/>
+          <w:b/>
+          <w:bCs/>
+          <w:kern w:val="0"/>
+          <w:sz w:val="27"/>
+          <w:szCs w:val="27"/>
+        </w:rPr>
+      </w:pPr>
+      <w:r>
+        <w:rPr>
+          <w:rFonts w:ascii="新細明體" w:eastAsia="新細明體" w:hAnsi="新細明體" w:cs="新細明體"/>
+          <w:b/>
+          <w:bCs/>
+          <w:kern w:val="0"/>
+          <w:sz w:val="27"/>
+          <w:szCs w:val="27"/>
+        </w:rPr>
+        <w:lastRenderedPageBreak/>
+        <w:drawing>
+          <wp:inline distT="0" distB="0" distL="0" distR="0" wp14:anchorId="352284CF" wp14:editId="65ACD339">
+            <wp:extent cx="6645910" cy="1352550"/>
+            <wp:effectExtent l="0" t="0" r="2540" b="0"/>
+            <wp:docPr id="22965790" name="圖片 1"/>
+            <wp:cNvGraphicFramePr>
+              <a:graphicFrameLocks xmlns:a="http://schemas.openxmlformats.org/drawingml/2006/main" noChangeAspect="1"/>
+            </wp:cNvGraphicFramePr>
+            <a:graphic xmlns:a="http://schemas.openxmlformats.org/drawingml/2006/main">
+              <a:graphicData uri="http://schemas.openxmlformats.org/drawingml/2006/picture">
+                <pic:pic xmlns:pic="http://schemas.openxmlformats.org/drawingml/2006/picture">
+                  <pic:nvPicPr>
+                    <pic:cNvPr id="22965790" name=""/>
+                    <pic:cNvPicPr/>
+                  </pic:nvPicPr>
+                  <pic:blipFill>
+                    <a:blip r:embed="rId37"/>
+                    <a:stretch>
+                      <a:fillRect/>
+                    </a:stretch>
+                  </pic:blipFill>
+                  <pic:spPr>
+                    <a:xfrm>
+                      <a:off x="0" y="0"/>
+                      <a:ext cx="6645910" cy="1352550"/>
+                    </a:xfrm>
+                    <a:prstGeom prst="rect">
+                      <a:avLst/>
+                    </a:prstGeom>
+                  </pic:spPr>
+                </pic:pic>
+              </a:graphicData>
+            </a:graphic>
+          </wp:inline>
+        </w:drawing>
+      </w:r>
+    </w:p>
+    <w:p>
+      <w:pPr>
+        <w:widowControl/>
+        <w:spacing w:before="100" w:beforeAutospacing="1" w:after="100" w:afterAutospacing="1"/>
+        <w:outlineLvl w:val="2"/>
+        <w:rPr>
+          <w:rFonts w:ascii="新細明體" w:eastAsia="新細明體" w:hAnsi="新細明體" w:cs="新細明體"/>
+          <w:b/>
+          <w:bCs/>
+          <w:kern w:val="0"/>
+          <w:sz w:val="27"/>
+          <w:szCs w:val="27"/>
+        </w:rPr>
+      </w:pPr>
+      <w:r>
+        <w:rPr>
+          <w:rFonts w:ascii="新細明體" w:eastAsia="新細明體" w:hAnsi="新細明體" w:cs="新細明體"/>
+          <w:b/>
+          <w:bCs/>
+          <w:kern w:val="0"/>
+          <w:sz w:val="27"/>
+          <w:szCs w:val="27"/>
+        </w:rPr>
+        <w:t>語言設定沒有中文選項/ftp無法升級或安裝套件</w:t>
+      </w:r>
+    </w:p>
+    <w:p>
+      <w:pPr>
+        <w:widowControl/>
+        <w:spacing w:before="100" w:beforeAutospacing="1" w:after="100" w:afterAutospacing="1"/>
+        <w:rPr>
+          <w:rFonts w:ascii="新細明體" w:eastAsia="新細明體" w:hAnsi="新細明體" w:cs="新細明體"/>
+          <w:b/>
+          <w:bCs/>
+          <w:kern w:val="0"/>
+          <w:sz w:val="32"/>
+          <w:szCs w:val="32"/>
+        </w:rPr>
+      </w:pPr>
+      <w:r>
+        <w:rPr>
+          <w:rFonts w:ascii="新細明體" w:eastAsia="新細明體" w:hAnsi="新細明體" w:cs="新細明體"/>
+          <w:b/>
+          <w:bCs/>
+          <w:kern w:val="0"/>
+          <w:sz w:val="32"/>
+          <w:szCs w:val="32"/>
+        </w:rPr>
+        <w:t>權限問題：</w:t>
+      </w:r>
+    </w:p>
+    <w:p>
+      <w:pPr>
+        <w:widowControl/>
+        <w:spacing w:before="100" w:beforeAutospacing="1" w:after="100" w:afterAutospacing="1"/>
+        <w:rPr>
+          <w:rFonts w:ascii="新細明體" w:eastAsia="新細明體" w:hAnsi="新細明體" w:cs="新細明體"/>
+          <w:b/>
+          <w:bCs/>
+          <w:kern w:val="0"/>
+          <w:szCs w:val="24"/>
+        </w:rPr>
+      </w:pPr>
+      <w:r>
+        <w:rPr>
+          <w:rFonts w:ascii="新細明體" w:eastAsia="新細明體" w:hAnsi="新細明體" w:cs="新細明體" w:hint="eastAsia"/>
+          <w:b/>
+          <w:bCs/>
+          <w:kern w:val="0"/>
+          <w:szCs w:val="24"/>
+        </w:rPr>
+        <w:t>一</w:t>
+      </w:r>
+      <w:r>
+        <w:rPr>
+          <w:rFonts w:ascii="新細明體" w:eastAsia="新細明體" w:hAnsi="新細明體" w:cs="新細明體"/>
+          <w:b/>
+          <w:bCs/>
+          <w:kern w:val="0"/>
+          <w:szCs w:val="24"/>
+        </w:rPr>
+        <w:t>、資料夾改權限</w:t>
+      </w:r>
+      <w:r>
+        <w:rPr>
+          <w:rFonts w:ascii="新細明體" w:eastAsia="新細明體" w:hAnsi="新細明體" w:cs="新細明體" w:hint="eastAsia"/>
+          <w:b/>
+          <w:bCs/>
+          <w:kern w:val="0"/>
+          <w:szCs w:val="24"/>
+        </w:rPr>
+        <w:t>(必要)</w:t>
+      </w:r>
+    </w:p>
+    <w:p>
+      <w:pPr>
+        <w:widowControl/>
+        <w:spacing w:before="100" w:beforeAutospacing="1" w:after="100" w:afterAutospacing="1"/>
+        <w:rPr>
+          <w:rFonts w:ascii="新細明體" w:eastAsia="新細明體" w:hAnsi="新細明體" w:cs="新細明體"/>
+          <w:kern w:val="0"/>
+          <w:szCs w:val="24"/>
+        </w:rPr>
+      </w:pPr>
+      <w:r>
+        <w:rPr>
+          <w:rFonts w:ascii="新細明體" w:eastAsia="新細明體" w:hAnsi="新細明體" w:cs="新細明體"/>
+          <w:kern w:val="0"/>
+          <w:szCs w:val="24"/>
+        </w:rPr>
+        <w:t>sudo chown -R www-data:www-data /var/www/html/wordpress</w:t>
+      </w:r>
+    </w:p>
+    <w:p>
+      <w:pPr>
+        <w:widowControl/>
+        <w:spacing w:before="100" w:beforeAutospacing="1" w:after="100" w:afterAutospacing="1"/>
+        <w:rPr>
+          <w:rFonts w:ascii="新細明體" w:eastAsia="新細明體" w:hAnsi="新細明體" w:cs="新細明體"/>
+          <w:kern w:val="0"/>
+          <w:szCs w:val="24"/>
+        </w:rPr>
+      </w:pPr>
+      <w:r>
+        <w:rPr>
+          <w:rFonts w:ascii="新細明體" w:eastAsia="新細明體" w:hAnsi="新細明體" w:cs="新細明體"/>
+          <w:kern w:val="0"/>
+          <w:szCs w:val="24"/>
+        </w:rPr>
+        <w:t xml:space="preserve">讓網頁伺服器（www-data）有權限直接讀寫 WordPress 的檔案。 是 Ubuntu/Debian 系統上 </w:t>
+      </w:r>
+      <w:r>
+        <w:rPr>
+          <w:rFonts w:ascii="新細明體" w:eastAsia="新細明體" w:hAnsi="新細明體" w:cs="新細明體"/>
+          <w:b/>
+          <w:bCs/>
+          <w:kern w:val="0"/>
+          <w:szCs w:val="24"/>
+        </w:rPr>
+        <w:t>Apache 或 Nginx 網頁伺服器</w:t>
+      </w:r>
+      <w:r>
+        <w:rPr>
+          <w:rFonts w:ascii="新細明體" w:eastAsia="新細明體" w:hAnsi="新細明體" w:cs="新細明體"/>
+          <w:kern w:val="0"/>
+          <w:szCs w:val="24"/>
+        </w:rPr>
+        <w:t>預設運行的帳號名稱。</w:t>
+      </w:r>
+    </w:p>
+    <w:p>
+      <w:pPr>
+        <w:widowControl/>
+        <w:spacing w:before="100" w:beforeAutospacing="1" w:after="100" w:afterAutospacing="1"/>
+        <w:rPr>
+          <w:rFonts w:ascii="新細明體" w:eastAsia="新細明體" w:hAnsi="新細明體" w:cs="新細明體" w:hint="eastAsia"/>
+          <w:kern w:val="0"/>
+          <w:szCs w:val="24"/>
+        </w:rPr>
+      </w:pPr>
+      <w:r>
+        <w:rPr>
+          <w:rFonts w:ascii="新細明體" w:eastAsia="新細明體" w:hAnsi="新細明體" w:cs="新細明體" w:hint="eastAsia"/>
+          <w:kern w:val="0"/>
+          <w:szCs w:val="24"/>
+        </w:rPr>
+        <w:t>二</w:t>
+      </w:r>
+      <w:r>
+        <w:rPr>
+          <w:rFonts w:ascii="新細明體" w:eastAsia="新細明體" w:hAnsi="新細明體" w:cs="新細明體"/>
+          <w:kern w:val="0"/>
+          <w:szCs w:val="24"/>
+        </w:rPr>
+        <w:t>、不要用ftp傳案改直接下載：修改wp-config.php</w:t>
+      </w:r>
+      <w:r>
+        <w:rPr>
+          <w:rFonts w:ascii="新細明體" w:eastAsia="新細明體" w:hAnsi="新細明體" w:cs="新細明體" w:hint="eastAsia"/>
+          <w:kern w:val="0"/>
+          <w:szCs w:val="24"/>
+        </w:rPr>
+        <w:t xml:space="preserve"> (非必要，若第一步還不行的話再用此設定)</w:t>
+      </w:r>
+    </w:p>
+    <w:p>
+      <w:pPr>
+        <w:widowControl/>
+        <w:spacing w:before="100" w:beforeAutospacing="1" w:after="100" w:afterAutospacing="1"/>
+        <w:rPr>
+          <w:rFonts w:ascii="新細明體" w:eastAsia="新細明體" w:hAnsi="新細明體" w:cs="新細明體"/>
+          <w:kern w:val="0"/>
+          <w:szCs w:val="24"/>
+        </w:rPr>
+      </w:pPr>
+      <w:r>
+        <w:rPr>
+          <w:rFonts w:ascii="新細明體" w:eastAsia="新細明體" w:hAnsi="新細明體" w:cs="新細明體"/>
+          <w:kern w:val="0"/>
+          <w:szCs w:val="24"/>
+        </w:rPr>
+        <w:t>在這行的上面/* That's all, stop editing! Happy blogging. */，加上</w:t>
+      </w:r>
+    </w:p>
+    <w:p>
+      <w:pPr>
+        <w:widowControl/>
+        <w:spacing w:before="100" w:beforeAutospacing="1" w:after="100" w:afterAutospacing="1"/>
+        <w:rPr>
+          <w:rFonts w:ascii="新細明體" w:eastAsia="新細明體" w:hAnsi="新細明體" w:cs="新細明體"/>
+          <w:kern w:val="0"/>
+          <w:szCs w:val="24"/>
+        </w:rPr>
+      </w:pPr>
+      <w:r>
+        <w:rPr>
+          <w:rFonts w:ascii="新細明體" w:eastAsia="新細明體" w:hAnsi="新細明體" w:cs="新細明體"/>
+          <w:kern w:val="0"/>
+          <w:szCs w:val="24"/>
+        </w:rPr>
+        <w:t>define('FS_METHOD', 'direct');</w:t>
+      </w:r>
+    </w:p>
+    <w:p>
+      <w:pPr>
+        <w:widowControl/>
+      </w:pPr>
+    </w:p>
     <w:sectPr>
-      <w:footerReference w:type="default" r:id="rId34"/>
+      <w:footerReference w:type="default" r:id="rId38"/>
       <w:pgSz w:w="11906" w:h="16838"/>
       <w:pgMar w:top="720" w:right="720" w:bottom="720" w:left="720" w:header="851" w:footer="992" w:gutter="0"/>
       <w:cols w:space="425"/>
@@ -12106,7 +11762,7 @@
     <w:name w:val="Normal"/>
     <w:aliases w:val="tony-內文"/>
     <w:qFormat/>
-    <w:rsid w:val="006722D5"/>
+    <w:rsid w:val="00A21F6A"/>
     <w:pPr>
       <w:widowControl w:val="0"/>
     </w:pPr>
@@ -14598,6 +14254,18 @@
       <w:u w:val="single"/>
     </w:rPr>
   </w:style>
+  <w:style w:type="character" w:styleId="af7">
+    <w:name w:val="Unresolved Mention"/>
+    <w:basedOn w:val="a0"/>
+    <w:uiPriority w:val="99"/>
+    <w:semiHidden/>
+    <w:unhideWhenUsed/>
+    <w:rsid w:val="004134E8"/>
+    <w:rPr>
+      <w:color w:val="605E5C"/>
+      <w:shd w:val="clear" w:color="auto" w:fill="E1DFDD"/>
+    </w:rPr>
+  </w:style>
 </w:styles>
 </file>
 

--- a/doc/MySQL8.0資料庫安裝與設定.docx
+++ b/doc/MySQL8.0資料庫安裝與設定.docx
@@ -1465,19 +1465,7 @@
           <w:szCs w:val="40"/>
           <w:highlight w:val="yellow"/>
         </w:rPr>
-        <w:t xml:space="preserve"> </w:t>
-      </w:r>
-      <w:r>
-        <w:rPr>
-          <w:rFonts w:eastAsiaTheme="minorEastAsia" w:hint="eastAsia"/>
-          <w:b/>
-          <w:bCs w:val="0"/>
-          <w:color w:val="EE0000"/>
-          <w:sz w:val="40"/>
-          <w:szCs w:val="40"/>
-          <w:highlight w:val="yellow"/>
-        </w:rPr>
-        <w:t>(</w:t>
+        <w:t xml:space="preserve"> (</w:t>
       </w:r>
       <w:r>
         <w:rPr>
@@ -2125,7 +2113,7 @@
         <w:pStyle w:val="tony-f1"/>
         <w:jc w:val="left"/>
         <w:rPr>
-          <w:rFonts w:eastAsiaTheme="minorEastAsia" w:hint="eastAsia"/>
+          <w:rFonts w:eastAsiaTheme="minorEastAsia"/>
           <w:szCs w:val="24"/>
         </w:rPr>
       </w:pPr>
@@ -2345,7 +2333,7 @@
         <w:pStyle w:val="tony-f1"/>
         <w:jc w:val="left"/>
         <w:rPr>
-          <w:rFonts w:eastAsiaTheme="minorEastAsia" w:hint="eastAsia"/>
+          <w:rFonts w:eastAsiaTheme="minorEastAsia"/>
           <w:b/>
           <w:bCs w:val="0"/>
           <w:color w:val="EE0000"/>
@@ -3667,15 +3655,22 @@
         <w:t>使用</w:t>
       </w:r>
       <w:r>
+        <w:rPr>
+          <w:color w:val="EE0000"/>
+        </w:rPr>
         <w:t>Wor</w:t>
       </w:r>
       <w:r>
         <w:rPr>
           <w:rFonts w:hint="eastAsia"/>
+          <w:color w:val="EE0000"/>
         </w:rPr>
         <w:t>k</w:t>
       </w:r>
       <w:r>
+        <w:rPr>
+          <w:color w:val="EE0000"/>
+        </w:rPr>
         <w:t>bench</w:t>
       </w:r>
       <w:r>
@@ -3745,6 +3740,17 @@
           <w:szCs w:val="28"/>
         </w:rPr>
       </w:pPr>
+    </w:p>
+    <w:p>
+      <w:pPr>
+        <w:widowControl/>
+        <w:rPr>
+          <w:b/>
+          <w:bCs/>
+          <w:sz w:val="32"/>
+          <w:szCs w:val="28"/>
+        </w:rPr>
+      </w:pPr>
       <w:r>
         <w:rPr>
           <w:rFonts w:hint="eastAsia"/>
@@ -3793,6 +3799,31 @@
       </w:pPr>
       <w:r>
         <w:t>sudo apt install apache2 -y</w:t>
+      </w:r>
+    </w:p>
+    <w:p>
+      <w:pPr>
+        <w:widowControl/>
+      </w:pPr>
+    </w:p>
+    <w:p>
+      <w:pPr>
+        <w:widowControl/>
+        <w:rPr>
+          <w:rFonts w:hint="eastAsia"/>
+        </w:rPr>
+      </w:pPr>
+      <w:r>
+        <w:rPr>
+          <w:rFonts w:hint="eastAsia"/>
+        </w:rPr>
+        <w:t>測試修改</w:t>
+      </w:r>
+      <w:r>
+        <w:rPr>
+          <w:rFonts w:hint="eastAsia"/>
+        </w:rPr>
+        <w:t>index.html</w:t>
       </w:r>
     </w:p>
     <w:p>
@@ -4007,6 +4038,7 @@
         <w:widowControl/>
       </w:pPr>
       <w:r>
+        <w:lastRenderedPageBreak/>
         <w:t>sudo apt install php-mysql</w:t>
       </w:r>
       <w:r>
@@ -4097,6 +4129,9 @@
     <w:p>
       <w:pPr>
         <w:widowControl/>
+        <w:rPr>
+          <w:color w:val="EE0000"/>
+        </w:rPr>
       </w:pPr>
       <w:r>
         <w:rPr>
@@ -4107,6 +4142,7 @@
       <w:r>
         <w:rPr>
           <w:rFonts w:hint="eastAsia"/>
+          <w:color w:val="EE0000"/>
         </w:rPr>
         <w:t>&lt;?php phpinfo(); ?&gt;</w:t>
       </w:r>
@@ -4275,7 +4311,6 @@
       <w:pPr>
         <w:widowControl/>
         <w:rPr>
-          <w:rFonts w:hint="eastAsia"/>
           <w:color w:val="EE0000"/>
         </w:rPr>
       </w:pPr>
@@ -4551,6 +4586,7 @@
           <w:szCs w:val="72"/>
           <w:highlight w:val="yellow"/>
         </w:rPr>
+        <w:lastRenderedPageBreak/>
         <w:t>注意要記得做這動作：</w:t>
       </w:r>
     </w:p>
@@ -4570,7 +4606,6 @@
           <w:sz w:val="32"/>
           <w:szCs w:val="28"/>
         </w:rPr>
-        <w:lastRenderedPageBreak/>
         <w:t>sudo service mysql restart</w:t>
       </w:r>
     </w:p>
@@ -4721,7 +4756,6 @@
       <w:pPr>
         <w:widowControl/>
         <w:rPr>
-          <w:rFonts w:hint="eastAsia"/>
           <w:color w:val="EE0000"/>
           <w:sz w:val="32"/>
           <w:szCs w:val="28"/>
@@ -5041,6 +5075,7 @@
         <w:rPr>
           <w:rFonts w:asciiTheme="majorEastAsia" w:eastAsiaTheme="majorEastAsia" w:hAnsiTheme="majorEastAsia"/>
         </w:rPr>
+        <w:lastRenderedPageBreak/>
         <w:t>$cfg['Servers'][$i]['auth_type'] = '</w:t>
       </w:r>
       <w:r>
@@ -5123,7 +5158,6 @@
         <w:rPr>
           <w:rFonts w:asciiTheme="majorEastAsia" w:eastAsiaTheme="majorEastAsia" w:hAnsiTheme="majorEastAsia"/>
         </w:rPr>
-        <w:lastRenderedPageBreak/>
         <w:t>$cfg['Servers'][$i]['host'] = '</w:t>
       </w:r>
       <w:r>
@@ -5380,6 +5414,7 @@
         <w:rPr>
           <w:noProof/>
         </w:rPr>
+        <w:lastRenderedPageBreak/>
         <w:drawing>
           <wp:inline distT="0" distB="0" distL="0" distR="0" wp14:anchorId="277E68F2" wp14:editId="799F2250">
             <wp:extent cx="5274310" cy="1495425"/>
@@ -5430,7 +5465,6 @@
         <w:rPr>
           <w:noProof/>
         </w:rPr>
-        <w:lastRenderedPageBreak/>
         <w:drawing>
           <wp:inline distT="0" distB="0" distL="0" distR="0" wp14:anchorId="298466D7" wp14:editId="70D2F122">
             <wp:extent cx="5274310" cy="1240790"/>
@@ -5613,10 +5647,12 @@
           <w:rFonts w:ascii="新細明體" w:eastAsia="新細明體" w:hAnsi="新細明體" w:cs="新細明體"/>
           <w:b/>
           <w:bCs/>
+          <w:noProof/>
           <w:kern w:val="0"/>
           <w:sz w:val="27"/>
           <w:szCs w:val="27"/>
         </w:rPr>
+        <w:lastRenderedPageBreak/>
         <w:drawing>
           <wp:inline distT="0" distB="0" distL="0" distR="0" wp14:anchorId="4D71C0C0" wp14:editId="15E4B583">
             <wp:extent cx="6645910" cy="4020185"/>
@@ -5675,6 +5711,17 @@
         <w:spacing w:before="100" w:beforeAutospacing="1" w:after="100" w:afterAutospacing="1"/>
         <w:outlineLvl w:val="2"/>
         <w:rPr>
+          <w:rFonts w:ascii="新細明體" w:eastAsia="新細明體" w:hAnsi="新細明體" w:cs="新細明體"/>
+          <w:b/>
+          <w:bCs/>
+          <w:color w:val="EE0000"/>
+          <w:kern w:val="0"/>
+          <w:sz w:val="27"/>
+          <w:szCs w:val="27"/>
+        </w:rPr>
+      </w:pPr>
+      <w:r>
+        <w:rPr>
           <w:rFonts w:ascii="新細明體" w:eastAsia="新細明體" w:hAnsi="新細明體" w:cs="新細明體" w:hint="eastAsia"/>
           <w:b/>
           <w:bCs/>
@@ -5683,17 +5730,6 @@
           <w:sz w:val="27"/>
           <w:szCs w:val="27"/>
         </w:rPr>
-      </w:pPr>
-      <w:r>
-        <w:rPr>
-          <w:rFonts w:ascii="新細明體" w:eastAsia="新細明體" w:hAnsi="新細明體" w:cs="新細明體" w:hint="eastAsia"/>
-          <w:b/>
-          <w:bCs/>
-          <w:color w:val="EE0000"/>
-          <w:kern w:val="0"/>
-          <w:sz w:val="27"/>
-          <w:szCs w:val="27"/>
-        </w:rPr>
         <w:t>手動修改設定檔，記得改檔名(把sample刪掉)</w:t>
       </w:r>
     </w:p>
@@ -5716,11 +5752,11 @@
           <w:rFonts w:ascii="新細明體" w:eastAsia="新細明體" w:hAnsi="新細明體" w:cs="新細明體"/>
           <w:b/>
           <w:bCs/>
+          <w:noProof/>
           <w:kern w:val="0"/>
           <w:sz w:val="27"/>
           <w:szCs w:val="27"/>
         </w:rPr>
-        <w:lastRenderedPageBreak/>
         <w:drawing>
           <wp:inline distT="0" distB="0" distL="0" distR="0" wp14:anchorId="352284CF" wp14:editId="65ACD339">
             <wp:extent cx="6645910" cy="1352550"/>
@@ -5817,6 +5853,7 @@
           <w:rFonts w:ascii="新細明體" w:eastAsia="新細明體" w:hAnsi="新細明體" w:cs="新細明體"/>
           <w:b/>
           <w:bCs/>
+          <w:color w:val="EE0000"/>
           <w:kern w:val="0"/>
           <w:szCs w:val="24"/>
         </w:rPr>
@@ -5839,13 +5876,25 @@
           <w:kern w:val="0"/>
           <w:szCs w:val="24"/>
         </w:rPr>
-        <w:t>、資料夾改權限</w:t>
+        <w:t>、</w:t>
+      </w:r>
+      <w:r>
+        <w:rPr>
+          <w:rFonts w:ascii="新細明體" w:eastAsia="新細明體" w:hAnsi="新細明體" w:cs="新細明體"/>
+          <w:b/>
+          <w:bCs/>
+          <w:color w:val="EE0000"/>
+          <w:kern w:val="0"/>
+          <w:szCs w:val="24"/>
+        </w:rPr>
+        <w:t>資料夾改權限</w:t>
       </w:r>
       <w:r>
         <w:rPr>
           <w:rFonts w:ascii="新細明體" w:eastAsia="新細明體" w:hAnsi="新細明體" w:cs="新細明體" w:hint="eastAsia"/>
           <w:b/>
           <w:bCs/>
+          <w:color w:val="EE0000"/>
           <w:kern w:val="0"/>
           <w:szCs w:val="24"/>
         </w:rPr>
@@ -5913,52 +5962,53 @@
         <w:widowControl/>
         <w:spacing w:before="100" w:beforeAutospacing="1" w:after="100" w:afterAutospacing="1"/>
         <w:rPr>
+          <w:rFonts w:ascii="新細明體" w:eastAsia="新細明體" w:hAnsi="新細明體" w:cs="新細明體"/>
+          <w:kern w:val="0"/>
+          <w:szCs w:val="24"/>
+        </w:rPr>
+      </w:pPr>
+      <w:r>
+        <w:rPr>
           <w:rFonts w:ascii="新細明體" w:eastAsia="新細明體" w:hAnsi="新細明體" w:cs="新細明體" w:hint="eastAsia"/>
           <w:kern w:val="0"/>
           <w:szCs w:val="24"/>
         </w:rPr>
-      </w:pPr>
+        <w:t>二</w:t>
+      </w:r>
+      <w:r>
+        <w:rPr>
+          <w:rFonts w:ascii="新細明體" w:eastAsia="新細明體" w:hAnsi="新細明體" w:cs="新細明體"/>
+          <w:kern w:val="0"/>
+          <w:szCs w:val="24"/>
+        </w:rPr>
+        <w:t>、不要用ftp傳案改直接下載：修改wp-config.php</w:t>
+      </w:r>
       <w:r>
         <w:rPr>
           <w:rFonts w:ascii="新細明體" w:eastAsia="新細明體" w:hAnsi="新細明體" w:cs="新細明體" w:hint="eastAsia"/>
           <w:kern w:val="0"/>
           <w:szCs w:val="24"/>
         </w:rPr>
-        <w:t>二</w:t>
-      </w:r>
-      <w:r>
+        <w:t xml:space="preserve"> (非必要，若第一步還不行的話再用此設定)</w:t>
+      </w:r>
+    </w:p>
+    <w:p>
+      <w:pPr>
+        <w:widowControl/>
+        <w:spacing w:before="100" w:beforeAutospacing="1" w:after="100" w:afterAutospacing="1"/>
         <w:rPr>
           <w:rFonts w:ascii="新細明體" w:eastAsia="新細明體" w:hAnsi="新細明體" w:cs="新細明體"/>
           <w:kern w:val="0"/>
           <w:szCs w:val="24"/>
         </w:rPr>
-        <w:t>、不要用ftp傳案改直接下載：修改wp-config.php</w:t>
-      </w:r>
-      <w:r>
-        <w:rPr>
-          <w:rFonts w:ascii="新細明體" w:eastAsia="新細明體" w:hAnsi="新細明體" w:cs="新細明體" w:hint="eastAsia"/>
-          <w:kern w:val="0"/>
-          <w:szCs w:val="24"/>
-        </w:rPr>
-        <w:t xml:space="preserve"> (非必要，若第一步還不行的話再用此設定)</w:t>
-      </w:r>
-    </w:p>
-    <w:p>
-      <w:pPr>
-        <w:widowControl/>
-        <w:spacing w:before="100" w:beforeAutospacing="1" w:after="100" w:afterAutospacing="1"/>
+      </w:pPr>
+      <w:r>
         <w:rPr>
           <w:rFonts w:ascii="新細明體" w:eastAsia="新細明體" w:hAnsi="新細明體" w:cs="新細明體"/>
           <w:kern w:val="0"/>
           <w:szCs w:val="24"/>
         </w:rPr>
-      </w:pPr>
-      <w:r>
-        <w:rPr>
-          <w:rFonts w:ascii="新細明體" w:eastAsia="新細明體" w:hAnsi="新細明體" w:cs="新細明體"/>
-          <w:kern w:val="0"/>
-          <w:szCs w:val="24"/>
-        </w:rPr>
+        <w:lastRenderedPageBreak/>
         <w:t>在這行的上面/* That's all, stop editing! Happy blogging. */，加上</w:t>
       </w:r>
     </w:p>

--- a/doc/MySQL8.0資料庫安裝與設定.docx
+++ b/doc/MySQL8.0資料庫安裝與設定.docx
@@ -731,12 +731,24 @@
         <w:rPr>
           <w:rFonts w:eastAsiaTheme="minorEastAsia" w:hint="eastAsia"/>
         </w:rPr>
-        <w:t>若未設密碼可用</w:t>
+        <w:t>若未設密碼可</w:t>
       </w:r>
       <w:r>
         <w:rPr>
           <w:rFonts w:eastAsiaTheme="minorEastAsia" w:hint="eastAsia"/>
         </w:rPr>
+        <w:t>直接</w:t>
+      </w:r>
+      <w:r>
+        <w:rPr>
+          <w:rFonts w:eastAsiaTheme="minorEastAsia" w:hint="eastAsia"/>
+        </w:rPr>
+        <w:t>用</w:t>
+      </w:r>
+      <w:r>
+        <w:rPr>
+          <w:rFonts w:eastAsiaTheme="minorEastAsia" w:hint="eastAsia"/>
+        </w:rPr>
         <w:t xml:space="preserve">sudo  </w:t>
       </w:r>
       <w:r>
@@ -744,6 +756,12 @@
           <w:rFonts w:eastAsiaTheme="minorEastAsia"/>
         </w:rPr>
         <w:t>mysql</w:t>
+      </w:r>
+      <w:r>
+        <w:rPr>
+          <w:rFonts w:eastAsiaTheme="minorEastAsia" w:hint="eastAsia"/>
+        </w:rPr>
+        <w:t>登入</w:t>
       </w:r>
       <w:r>
         <w:rPr>
@@ -3811,7 +3829,67 @@
         <w:widowControl/>
         <w:rPr>
           <w:rFonts w:hint="eastAsia"/>
-        </w:rPr>
+          <w:b/>
+          <w:bCs/>
+        </w:rPr>
+      </w:pPr>
+      <w:r>
+        <w:rPr>
+          <w:rFonts w:hint="eastAsia"/>
+          <w:b/>
+          <w:bCs/>
+        </w:rPr>
+        <w:t>linux</w:t>
+      </w:r>
+      <w:r>
+        <w:rPr>
+          <w:rFonts w:hint="eastAsia"/>
+          <w:b/>
+          <w:bCs/>
+        </w:rPr>
+        <w:t>如果沒有流覽器</w:t>
+      </w:r>
+      <w:r>
+        <w:rPr>
+          <w:rFonts w:hint="eastAsia"/>
+          <w:b/>
+          <w:bCs/>
+        </w:rPr>
+        <w:t>(</w:t>
+      </w:r>
+      <w:r>
+        <w:rPr>
+          <w:rFonts w:hint="eastAsia"/>
+          <w:b/>
+          <w:bCs/>
+        </w:rPr>
+        <w:t>安裝</w:t>
+      </w:r>
+      <w:r>
+        <w:rPr>
+          <w:rFonts w:hint="eastAsia"/>
+          <w:b/>
+          <w:bCs/>
+        </w:rPr>
+        <w:t>firefox)</w:t>
+      </w:r>
+    </w:p>
+    <w:p>
+      <w:pPr>
+        <w:widowControl/>
+      </w:pPr>
+      <w:r>
+        <w:t>sudo apt install firefox</w:t>
+      </w:r>
+    </w:p>
+    <w:p>
+      <w:pPr>
+        <w:widowControl/>
+      </w:pPr>
+    </w:p>
+    <w:p>
+      <w:pPr>
+        <w:widowControl/>
       </w:pPr>
       <w:r>
         <w:rPr>
@@ -3993,6 +4071,7 @@
           <w:sz w:val="28"/>
           <w:szCs w:val="24"/>
         </w:rPr>
+        <w:lastRenderedPageBreak/>
         <w:t>安裝</w:t>
       </w:r>
       <w:r>
@@ -4036,64 +4115,100 @@
     <w:p>
       <w:pPr>
         <w:widowControl/>
-      </w:pPr>
-      <w:r>
-        <w:lastRenderedPageBreak/>
+        <w:rPr>
+          <w:color w:val="EE0000"/>
+        </w:rPr>
+      </w:pPr>
+      <w:r>
+        <w:rPr>
+          <w:color w:val="EE0000"/>
+        </w:rPr>
         <w:t>sudo apt install php-mysql</w:t>
       </w:r>
       <w:r>
         <w:rPr>
           <w:rFonts w:hint="eastAsia"/>
-        </w:rPr>
-        <w:t xml:space="preserve">  (php</w:t>
-      </w:r>
-      <w:r>
-        <w:rPr>
-          <w:rFonts w:hint="eastAsia"/>
-        </w:rPr>
-        <w:t>連接</w:t>
-      </w:r>
-      <w:r>
-        <w:rPr>
-          <w:rFonts w:hint="eastAsia"/>
-        </w:rPr>
-        <w:t>mysql</w:t>
-      </w:r>
-      <w:r>
-        <w:rPr>
-          <w:rFonts w:hint="eastAsia"/>
-        </w:rPr>
-        <w:t>的套件工具</w:t>
-      </w:r>
-      <w:r>
-        <w:rPr>
-          <w:rFonts w:hint="eastAsia"/>
-        </w:rPr>
-        <w:t>)</w:t>
-      </w:r>
-    </w:p>
-    <w:p>
-      <w:pPr>
-        <w:widowControl/>
-        <w:rPr>
+          <w:color w:val="EE0000"/>
+        </w:rPr>
+        <w:t xml:space="preserve">  (</w:t>
+      </w:r>
+      <w:r>
+        <w:rPr>
+          <w:rFonts w:hint="eastAsia"/>
           <w:b/>
           <w:bCs/>
-        </w:rPr>
-      </w:pPr>
+          <w:color w:val="EE0000"/>
+          <w:highlight w:val="yellow"/>
+        </w:rPr>
+        <w:t>記得</w:t>
+      </w:r>
       <w:r>
         <w:rPr>
           <w:rFonts w:hint="eastAsia"/>
           <w:b/>
           <w:bCs/>
-        </w:rPr>
-        <w:t>測試</w:t>
-      </w:r>
-      <w:r>
-        <w:rPr>
-          <w:rFonts w:hint="eastAsia"/>
+          <w:color w:val="EE0000"/>
+        </w:rPr>
+        <w:t>：</w:t>
+      </w:r>
+      <w:r>
+        <w:rPr>
+          <w:rFonts w:hint="eastAsia"/>
+          <w:color w:val="EE0000"/>
+        </w:rPr>
+        <w:t>php</w:t>
+      </w:r>
+      <w:r>
+        <w:rPr>
+          <w:rFonts w:hint="eastAsia"/>
+          <w:color w:val="EE0000"/>
+        </w:rPr>
+        <w:t>連接</w:t>
+      </w:r>
+      <w:r>
+        <w:rPr>
+          <w:rFonts w:hint="eastAsia"/>
+          <w:color w:val="EE0000"/>
+        </w:rPr>
+        <w:t>mysql</w:t>
+      </w:r>
+      <w:r>
+        <w:rPr>
+          <w:rFonts w:hint="eastAsia"/>
+          <w:color w:val="EE0000"/>
+        </w:rPr>
+        <w:t>的套件工具</w:t>
+      </w:r>
+      <w:r>
+        <w:rPr>
+          <w:rFonts w:hint="eastAsia"/>
+          <w:color w:val="EE0000"/>
+        </w:rPr>
+        <w:t>)</w:t>
+      </w:r>
+    </w:p>
+    <w:p>
+      <w:pPr>
+        <w:widowControl/>
+        <w:rPr>
           <w:b/>
           <w:bCs/>
         </w:rPr>
+      </w:pPr>
+      <w:r>
+        <w:rPr>
+          <w:rFonts w:hint="eastAsia"/>
+          <w:b/>
+          <w:bCs/>
+        </w:rPr>
+        <w:t>測試</w:t>
+      </w:r>
+      <w:r>
+        <w:rPr>
+          <w:rFonts w:hint="eastAsia"/>
+          <w:b/>
+          <w:bCs/>
+        </w:rPr>
         <w:t>php</w:t>
       </w:r>
     </w:p>
@@ -4195,13 +4310,22 @@
     <w:p>
       <w:pPr>
         <w:widowControl/>
-        <w:rPr>
+      </w:pPr>
+    </w:p>
+    <w:p>
+      <w:pPr>
+        <w:widowControl/>
+        <w:rPr>
+          <w:b/>
+          <w:bCs/>
           <w:color w:val="EE0000"/>
         </w:rPr>
       </w:pPr>
       <w:r>
         <w:rPr>
           <w:rFonts w:hint="eastAsia"/>
+          <w:b/>
+          <w:bCs/>
           <w:color w:val="EE0000"/>
         </w:rPr>
         <w:t>進入此設定介面後，可用</w:t>
@@ -4209,6 +4333,8 @@
       <w:r>
         <w:rPr>
           <w:rFonts w:hint="eastAsia"/>
+          <w:b/>
+          <w:bCs/>
           <w:color w:val="EE0000"/>
         </w:rPr>
         <w:t xml:space="preserve">tab </w:t>
@@ -4216,6 +4342,8 @@
       <w:r>
         <w:rPr>
           <w:rFonts w:hint="eastAsia"/>
+          <w:b/>
+          <w:bCs/>
           <w:color w:val="EE0000"/>
         </w:rPr>
         <w:t>和</w:t>
@@ -4223,6 +4351,8 @@
       <w:r>
         <w:rPr>
           <w:rFonts w:hint="eastAsia"/>
+          <w:b/>
+          <w:bCs/>
           <w:color w:val="EE0000"/>
         </w:rPr>
         <w:t xml:space="preserve"> </w:t>
@@ -4230,6 +4360,8 @@
       <w:r>
         <w:rPr>
           <w:rFonts w:hint="eastAsia"/>
+          <w:b/>
+          <w:bCs/>
           <w:color w:val="EE0000"/>
         </w:rPr>
         <w:t>空白鍵來操定設定</w:t>
@@ -4528,6 +4660,7 @@
         <w:rPr>
           <w:noProof/>
         </w:rPr>
+        <w:lastRenderedPageBreak/>
         <w:drawing>
           <wp:inline distT="0" distB="0" distL="0" distR="0" wp14:anchorId="59C5A8F9" wp14:editId="3CCFE649">
             <wp:extent cx="5274310" cy="1560195"/>
@@ -4586,7 +4719,6 @@
           <w:szCs w:val="72"/>
           <w:highlight w:val="yellow"/>
         </w:rPr>
-        <w:lastRenderedPageBreak/>
         <w:t>注意要記得做這動作：</w:t>
       </w:r>
     </w:p>
@@ -4949,6 +5081,7 @@
         <w:rPr>
           <w:noProof/>
         </w:rPr>
+        <w:lastRenderedPageBreak/>
         <w:drawing>
           <wp:inline distT="0" distB="0" distL="0" distR="0" wp14:anchorId="067F21BE" wp14:editId="6F62460D">
             <wp:extent cx="4500867" cy="3609473"/>
@@ -5075,7 +5208,6 @@
         <w:rPr>
           <w:rFonts w:asciiTheme="majorEastAsia" w:eastAsiaTheme="majorEastAsia" w:hAnsiTheme="majorEastAsia"/>
         </w:rPr>
-        <w:lastRenderedPageBreak/>
         <w:t>$cfg['Servers'][$i]['auth_type'] = '</w:t>
       </w:r>
       <w:r>
@@ -5414,7 +5546,6 @@
         <w:rPr>
           <w:noProof/>
         </w:rPr>
-        <w:lastRenderedPageBreak/>
         <w:drawing>
           <wp:inline distT="0" distB="0" distL="0" distR="0" wp14:anchorId="277E68F2" wp14:editId="799F2250">
             <wp:extent cx="5274310" cy="1495425"/>
